--- a/插件详细手册/6.地图/地图设计-横版2D模仿.docx
+++ b/插件详细手册/6.地图/地图设计-横版2D模仿.docx
@@ -1,30 +1,34 @@
 
 <file path=word/document.xml><?xml version="1.0" encoding="utf-8"?>
-<w:document xmlns:wpc="http://schemas.microsoft.com/office/word/2010/wordprocessingCanvas" xmlns:cx="http://schemas.microsoft.com/office/drawing/2014/chartex" xmlns:cx1="http://schemas.microsoft.com/office/drawing/2015/9/8/chartex" xmlns:cx2="http://schemas.microsoft.com/office/drawing/2015/10/21/chartex" xmlns:cx3="http://schemas.microsoft.com/office/drawing/2016/5/9/chartex" xmlns:cx4="http://schemas.microsoft.com/office/drawing/2016/5/10/chartex" xmlns:cx5="http://schemas.microsoft.com/office/drawing/2016/5/11/chartex" xmlns:cx6="http://schemas.microsoft.com/office/drawing/2016/5/12/chartex" xmlns:cx7="http://schemas.microsoft.com/office/drawing/2016/5/13/chartex" xmlns:cx8="http://schemas.microsoft.com/office/drawing/2016/5/14/chartex" xmlns:mc="http://schemas.openxmlformats.org/markup-compatibility/2006" xmlns:aink="http://schemas.microsoft.com/office/drawing/2016/ink" xmlns:am3d="http://schemas.microsoft.com/office/drawing/2017/model3d" xmlns:o="urn:schemas-microsoft-com:office:office" xmlns:oel="http://schemas.microsoft.com/office/2019/extlst" xmlns:r="http://schemas.openxmlformats.org/officeDocument/2006/relationships" xmlns:m="http://schemas.openxmlformats.org/officeDocument/2006/math" xmlns:v="urn:schemas-microsoft-com:vml" xmlns:wp14="http://schemas.microsoft.com/office/word/2010/wordprocessingDrawing" xmlns:wp="http://schemas.openxmlformats.org/drawingml/2006/wordprocessingDrawing" xmlns:w10="urn:schemas-microsoft-com:office:word" xmlns:w="http://schemas.openxmlformats.org/wordprocessingml/2006/main" xmlns:w14="http://schemas.microsoft.com/office/word/2010/wordml" xmlns:w15="http://schemas.microsoft.com/office/word/2012/wordml" xmlns:w16cex="http://schemas.microsoft.com/office/word/2018/wordml/cex" xmlns:w16cid="http://schemas.microsoft.com/office/word/2016/wordml/cid" xmlns:w16="http://schemas.microsoft.com/office/word/2018/wordml" xmlns:w16du="http://schemas.microsoft.com/office/word/2023/wordml/word16du" xmlns:w16sdtdh="http://schemas.microsoft.com/office/word/2020/wordml/sdtdatahash" xmlns:w16se="http://schemas.microsoft.com/office/word/2015/wordml/symex" xmlns:wpg="http://schemas.microsoft.com/office/word/2010/wordprocessingGroup" xmlns:wpi="http://schemas.microsoft.com/office/word/2010/wordprocessingInk" xmlns:wne="http://schemas.microsoft.com/office/word/2006/wordml" xmlns:wps="http://schemas.microsoft.com/office/word/2010/wordprocessingShape" mc:Ignorable="w14 w15 w16se w16cid w16 w16cex w16sdtdh w16du wp14">
+<w:document xmlns:wpc="http://schemas.microsoft.com/office/word/2010/wordprocessingCanvas" xmlns:cx="http://schemas.microsoft.com/office/drawing/2014/chartex" xmlns:cx1="http://schemas.microsoft.com/office/drawing/2015/9/8/chartex" xmlns:cx2="http://schemas.microsoft.com/office/drawing/2015/10/21/chartex" xmlns:cx3="http://schemas.microsoft.com/office/drawing/2016/5/9/chartex" xmlns:cx4="http://schemas.microsoft.com/office/drawing/2016/5/10/chartex" xmlns:cx5="http://schemas.microsoft.com/office/drawing/2016/5/11/chartex" xmlns:cx6="http://schemas.microsoft.com/office/drawing/2016/5/12/chartex" xmlns:cx7="http://schemas.microsoft.com/office/drawing/2016/5/13/chartex" xmlns:cx8="http://schemas.microsoft.com/office/drawing/2016/5/14/chartex" xmlns:mc="http://schemas.openxmlformats.org/markup-compatibility/2006" xmlns:aink="http://schemas.microsoft.com/office/drawing/2016/ink" xmlns:am3d="http://schemas.microsoft.com/office/drawing/2017/model3d" xmlns:o="urn:schemas-microsoft-com:office:office" xmlns:oel="http://schemas.microsoft.com/office/2019/extlst" xmlns:r="http://schemas.openxmlformats.org/officeDocument/2006/relationships" xmlns:m="http://schemas.openxmlformats.org/officeDocument/2006/math" xmlns:v="urn:schemas-microsoft-com:vml" xmlns:wp14="http://schemas.microsoft.com/office/word/2010/wordprocessingDrawing" xmlns:wp="http://schemas.openxmlformats.org/drawingml/2006/wordprocessingDrawing" xmlns:w10="urn:schemas-microsoft-com:office:word" xmlns:w="http://schemas.openxmlformats.org/wordprocessingml/2006/main" xmlns:w14="http://schemas.microsoft.com/office/word/2010/wordml" xmlns:w15="http://schemas.microsoft.com/office/word/2012/wordml" xmlns:w16cex="http://schemas.microsoft.com/office/word/2018/wordml/cex" xmlns:w16cid="http://schemas.microsoft.com/office/word/2016/wordml/cid" xmlns:w16="http://schemas.microsoft.com/office/word/2018/wordml" xmlns:w16du="http://schemas.microsoft.com/office/word/2023/wordml/word16du" xmlns:w16sdtdh="http://schemas.microsoft.com/office/word/2020/wordml/sdtdatahash" xmlns:w16sdtfl="http://schemas.microsoft.com/office/word/2024/wordml/sdtformatlock" xmlns:w16se="http://schemas.microsoft.com/office/word/2015/wordml/symex" xmlns:wpg="http://schemas.microsoft.com/office/word/2010/wordprocessingGroup" xmlns:wpi="http://schemas.microsoft.com/office/word/2010/wordprocessingInk" xmlns:wne="http://schemas.microsoft.com/office/word/2006/wordml" xmlns:wps="http://schemas.microsoft.com/office/word/2010/wordprocessingShape" mc:Ignorable="w14 w15 w16se w16cid w16 w16cex w16sdtdh w16sdtfl w16du wp14">
   <w:body>
     <w:p>
       <w:pPr>
         <w:pStyle w:val="2"/>
-      </w:pPr>
-      <w:r>
         <w:rPr>
           <w:rFonts w:hint="eastAsia"/>
         </w:rPr>
+      </w:pPr>
+      <w:r>
+        <w:rPr>
+          <w:rFonts w:hint="eastAsia"/>
+        </w:rPr>
         <w:t>概述</w:t>
       </w:r>
     </w:p>
     <w:p>
       <w:pPr>
         <w:pStyle w:val="3"/>
-        <w:rPr>
-          <w:sz w:val="28"/>
-        </w:rPr>
-      </w:pPr>
-      <w:r>
         <w:rPr>
           <w:rFonts w:hint="eastAsia"/>
           <w:sz w:val="28"/>
         </w:rPr>
+      </w:pPr>
+      <w:r>
+        <w:rPr>
+          <w:rFonts w:hint="eastAsia"/>
+          <w:sz w:val="28"/>
+        </w:rPr>
         <w:t>地图简介</w:t>
       </w:r>
     </w:p>
@@ -77,7 +81,7 @@
         <w:widowControl/>
         <w:jc w:val="center"/>
         <w:rPr>
-          <w:rFonts w:ascii="宋体" w:eastAsia="宋体" w:hAnsi="宋体" w:cs="宋体"/>
+          <w:rFonts w:ascii="宋体" w:eastAsia="宋体" w:hAnsi="宋体" w:cs="宋体" w:hint="eastAsia"/>
           <w:kern w:val="0"/>
           <w:sz w:val="24"/>
           <w:szCs w:val="24"/>
@@ -92,8 +96,8 @@
           <w:szCs w:val="24"/>
         </w:rPr>
         <w:drawing>
-          <wp:inline distT="0" distB="0" distL="0" distR="0" wp14:anchorId="275F5DD4" wp14:editId="363C5CC8">
-            <wp:extent cx="3908322" cy="2276482"/>
+          <wp:inline distT="0" distB="0" distL="0" distR="0" wp14:anchorId="275F5DD4" wp14:editId="136A2F8C">
+            <wp:extent cx="3566160" cy="2077183"/>
             <wp:effectExtent l="0" t="0" r="0" b="0"/>
             <wp:docPr id="1949139839" name="图片 2"/>
             <wp:cNvGraphicFramePr>
@@ -124,7 +128,7 @@
                   <pic:spPr bwMode="auto">
                     <a:xfrm>
                       <a:off x="0" y="0"/>
-                      <a:ext cx="3920787" cy="2283742"/>
+                      <a:ext cx="3588725" cy="2090327"/>
                     </a:xfrm>
                     <a:prstGeom prst="rect">
                       <a:avLst/>
@@ -141,19 +145,427 @@
         </w:drawing>
       </w:r>
     </w:p>
-    <w:p>
-      <w:pPr>
-        <w:widowControl/>
-        <w:snapToGrid w:val="0"/>
+    <w:tbl>
+      <w:tblPr>
+        <w:tblStyle w:val="af"/>
+        <w:tblW w:w="0" w:type="auto"/>
+        <w:shd w:val="clear" w:color="auto" w:fill="DEEAF6" w:themeFill="accent1" w:themeFillTint="33"/>
+        <w:tblLook w:val="04A0" w:firstRow="1" w:lastRow="0" w:firstColumn="1" w:lastColumn="0" w:noHBand="0" w:noVBand="1"/>
+      </w:tblPr>
+      <w:tblGrid>
+        <w:gridCol w:w="8522"/>
+      </w:tblGrid>
+      <w:tr>
+        <w:tc>
+          <w:tcPr>
+            <w:tcW w:w="8522" w:type="dxa"/>
+            <w:shd w:val="clear" w:color="auto" w:fill="DEEAF6" w:themeFill="accent1" w:themeFillTint="33"/>
+          </w:tcPr>
+          <w:p>
+            <w:pPr>
+              <w:widowControl/>
+              <w:snapToGrid w:val="0"/>
+              <w:jc w:val="left"/>
+              <w:rPr>
+                <w:rFonts w:ascii="Tahoma" w:eastAsia="微软雅黑" w:hAnsi="Tahoma"/>
+                <w:kern w:val="0"/>
+                <w:sz w:val="22"/>
+              </w:rPr>
+            </w:pPr>
+            <w:r>
+              <w:rPr>
+                <w:rFonts w:ascii="Tahoma" w:eastAsia="微软雅黑" w:hAnsi="Tahoma" w:hint="eastAsia"/>
+                <w:kern w:val="0"/>
+                <w:sz w:val="22"/>
+              </w:rPr>
+              <w:t>示例</w:t>
+            </w:r>
+            <w:r>
+              <w:rPr>
+                <w:rFonts w:ascii="Tahoma" w:eastAsia="微软雅黑" w:hAnsi="Tahoma" w:hint="eastAsia"/>
+                <w:kern w:val="0"/>
+                <w:sz w:val="22"/>
+              </w:rPr>
+              <w:t>中的地图为“设计</w:t>
+            </w:r>
+            <w:r>
+              <w:rPr>
+                <w:rFonts w:ascii="Tahoma" w:eastAsia="微软雅黑" w:hAnsi="Tahoma" w:hint="eastAsia"/>
+                <w:kern w:val="0"/>
+                <w:sz w:val="22"/>
+              </w:rPr>
+              <w:t>-</w:t>
+            </w:r>
+            <w:r>
+              <w:rPr>
+                <w:rFonts w:ascii="Tahoma" w:eastAsia="微软雅黑" w:hAnsi="Tahoma" w:hint="eastAsia"/>
+                <w:kern w:val="0"/>
+                <w:sz w:val="22"/>
+              </w:rPr>
+              <w:t>横版</w:t>
+            </w:r>
+            <w:r>
+              <w:rPr>
+                <w:rFonts w:ascii="Tahoma" w:eastAsia="微软雅黑" w:hAnsi="Tahoma" w:hint="eastAsia"/>
+                <w:kern w:val="0"/>
+                <w:sz w:val="22"/>
+              </w:rPr>
+              <w:t>2D</w:t>
+            </w:r>
+            <w:r>
+              <w:rPr>
+                <w:rFonts w:ascii="Tahoma" w:eastAsia="微软雅黑" w:hAnsi="Tahoma" w:hint="eastAsia"/>
+                <w:kern w:val="0"/>
+                <w:sz w:val="22"/>
+              </w:rPr>
+              <w:t>模仿”</w:t>
+            </w:r>
+            <w:r>
+              <w:rPr>
+                <w:rFonts w:ascii="Tahoma" w:eastAsia="微软雅黑" w:hAnsi="Tahoma" w:hint="eastAsia"/>
+                <w:kern w:val="0"/>
+                <w:sz w:val="22"/>
+              </w:rPr>
+              <w:t>，</w:t>
+            </w:r>
+            <w:r>
+              <w:rPr>
+                <w:rFonts w:ascii="Tahoma" w:eastAsia="微软雅黑" w:hAnsi="Tahoma" w:hint="eastAsia"/>
+                <w:kern w:val="0"/>
+                <w:sz w:val="22"/>
+              </w:rPr>
+              <w:t>你</w:t>
+            </w:r>
+            <w:r>
+              <w:rPr>
+                <w:rFonts w:ascii="Tahoma" w:eastAsia="微软雅黑" w:hAnsi="Tahoma" w:hint="eastAsia"/>
+                <w:kern w:val="0"/>
+                <w:sz w:val="22"/>
+              </w:rPr>
+              <w:t>可以</w:t>
+            </w:r>
+            <w:r>
+              <w:rPr>
+                <w:rFonts w:ascii="Tahoma" w:eastAsia="微软雅黑" w:hAnsi="Tahoma" w:hint="eastAsia"/>
+                <w:kern w:val="0"/>
+                <w:sz w:val="22"/>
+              </w:rPr>
+              <w:t>设置</w:t>
+            </w:r>
+            <w:r>
+              <w:rPr>
+                <w:rFonts w:ascii="Tahoma" w:eastAsia="微软雅黑" w:hAnsi="Tahoma" w:hint="eastAsia"/>
+                <w:kern w:val="0"/>
+                <w:sz w:val="22"/>
+              </w:rPr>
+              <w:t xml:space="preserve"> </w:t>
+            </w:r>
+            <w:r>
+              <w:rPr>
+                <w:rFonts w:ascii="Tahoma" w:eastAsia="微软雅黑" w:hAnsi="Tahoma" w:hint="eastAsia"/>
+                <w:kern w:val="0"/>
+                <w:sz w:val="22"/>
+              </w:rPr>
+              <w:t>玩家起始位置</w:t>
+            </w:r>
+            <w:r>
+              <w:rPr>
+                <w:rFonts w:ascii="Tahoma" w:eastAsia="微软雅黑" w:hAnsi="Tahoma" w:hint="eastAsia"/>
+                <w:kern w:val="0"/>
+                <w:sz w:val="22"/>
+              </w:rPr>
+              <w:t xml:space="preserve"> </w:t>
+            </w:r>
+            <w:r>
+              <w:rPr>
+                <w:rFonts w:ascii="Tahoma" w:eastAsia="微软雅黑" w:hAnsi="Tahoma" w:hint="eastAsia"/>
+                <w:kern w:val="0"/>
+                <w:sz w:val="22"/>
+              </w:rPr>
+              <w:t>在该地图。</w:t>
+            </w:r>
+          </w:p>
+          <w:p>
+            <w:pPr>
+              <w:widowControl/>
+              <w:snapToGrid w:val="0"/>
+              <w:jc w:val="left"/>
+              <w:rPr>
+                <w:rFonts w:ascii="Tahoma" w:eastAsia="微软雅黑" w:hAnsi="Tahoma"/>
+                <w:kern w:val="0"/>
+                <w:sz w:val="22"/>
+              </w:rPr>
+            </w:pPr>
+            <w:r>
+              <w:rPr>
+                <w:rFonts w:ascii="Tahoma" w:eastAsia="微软雅黑" w:hAnsi="Tahoma" w:hint="eastAsia"/>
+                <w:kern w:val="0"/>
+                <w:sz w:val="22"/>
+              </w:rPr>
+              <w:t>但注意，起始位置必须与右图的</w:t>
+            </w:r>
+            <w:r>
+              <w:rPr>
+                <w:rFonts w:ascii="Tahoma" w:eastAsia="微软雅黑" w:hAnsi="Tahoma" w:hint="eastAsia"/>
+                <w:kern w:val="0"/>
+                <w:sz w:val="22"/>
+              </w:rPr>
+              <w:t xml:space="preserve"> </w:t>
+            </w:r>
+            <w:r>
+              <w:rPr>
+                <w:rFonts w:ascii="Tahoma" w:eastAsia="微软雅黑" w:hAnsi="Tahoma" w:hint="eastAsia"/>
+                <w:kern w:val="0"/>
+                <w:sz w:val="22"/>
+              </w:rPr>
+              <w:t>小爱丽丝、</w:t>
+            </w:r>
+            <w:r>
+              <w:rPr>
+                <w:rFonts w:ascii="Tahoma" w:eastAsia="微软雅黑" w:hAnsi="Tahoma" w:hint="eastAsia"/>
+                <w:kern w:val="0"/>
+                <w:sz w:val="22"/>
+              </w:rPr>
+              <w:t>@</w:t>
+            </w:r>
+            <w:r>
+              <w:rPr>
+                <w:rFonts w:ascii="Tahoma" w:eastAsia="微软雅黑" w:hAnsi="Tahoma" w:hint="eastAsia"/>
+                <w:kern w:val="0"/>
+                <w:sz w:val="22"/>
+              </w:rPr>
+              <w:t>、门</w:t>
+            </w:r>
+            <w:r>
+              <w:rPr>
+                <w:rFonts w:ascii="Tahoma" w:eastAsia="微软雅黑" w:hAnsi="Tahoma" w:hint="eastAsia"/>
+                <w:kern w:val="0"/>
+                <w:sz w:val="22"/>
+              </w:rPr>
+              <w:t xml:space="preserve"> </w:t>
+            </w:r>
+            <w:r>
+              <w:rPr>
+                <w:rFonts w:ascii="Tahoma" w:eastAsia="微软雅黑" w:hAnsi="Tahoma" w:hint="eastAsia"/>
+                <w:kern w:val="0"/>
+                <w:sz w:val="22"/>
+              </w:rPr>
+              <w:t>在一个水平线上</w:t>
+            </w:r>
+            <w:r>
+              <w:rPr>
+                <w:rFonts w:ascii="Tahoma" w:eastAsia="微软雅黑" w:hAnsi="Tahoma" w:hint="eastAsia"/>
+                <w:kern w:val="0"/>
+                <w:sz w:val="22"/>
+              </w:rPr>
+              <w:t>。</w:t>
+            </w:r>
+          </w:p>
+          <w:p>
+            <w:pPr>
+              <w:widowControl/>
+              <w:snapToGrid w:val="0"/>
+              <w:jc w:val="center"/>
+              <w:rPr>
+                <w:rFonts w:ascii="Tahoma" w:eastAsia="微软雅黑" w:hAnsi="Tahoma"/>
+                <w:kern w:val="0"/>
+                <w:sz w:val="22"/>
+              </w:rPr>
+            </w:pPr>
+            <w:r>
+              <w:rPr>
+                <w:rFonts w:hint="eastAsia"/>
+                <w:noProof/>
+              </w:rPr>
+              <w:drawing>
+                <wp:inline distT="0" distB="0" distL="0" distR="0" wp14:anchorId="380A60A8" wp14:editId="107D2255">
+                  <wp:extent cx="2072640" cy="851147"/>
+                  <wp:effectExtent l="0" t="0" r="3810" b="6350"/>
+                  <wp:docPr id="1331625808" name="图片 1"/>
+                  <wp:cNvGraphicFramePr>
+                    <a:graphicFrameLocks xmlns:a="http://schemas.openxmlformats.org/drawingml/2006/main" noChangeAspect="1"/>
+                  </wp:cNvGraphicFramePr>
+                  <a:graphic xmlns:a="http://schemas.openxmlformats.org/drawingml/2006/main">
+                    <a:graphicData uri="http://schemas.openxmlformats.org/drawingml/2006/picture">
+                      <pic:pic xmlns:pic="http://schemas.openxmlformats.org/drawingml/2006/picture">
+                        <pic:nvPicPr>
+                          <pic:cNvPr id="0" name="Picture 1"/>
+                          <pic:cNvPicPr>
+                            <a:picLocks noChangeAspect="1" noChangeArrowheads="1"/>
+                          </pic:cNvPicPr>
+                        </pic:nvPicPr>
+                        <pic:blipFill>
+                          <a:blip r:embed="rId8">
+                            <a:extLst>
+                              <a:ext uri="{28A0092B-C50C-407E-A947-70E740481C1C}">
+                                <a14:useLocalDpi xmlns:a14="http://schemas.microsoft.com/office/drawing/2010/main" val="0"/>
+                              </a:ext>
+                            </a:extLst>
+                          </a:blip>
+                          <a:srcRect/>
+                          <a:stretch>
+                            <a:fillRect/>
+                          </a:stretch>
+                        </pic:blipFill>
+                        <pic:spPr bwMode="auto">
+                          <a:xfrm>
+                            <a:off x="0" y="0"/>
+                            <a:ext cx="2088789" cy="857779"/>
+                          </a:xfrm>
+                          <a:prstGeom prst="rect">
+                            <a:avLst/>
+                          </a:prstGeom>
+                          <a:noFill/>
+                          <a:ln>
+                            <a:noFill/>
+                          </a:ln>
+                        </pic:spPr>
+                      </pic:pic>
+                    </a:graphicData>
+                  </a:graphic>
+                </wp:inline>
+              </w:drawing>
+            </w:r>
+            <w:r>
+              <w:rPr>
+                <w:rFonts w:ascii="Tahoma" w:eastAsia="微软雅黑" w:hAnsi="Tahoma" w:hint="eastAsia"/>
+                <w:kern w:val="0"/>
+                <w:sz w:val="22"/>
+              </w:rPr>
+              <w:t xml:space="preserve"> </w:t>
+            </w:r>
+            <w:r>
+              <w:rPr>
+                <w:rFonts w:hint="eastAsia"/>
+                <w:noProof/>
+              </w:rPr>
+              <w:drawing>
+                <wp:inline distT="0" distB="0" distL="0" distR="0" wp14:anchorId="3B78C7DD" wp14:editId="40A91154">
+                  <wp:extent cx="1601470" cy="853757"/>
+                  <wp:effectExtent l="0" t="0" r="0" b="3810"/>
+                  <wp:docPr id="1087066041" name="图片 2"/>
+                  <wp:cNvGraphicFramePr>
+                    <a:graphicFrameLocks xmlns:a="http://schemas.openxmlformats.org/drawingml/2006/main" noChangeAspect="1"/>
+                  </wp:cNvGraphicFramePr>
+                  <a:graphic xmlns:a="http://schemas.openxmlformats.org/drawingml/2006/main">
+                    <a:graphicData uri="http://schemas.openxmlformats.org/drawingml/2006/picture">
+                      <pic:pic xmlns:pic="http://schemas.openxmlformats.org/drawingml/2006/picture">
+                        <pic:nvPicPr>
+                          <pic:cNvPr id="0" name="Picture 3"/>
+                          <pic:cNvPicPr>
+                            <a:picLocks noChangeAspect="1" noChangeArrowheads="1"/>
+                          </pic:cNvPicPr>
+                        </pic:nvPicPr>
+                        <pic:blipFill>
+                          <a:blip r:embed="rId9" cstate="print">
+                            <a:extLst>
+                              <a:ext uri="{28A0092B-C50C-407E-A947-70E740481C1C}">
+                                <a14:useLocalDpi xmlns:a14="http://schemas.microsoft.com/office/drawing/2010/main" val="0"/>
+                              </a:ext>
+                            </a:extLst>
+                          </a:blip>
+                          <a:srcRect/>
+                          <a:stretch>
+                            <a:fillRect/>
+                          </a:stretch>
+                        </pic:blipFill>
+                        <pic:spPr bwMode="auto">
+                          <a:xfrm>
+                            <a:off x="0" y="0"/>
+                            <a:ext cx="1614756" cy="860840"/>
+                          </a:xfrm>
+                          <a:prstGeom prst="rect">
+                            <a:avLst/>
+                          </a:prstGeom>
+                          <a:noFill/>
+                          <a:ln>
+                            <a:noFill/>
+                          </a:ln>
+                        </pic:spPr>
+                      </pic:pic>
+                    </a:graphicData>
+                  </a:graphic>
+                </wp:inline>
+              </w:drawing>
+            </w:r>
+          </w:p>
+        </w:tc>
+      </w:tr>
+    </w:tbl>
+    <w:p>
+      <w:pPr>
+        <w:widowControl/>
+        <w:snapToGrid w:val="0"/>
+        <w:spacing w:before="120"/>
         <w:jc w:val="left"/>
         <w:rPr>
           <w:rFonts w:ascii="Tahoma" w:eastAsia="微软雅黑" w:hAnsi="Tahoma"/>
+          <w:kern w:val="0"/>
+          <w:sz w:val="22"/>
+        </w:rPr>
+      </w:pPr>
+      <w:r>
+        <w:rPr>
+          <w:rFonts w:ascii="Tahoma" w:eastAsia="微软雅黑" w:hAnsi="Tahoma" w:hint="eastAsia"/>
+          <w:kern w:val="0"/>
+          <w:sz w:val="22"/>
+        </w:rPr>
+        <w:t>注意，该文档只详细说明</w:t>
+      </w:r>
+      <w:r>
+        <w:rPr>
+          <w:rFonts w:ascii="Tahoma" w:eastAsia="微软雅黑" w:hAnsi="Tahoma" w:hint="eastAsia"/>
+          <w:kern w:val="0"/>
+          <w:sz w:val="22"/>
+        </w:rPr>
+        <w:t xml:space="preserve"> </w:t>
+      </w:r>
+      <w:r>
+        <w:rPr>
+          <w:rFonts w:ascii="Tahoma" w:eastAsia="微软雅黑" w:hAnsi="Tahoma" w:hint="eastAsia"/>
+          <w:kern w:val="0"/>
+          <w:sz w:val="22"/>
+        </w:rPr>
+        <w:t>整体设计思路。</w:t>
+      </w:r>
+    </w:p>
+    <w:p>
+      <w:pPr>
+        <w:widowControl/>
+        <w:snapToGrid w:val="0"/>
+        <w:jc w:val="left"/>
+        <w:rPr>
+          <w:rFonts w:ascii="Tahoma" w:eastAsia="微软雅黑" w:hAnsi="Tahoma"/>
+          <w:kern w:val="0"/>
+          <w:sz w:val="22"/>
+        </w:rPr>
+      </w:pPr>
+      <w:r>
+        <w:rPr>
+          <w:rFonts w:ascii="Tahoma" w:eastAsia="微软雅黑" w:hAnsi="Tahoma" w:hint="eastAsia"/>
+          <w:kern w:val="0"/>
+          <w:sz w:val="22"/>
+        </w:rPr>
+        <w:t>地图图像和地图音乐</w:t>
+      </w:r>
+      <w:r>
+        <w:rPr>
+          <w:rFonts w:ascii="Tahoma" w:eastAsia="微软雅黑" w:hAnsi="Tahoma" w:hint="eastAsia"/>
+          <w:kern w:val="0"/>
+          <w:sz w:val="22"/>
+        </w:rPr>
+        <w:t>是</w:t>
+      </w:r>
+      <w:r>
+        <w:rPr>
+          <w:rFonts w:ascii="Tahoma" w:eastAsia="微软雅黑" w:hAnsi="Tahoma" w:hint="eastAsia"/>
           <w:b/>
           <w:bCs/>
           <w:kern w:val="0"/>
           <w:sz w:val="22"/>
         </w:rPr>
-      </w:pPr>
+        <w:t>ai</w:t>
+      </w:r>
       <w:r>
         <w:rPr>
           <w:rFonts w:ascii="Tahoma" w:eastAsia="微软雅黑" w:hAnsi="Tahoma" w:hint="eastAsia"/>
@@ -162,73 +574,39 @@
           <w:kern w:val="0"/>
           <w:sz w:val="22"/>
         </w:rPr>
-        <w:t>注意，该文档</w:t>
-      </w:r>
-      <w:r>
-        <w:rPr>
-          <w:rFonts w:ascii="Tahoma" w:eastAsia="微软雅黑" w:hAnsi="Tahoma" w:hint="eastAsia"/>
-          <w:b/>
-          <w:bCs/>
-          <w:kern w:val="0"/>
-          <w:sz w:val="22"/>
-        </w:rPr>
-        <w:t>只</w:t>
-      </w:r>
-      <w:r>
-        <w:rPr>
-          <w:rFonts w:ascii="Tahoma" w:eastAsia="微软雅黑" w:hAnsi="Tahoma" w:hint="eastAsia"/>
-          <w:b/>
-          <w:bCs/>
-          <w:kern w:val="0"/>
-          <w:sz w:val="22"/>
-        </w:rPr>
-        <w:t>详细说明</w:t>
-      </w:r>
-      <w:r>
-        <w:rPr>
-          <w:rFonts w:ascii="Tahoma" w:eastAsia="微软雅黑" w:hAnsi="Tahoma" w:hint="eastAsia"/>
-          <w:b/>
-          <w:bCs/>
-          <w:kern w:val="0"/>
-          <w:sz w:val="22"/>
-        </w:rPr>
-        <w:t xml:space="preserve"> </w:t>
-      </w:r>
-      <w:r>
-        <w:rPr>
-          <w:rFonts w:ascii="Tahoma" w:eastAsia="微软雅黑" w:hAnsi="Tahoma" w:hint="eastAsia"/>
-          <w:b/>
-          <w:bCs/>
-          <w:kern w:val="0"/>
-          <w:sz w:val="22"/>
-        </w:rPr>
-        <w:t>整体</w:t>
-      </w:r>
-      <w:r>
-        <w:rPr>
-          <w:rFonts w:ascii="Tahoma" w:eastAsia="微软雅黑" w:hAnsi="Tahoma" w:hint="eastAsia"/>
-          <w:b/>
-          <w:bCs/>
-          <w:kern w:val="0"/>
-          <w:sz w:val="22"/>
-        </w:rPr>
-        <w:t>设计</w:t>
-      </w:r>
-      <w:r>
-        <w:rPr>
-          <w:rFonts w:ascii="Tahoma" w:eastAsia="微软雅黑" w:hAnsi="Tahoma" w:hint="eastAsia"/>
-          <w:b/>
-          <w:bCs/>
-          <w:kern w:val="0"/>
-          <w:sz w:val="22"/>
-        </w:rPr>
-        <w:t>思路</w:t>
-      </w:r>
-      <w:r>
-        <w:rPr>
-          <w:rFonts w:ascii="Tahoma" w:eastAsia="微软雅黑" w:hAnsi="Tahoma" w:hint="eastAsia"/>
-          <w:b/>
-          <w:bCs/>
+        <w:t>提供</w:t>
+      </w:r>
+      <w:r>
+        <w:rPr>
+          <w:rFonts w:ascii="Tahoma" w:eastAsia="微软雅黑" w:hAnsi="Tahoma" w:hint="eastAsia"/>
+          <w:kern w:val="0"/>
+          <w:sz w:val="22"/>
+        </w:rPr>
+        <w:t>的，作者我进行了较小的剪切和微调。</w:t>
+      </w:r>
+    </w:p>
+    <w:p>
+      <w:pPr>
+        <w:widowControl/>
+        <w:snapToGrid w:val="0"/>
+        <w:jc w:val="left"/>
+        <w:rPr>
+          <w:rFonts w:ascii="Tahoma" w:eastAsia="微软雅黑" w:hAnsi="Tahoma"/>
+          <w:kern w:val="0"/>
+          <w:sz w:val="22"/>
+        </w:rPr>
+      </w:pPr>
+      <w:r>
+        <w:rPr>
+          <w:rFonts w:ascii="Tahoma" w:eastAsia="微软雅黑" w:hAnsi="Tahoma" w:hint="eastAsia"/>
+          <w:kern w:val="0"/>
+          <w:sz w:val="22"/>
+        </w:rPr>
+        <w:t>但是我还是要放下面这个图</w:t>
+      </w:r>
+      <w:r>
+        <w:rPr>
+          <w:rFonts w:ascii="Tahoma" w:eastAsia="微软雅黑" w:hAnsi="Tahoma" w:hint="eastAsia"/>
           <w:kern w:val="0"/>
           <w:sz w:val="22"/>
         </w:rPr>
@@ -237,102 +615,20 @@
     </w:p>
     <w:p>
       <w:pPr>
-        <w:widowControl/>
-        <w:snapToGrid w:val="0"/>
-        <w:jc w:val="left"/>
-        <w:rPr>
-          <w:rFonts w:ascii="Tahoma" w:eastAsia="微软雅黑" w:hAnsi="Tahoma"/>
-          <w:b/>
-          <w:bCs/>
-          <w:kern w:val="0"/>
-          <w:sz w:val="22"/>
-        </w:rPr>
-      </w:pPr>
-      <w:r>
-        <w:rPr>
-          <w:rFonts w:ascii="Tahoma" w:eastAsia="微软雅黑" w:hAnsi="Tahoma" w:hint="eastAsia"/>
-          <w:b/>
-          <w:bCs/>
-          <w:kern w:val="0"/>
-          <w:sz w:val="22"/>
-        </w:rPr>
-        <w:t>地图图像和地图音乐</w:t>
-      </w:r>
-      <w:r>
-        <w:rPr>
-          <w:rFonts w:ascii="Tahoma" w:eastAsia="微软雅黑" w:hAnsi="Tahoma" w:hint="eastAsia"/>
-          <w:b/>
-          <w:bCs/>
-          <w:kern w:val="0"/>
-          <w:sz w:val="22"/>
-        </w:rPr>
-        <w:t>是</w:t>
-      </w:r>
-      <w:r>
-        <w:rPr>
-          <w:rFonts w:ascii="Tahoma" w:eastAsia="微软雅黑" w:hAnsi="Tahoma" w:hint="eastAsia"/>
-          <w:b/>
-          <w:bCs/>
-          <w:kern w:val="0"/>
-          <w:sz w:val="22"/>
-        </w:rPr>
-        <w:t>ai</w:t>
-      </w:r>
-      <w:r>
-        <w:rPr>
-          <w:rFonts w:ascii="Tahoma" w:eastAsia="微软雅黑" w:hAnsi="Tahoma" w:hint="eastAsia"/>
-          <w:b/>
-          <w:bCs/>
-          <w:kern w:val="0"/>
-          <w:sz w:val="22"/>
-        </w:rPr>
-        <w:t>提供的，作者我进行了较小的剪切和微调。</w:t>
-      </w:r>
-    </w:p>
-    <w:p>
-      <w:pPr>
-        <w:widowControl/>
-        <w:snapToGrid w:val="0"/>
-        <w:jc w:val="left"/>
-        <w:rPr>
-          <w:rFonts w:ascii="Tahoma" w:eastAsia="微软雅黑" w:hAnsi="Tahoma"/>
-          <w:b/>
-          <w:bCs/>
-          <w:kern w:val="0"/>
-          <w:sz w:val="22"/>
-        </w:rPr>
-      </w:pPr>
-      <w:r>
-        <w:rPr>
-          <w:rFonts w:ascii="Tahoma" w:eastAsia="微软雅黑" w:hAnsi="Tahoma" w:hint="eastAsia"/>
-          <w:b/>
-          <w:bCs/>
-          <w:kern w:val="0"/>
-          <w:sz w:val="22"/>
-        </w:rPr>
-        <w:t>但是我还是要放下面这个图</w:t>
-      </w:r>
-      <w:r>
-        <w:rPr>
-          <w:rFonts w:ascii="Tahoma" w:eastAsia="微软雅黑" w:hAnsi="Tahoma" w:hint="eastAsia"/>
-          <w:b/>
-          <w:bCs/>
-          <w:kern w:val="0"/>
-          <w:sz w:val="22"/>
-        </w:rPr>
-        <w:t>。</w:t>
-      </w:r>
-    </w:p>
-    <w:p>
+        <w:jc w:val="center"/>
+        <w:rPr>
+          <w:rFonts w:hint="eastAsia"/>
+        </w:rPr>
+      </w:pPr>
       <w:r>
         <w:rPr>
           <w:noProof/>
         </w:rPr>
         <w:drawing>
-          <wp:inline distT="0" distB="0" distL="0" distR="0" wp14:anchorId="07668F8B" wp14:editId="4D2157CF">
-            <wp:extent cx="5274310" cy="2637155"/>
+          <wp:inline distT="0" distB="0" distL="0" distR="0" wp14:anchorId="669439BD" wp14:editId="2A253783">
+            <wp:extent cx="5274310" cy="2635250"/>
             <wp:effectExtent l="0" t="0" r="2540" b="0"/>
-            <wp:docPr id="2058032934" name="图片 1"/>
+            <wp:docPr id="73129369" name="图片 1"/>
             <wp:cNvGraphicFramePr>
               <a:graphicFrameLocks xmlns:a="http://schemas.openxmlformats.org/drawingml/2006/main" noChangeAspect="1"/>
             </wp:cNvGraphicFramePr>
@@ -346,7 +642,7 @@
                     </pic:cNvPicPr>
                   </pic:nvPicPr>
                   <pic:blipFill>
-                    <a:blip r:embed="rId8">
+                    <a:blip r:embed="rId10">
                       <a:extLst>
                         <a:ext uri="{28A0092B-C50C-407E-A947-70E740481C1C}">
                           <a14:useLocalDpi xmlns:a14="http://schemas.microsoft.com/office/drawing/2010/main" val="0"/>
@@ -361,7 +657,7 @@
                   <pic:spPr bwMode="auto">
                     <a:xfrm>
                       <a:off x="0" y="0"/>
-                      <a:ext cx="5274310" cy="2637155"/>
+                      <a:ext cx="5274310" cy="2635250"/>
                     </a:xfrm>
                     <a:prstGeom prst="rect">
                       <a:avLst/>
@@ -383,7 +679,7 @@
         <w:widowControl/>
         <w:jc w:val="left"/>
         <w:rPr>
-          <w:rFonts w:ascii="宋体" w:eastAsia="宋体" w:hAnsi="宋体" w:cs="宋体"/>
+          <w:rFonts w:ascii="宋体" w:eastAsia="宋体" w:hAnsi="宋体" w:cs="宋体" w:hint="eastAsia"/>
           <w:kern w:val="0"/>
           <w:sz w:val="24"/>
           <w:szCs w:val="24"/>
@@ -392,37 +688,17 @@
     </w:p>
     <w:p>
       <w:pPr>
-        <w:widowControl/>
-        <w:jc w:val="left"/>
-        <w:rPr>
-          <w:rFonts w:ascii="宋体" w:eastAsia="宋体" w:hAnsi="宋体" w:cs="宋体"/>
-          <w:kern w:val="0"/>
-          <w:sz w:val="24"/>
-          <w:szCs w:val="24"/>
-        </w:rPr>
-      </w:pPr>
-      <w:r>
-        <w:rPr>
-          <w:rFonts w:ascii="宋体" w:eastAsia="宋体" w:hAnsi="宋体" w:cs="宋体"/>
-          <w:kern w:val="0"/>
-          <w:sz w:val="24"/>
-          <w:szCs w:val="24"/>
-        </w:rPr>
-        <w:br w:type="page"/>
-      </w:r>
-    </w:p>
-    <w:p>
-      <w:pPr>
         <w:pStyle w:val="3"/>
-        <w:rPr>
-          <w:sz w:val="28"/>
-        </w:rPr>
-      </w:pPr>
-      <w:r>
         <w:rPr>
           <w:rFonts w:hint="eastAsia"/>
           <w:sz w:val="28"/>
         </w:rPr>
+      </w:pPr>
+      <w:r>
+        <w:rPr>
+          <w:rFonts w:hint="eastAsia"/>
+          <w:sz w:val="28"/>
+        </w:rPr>
         <w:lastRenderedPageBreak/>
         <w:t>基础插件</w:t>
       </w:r>
@@ -454,7 +730,7 @@
         <w:widowControl/>
         <w:jc w:val="left"/>
         <w:rPr>
-          <w:rFonts w:ascii="宋体" w:eastAsia="宋体" w:hAnsi="宋体" w:cs="宋体"/>
+          <w:rFonts w:ascii="宋体" w:eastAsia="宋体" w:hAnsi="宋体" w:cs="宋体" w:hint="eastAsia"/>
           <w:kern w:val="0"/>
           <w:sz w:val="24"/>
           <w:szCs w:val="24"/>
@@ -486,7 +762,7 @@
                     </pic:cNvPicPr>
                   </pic:nvPicPr>
                   <pic:blipFill>
-                    <a:blip r:embed="rId9">
+                    <a:blip r:embed="rId11">
                       <a:extLst>
                         <a:ext uri="{28A0092B-C50C-407E-A947-70E740481C1C}">
                           <a14:useLocalDpi xmlns:a14="http://schemas.microsoft.com/office/drawing/2010/main" val="0"/>
@@ -523,7 +799,7 @@
         <w:widowControl/>
         <w:jc w:val="left"/>
         <w:rPr>
-          <w:rFonts w:ascii="宋体" w:eastAsia="宋体" w:hAnsi="宋体" w:cs="宋体"/>
+          <w:rFonts w:ascii="宋体" w:eastAsia="宋体" w:hAnsi="宋体" w:cs="宋体" w:hint="eastAsia"/>
           <w:kern w:val="0"/>
           <w:sz w:val="24"/>
           <w:szCs w:val="24"/>
@@ -535,7 +811,7 @@
         <w:widowControl/>
         <w:jc w:val="left"/>
         <w:rPr>
-          <w:rFonts w:ascii="宋体" w:eastAsia="宋体" w:hAnsi="宋体" w:cs="宋体"/>
+          <w:rFonts w:ascii="宋体" w:eastAsia="宋体" w:hAnsi="宋体" w:cs="宋体" w:hint="eastAsia"/>
           <w:kern w:val="0"/>
           <w:sz w:val="24"/>
           <w:szCs w:val="24"/>
@@ -555,14 +831,15 @@
       <w:pPr>
         <w:pStyle w:val="3"/>
         <w:rPr>
-          <w:sz w:val="28"/>
-        </w:rPr>
-      </w:pPr>
-      <w:r>
-        <w:rPr>
           <w:rFonts w:hint="eastAsia"/>
           <w:sz w:val="28"/>
         </w:rPr>
+      </w:pPr>
+      <w:r>
+        <w:rPr>
+          <w:rFonts w:hint="eastAsia"/>
+          <w:sz w:val="28"/>
+        </w:rPr>
         <w:lastRenderedPageBreak/>
         <w:t>基础</w:t>
       </w:r>
@@ -723,19 +1000,8 @@
           <w:kern w:val="0"/>
           <w:sz w:val="22"/>
         </w:rPr>
-        <w:t>层级与</w:t>
-      </w:r>
-      <w:proofErr w:type="gramStart"/>
-      <w:r>
-        <w:rPr>
-          <w:rFonts w:ascii="Tahoma" w:eastAsia="微软雅黑" w:hAnsi="Tahoma" w:hint="eastAsia"/>
-          <w:color w:val="0070C0"/>
-          <w:kern w:val="0"/>
-          <w:sz w:val="22"/>
-        </w:rPr>
-        <w:t>堆叠级</w:t>
-      </w:r>
-      <w:proofErr w:type="gramEnd"/>
+        <w:t>层级与堆叠级</w:t>
+      </w:r>
       <w:r>
         <w:rPr>
           <w:rFonts w:ascii="Tahoma" w:eastAsia="微软雅黑" w:hAnsi="Tahoma" w:hint="eastAsia"/>
@@ -780,7 +1046,7 @@
                     </pic:cNvPicPr>
                   </pic:nvPicPr>
                   <pic:blipFill>
-                    <a:blip r:embed="rId10">
+                    <a:blip r:embed="rId12">
                       <a:extLst>
                         <a:ext uri="{28A0092B-C50C-407E-A947-70E740481C1C}">
                           <a14:useLocalDpi xmlns:a14="http://schemas.microsoft.com/office/drawing/2010/main" val="0"/>
@@ -956,7 +1222,7 @@
                     </pic:cNvPicPr>
                   </pic:nvPicPr>
                   <pic:blipFill>
-                    <a:blip r:embed="rId11">
+                    <a:blip r:embed="rId13">
                       <a:extLst>
                         <a:ext uri="{28A0092B-C50C-407E-A947-70E740481C1C}">
                           <a14:useLocalDpi xmlns:a14="http://schemas.microsoft.com/office/drawing/2010/main" val="0"/>
@@ -1025,7 +1291,7 @@
                     </pic:cNvPicPr>
                   </pic:nvPicPr>
                   <pic:blipFill>
-                    <a:blip r:embed="rId12">
+                    <a:blip r:embed="rId14">
                       <a:extLst>
                         <a:ext uri="{28A0092B-C50C-407E-A947-70E740481C1C}">
                           <a14:useLocalDpi xmlns:a14="http://schemas.microsoft.com/office/drawing/2010/main" val="0"/>
@@ -1062,7 +1328,7 @@
         <w:widowControl/>
         <w:jc w:val="left"/>
         <w:rPr>
-          <w:rFonts w:ascii="宋体" w:eastAsia="宋体" w:hAnsi="宋体" w:cs="宋体"/>
+          <w:rFonts w:ascii="宋体" w:eastAsia="宋体" w:hAnsi="宋体" w:cs="宋体" w:hint="eastAsia"/>
           <w:kern w:val="0"/>
           <w:sz w:val="24"/>
           <w:szCs w:val="24"/>
@@ -1114,7 +1380,6 @@
         </w:rPr>
         <w:t>）</w:t>
       </w:r>
-      <w:proofErr w:type="gramStart"/>
       <w:r>
         <w:rPr>
           <w:rFonts w:ascii="Tahoma" w:eastAsia="微软雅黑" w:hAnsi="Tahoma" w:hint="eastAsia"/>
@@ -1133,9 +1398,8 @@
           <w:kern w:val="0"/>
           <w:sz w:val="22"/>
         </w:rPr>
-        <w:t>与</w:t>
-      </w:r>
-      <w:proofErr w:type="gramEnd"/>
+        <w:t>与可通行</w:t>
+      </w:r>
       <w:r>
         <w:rPr>
           <w:rFonts w:ascii="Tahoma" w:eastAsia="微软雅黑" w:hAnsi="Tahoma" w:hint="eastAsia"/>
@@ -1144,16 +1408,6 @@
           <w:kern w:val="0"/>
           <w:sz w:val="22"/>
         </w:rPr>
-        <w:t>可通行</w:t>
-      </w:r>
-      <w:r>
-        <w:rPr>
-          <w:rFonts w:ascii="Tahoma" w:eastAsia="微软雅黑" w:hAnsi="Tahoma" w:hint="eastAsia"/>
-          <w:b/>
-          <w:bCs/>
-          <w:kern w:val="0"/>
-          <w:sz w:val="22"/>
-        </w:rPr>
         <w:t>设计</w:t>
       </w:r>
     </w:p>
@@ -1169,23 +1423,13 @@
           <w:sz w:val="22"/>
         </w:rPr>
       </w:pPr>
-      <w:proofErr w:type="gramStart"/>
-      <w:r>
-        <w:rPr>
-          <w:rFonts w:ascii="Tahoma" w:eastAsia="微软雅黑" w:hAnsi="Tahoma" w:hint="eastAsia"/>
-          <w:kern w:val="0"/>
-          <w:sz w:val="22"/>
-        </w:rPr>
-        <w:t>图块在</w:t>
-      </w:r>
-      <w:proofErr w:type="gramEnd"/>
-      <w:r>
-        <w:rPr>
-          <w:rFonts w:ascii="Tahoma" w:eastAsia="微软雅黑" w:hAnsi="Tahoma" w:hint="eastAsia"/>
-          <w:kern w:val="0"/>
-          <w:sz w:val="22"/>
-        </w:rPr>
-        <w:t>该地图中只用于铺可通行性设置</w:t>
+      <w:r>
+        <w:rPr>
+          <w:rFonts w:ascii="Tahoma" w:eastAsia="微软雅黑" w:hAnsi="Tahoma" w:hint="eastAsia"/>
+          <w:kern w:val="0"/>
+          <w:sz w:val="22"/>
+        </w:rPr>
+        <w:t>图块在该地图中只用于铺可通行性设置</w:t>
       </w:r>
       <w:r>
         <w:rPr>
@@ -1222,7 +1466,7 @@
         <w:widowControl/>
         <w:jc w:val="center"/>
         <w:rPr>
-          <w:rFonts w:ascii="宋体" w:eastAsia="宋体" w:hAnsi="宋体" w:cs="宋体"/>
+          <w:rFonts w:ascii="宋体" w:eastAsia="宋体" w:hAnsi="宋体" w:cs="宋体" w:hint="eastAsia"/>
           <w:kern w:val="0"/>
           <w:sz w:val="24"/>
           <w:szCs w:val="24"/>
@@ -1254,7 +1498,7 @@
                     </pic:cNvPicPr>
                   </pic:nvPicPr>
                   <pic:blipFill>
-                    <a:blip r:embed="rId13">
+                    <a:blip r:embed="rId15">
                       <a:extLst>
                         <a:ext uri="{28A0092B-C50C-407E-A947-70E740481C1C}">
                           <a14:useLocalDpi xmlns:a14="http://schemas.microsoft.com/office/drawing/2010/main" val="0"/>
@@ -1294,7 +1538,7 @@
           <w:szCs w:val="24"/>
         </w:rPr>
         <w:drawing>
-          <wp:inline distT="0" distB="0" distL="0" distR="0" wp14:anchorId="017807ED" wp14:editId="5B6DA7FF">
+          <wp:inline distT="0" distB="0" distL="0" distR="0" wp14:anchorId="017807ED" wp14:editId="30BF0DCE">
             <wp:extent cx="2950835" cy="1311641"/>
             <wp:effectExtent l="0" t="0" r="2540" b="3175"/>
             <wp:docPr id="713854719" name="图片 3"/>
@@ -1311,7 +1555,7 @@
                     </pic:cNvPicPr>
                   </pic:nvPicPr>
                   <pic:blipFill>
-                    <a:blip r:embed="rId14" cstate="print">
+                    <a:blip r:embed="rId16" cstate="print">
                       <a:extLst>
                         <a:ext uri="{28A0092B-C50C-407E-A947-70E740481C1C}">
                           <a14:useLocalDpi xmlns:a14="http://schemas.microsoft.com/office/drawing/2010/main" val="0"/>
@@ -1347,7 +1591,7 @@
       <w:pPr>
         <w:widowControl/>
         <w:rPr>
-          <w:rFonts w:ascii="宋体" w:eastAsia="宋体" w:hAnsi="宋体" w:cs="宋体"/>
+          <w:rFonts w:ascii="宋体" w:eastAsia="宋体" w:hAnsi="宋体" w:cs="宋体" w:hint="eastAsia"/>
           <w:kern w:val="0"/>
           <w:sz w:val="24"/>
           <w:szCs w:val="24"/>
@@ -1455,7 +1699,7 @@
         <w:widowControl/>
         <w:jc w:val="center"/>
         <w:rPr>
-          <w:rFonts w:ascii="宋体" w:eastAsia="宋体" w:hAnsi="宋体" w:cs="宋体"/>
+          <w:rFonts w:ascii="宋体" w:eastAsia="宋体" w:hAnsi="宋体" w:cs="宋体" w:hint="eastAsia"/>
           <w:kern w:val="0"/>
           <w:sz w:val="24"/>
           <w:szCs w:val="24"/>
@@ -1487,7 +1731,7 @@
                     </pic:cNvPicPr>
                   </pic:nvPicPr>
                   <pic:blipFill>
-                    <a:blip r:embed="rId15">
+                    <a:blip r:embed="rId17">
                       <a:extLst>
                         <a:ext uri="{28A0092B-C50C-407E-A947-70E740481C1C}">
                           <a14:useLocalDpi xmlns:a14="http://schemas.microsoft.com/office/drawing/2010/main" val="0"/>
@@ -1526,7 +1770,7 @@
         <w:snapToGrid w:val="0"/>
         <w:jc w:val="left"/>
         <w:rPr>
-          <w:rFonts w:ascii="宋体" w:eastAsia="宋体" w:hAnsi="宋体" w:cs="宋体"/>
+          <w:rFonts w:ascii="宋体" w:eastAsia="宋体" w:hAnsi="宋体" w:cs="宋体" w:hint="eastAsia"/>
           <w:kern w:val="0"/>
           <w:sz w:val="24"/>
           <w:szCs w:val="24"/>
@@ -1538,7 +1782,7 @@
         <w:widowControl/>
         <w:jc w:val="left"/>
         <w:rPr>
-          <w:rFonts w:ascii="宋体" w:eastAsia="宋体" w:hAnsi="宋体" w:cs="宋体"/>
+          <w:rFonts w:ascii="宋体" w:eastAsia="宋体" w:hAnsi="宋体" w:cs="宋体" w:hint="eastAsia"/>
           <w:kern w:val="0"/>
           <w:sz w:val="24"/>
           <w:szCs w:val="24"/>
@@ -1557,6 +1801,9 @@
     <w:p>
       <w:pPr>
         <w:pStyle w:val="2"/>
+        <w:rPr>
+          <w:rFonts w:hint="eastAsia"/>
+        </w:rPr>
       </w:pPr>
       <w:r>
         <w:rPr>
@@ -1582,32 +1829,36 @@
       <w:pPr>
         <w:pStyle w:val="3"/>
         <w:rPr>
-          <w:sz w:val="28"/>
-        </w:rPr>
-      </w:pPr>
-      <w:r>
-        <w:rPr>
           <w:rFonts w:hint="eastAsia"/>
           <w:sz w:val="28"/>
         </w:rPr>
-        <w:t>设计</w:t>
-      </w:r>
+      </w:pPr>
       <w:r>
         <w:rPr>
           <w:rFonts w:hint="eastAsia"/>
           <w:sz w:val="28"/>
         </w:rPr>
+        <w:t>设计</w:t>
+      </w:r>
+      <w:r>
+        <w:rPr>
+          <w:rFonts w:hint="eastAsia"/>
+          <w:sz w:val="28"/>
+        </w:rPr>
         <w:t>简介</w:t>
       </w:r>
     </w:p>
     <w:p>
       <w:pPr>
         <w:pStyle w:val="4"/>
-      </w:pPr>
-      <w:r>
         <w:rPr>
           <w:rFonts w:hint="eastAsia"/>
         </w:rPr>
+      </w:pPr>
+      <w:r>
+        <w:rPr>
+          <w:rFonts w:hint="eastAsia"/>
+        </w:rPr>
         <w:t>1）</w:t>
       </w:r>
       <w:r>
@@ -1704,7 +1955,7 @@
           <w:sz w:val="22"/>
         </w:rPr>
       </w:pPr>
-      <w:hyperlink r:id="rId16" w:history="1">
+      <w:hyperlink r:id="rId18" w:history="1">
         <w:r>
           <w:rPr>
             <w:rStyle w:val="a4"/>
@@ -1741,25 +1992,7 @@
           <w:kern w:val="0"/>
           <w:sz w:val="22"/>
         </w:rPr>
-        <w:t>（那个时候我没来得及填坑，然后就扔收藏夹</w:t>
-      </w:r>
-      <w:proofErr w:type="gramStart"/>
-      <w:r>
-        <w:rPr>
-          <w:rFonts w:ascii="Tahoma" w:eastAsia="微软雅黑" w:hAnsi="Tahoma" w:hint="eastAsia"/>
-          <w:kern w:val="0"/>
-          <w:sz w:val="22"/>
-        </w:rPr>
-        <w:t>里吃灰了</w:t>
-      </w:r>
-      <w:proofErr w:type="gramEnd"/>
-      <w:r>
-        <w:rPr>
-          <w:rFonts w:ascii="Tahoma" w:eastAsia="微软雅黑" w:hAnsi="Tahoma" w:hint="eastAsia"/>
-          <w:kern w:val="0"/>
-          <w:sz w:val="22"/>
-        </w:rPr>
-        <w:t>）</w:t>
+        <w:t>（那个时候我没来得及填坑，然后就扔收藏夹里吃灰了）</w:t>
       </w:r>
     </w:p>
     <w:p>
@@ -1767,7 +2000,7 @@
         <w:widowControl/>
         <w:jc w:val="center"/>
         <w:rPr>
-          <w:rFonts w:ascii="宋体" w:eastAsia="宋体" w:hAnsi="宋体" w:cs="宋体"/>
+          <w:rFonts w:ascii="宋体" w:eastAsia="宋体" w:hAnsi="宋体" w:cs="宋体" w:hint="eastAsia"/>
           <w:kern w:val="0"/>
           <w:sz w:val="24"/>
           <w:szCs w:val="24"/>
@@ -1799,7 +2032,7 @@
                     </pic:cNvPicPr>
                   </pic:nvPicPr>
                   <pic:blipFill>
-                    <a:blip r:embed="rId17">
+                    <a:blip r:embed="rId19">
                       <a:extLst>
                         <a:ext uri="{28A0092B-C50C-407E-A947-70E740481C1C}">
                           <a14:useLocalDpi xmlns:a14="http://schemas.microsoft.com/office/drawing/2010/main" val="0"/>
@@ -2094,7 +2327,7 @@
                     </pic:cNvPicPr>
                   </pic:nvPicPr>
                   <pic:blipFill>
-                    <a:blip r:embed="rId18" cstate="print">
+                    <a:blip r:embed="rId20" cstate="print">
                       <a:extLst>
                         <a:ext uri="{28A0092B-C50C-407E-A947-70E740481C1C}">
                           <a14:useLocalDpi xmlns:a14="http://schemas.microsoft.com/office/drawing/2010/main" val="0"/>
@@ -2159,6 +2392,9 @@
     <w:p>
       <w:pPr>
         <w:pStyle w:val="4"/>
+        <w:rPr>
+          <w:rFonts w:hint="eastAsia"/>
+        </w:rPr>
       </w:pPr>
       <w:r>
         <w:rPr>
@@ -2261,25 +2497,7 @@
           <w:kern w:val="0"/>
           <w:sz w:val="22"/>
         </w:rPr>
-        <w:t>让玩家感受一下横</w:t>
-      </w:r>
-      <w:proofErr w:type="gramStart"/>
-      <w:r>
-        <w:rPr>
-          <w:rFonts w:ascii="Tahoma" w:eastAsia="微软雅黑" w:hAnsi="Tahoma" w:hint="eastAsia"/>
-          <w:kern w:val="0"/>
-          <w:sz w:val="22"/>
-        </w:rPr>
-        <w:t>版风格</w:t>
-      </w:r>
-      <w:proofErr w:type="gramEnd"/>
-      <w:r>
-        <w:rPr>
-          <w:rFonts w:ascii="Tahoma" w:eastAsia="微软雅黑" w:hAnsi="Tahoma" w:hint="eastAsia"/>
-          <w:kern w:val="0"/>
-          <w:sz w:val="22"/>
-        </w:rPr>
-        <w:t>的游戏世界观）</w:t>
+        <w:t>让玩家感受一下横版风格的游戏世界观）</w:t>
       </w:r>
     </w:p>
     <w:p>
@@ -2369,25 +2587,7 @@
           <w:kern w:val="0"/>
           <w:sz w:val="22"/>
         </w:rPr>
-        <w:t>分成数</w:t>
-      </w:r>
-      <w:proofErr w:type="gramStart"/>
-      <w:r>
-        <w:rPr>
-          <w:rFonts w:ascii="Tahoma" w:eastAsia="微软雅黑" w:hAnsi="Tahoma" w:hint="eastAsia"/>
-          <w:kern w:val="0"/>
-          <w:sz w:val="22"/>
-        </w:rPr>
-        <w:t>个</w:t>
-      </w:r>
-      <w:proofErr w:type="gramEnd"/>
-      <w:r>
-        <w:rPr>
-          <w:rFonts w:ascii="Tahoma" w:eastAsia="微软雅黑" w:hAnsi="Tahoma" w:hint="eastAsia"/>
-          <w:kern w:val="0"/>
-          <w:sz w:val="22"/>
-        </w:rPr>
-        <w:t>孤岛的解谜关卡</w:t>
+        <w:t>分成数个孤岛的解谜关卡</w:t>
       </w:r>
     </w:p>
     <w:p>
@@ -2478,11 +2678,14 @@
     <w:p>
       <w:pPr>
         <w:pStyle w:val="4"/>
-      </w:pPr>
-      <w:r>
         <w:rPr>
           <w:rFonts w:hint="eastAsia"/>
         </w:rPr>
+      </w:pPr>
+      <w:r>
+        <w:rPr>
+          <w:rFonts w:hint="eastAsia"/>
+        </w:rPr>
         <w:t>3</w:t>
       </w:r>
       <w:r>
@@ -2585,23 +2788,13 @@
         </w:rPr>
         <w:t>画像素的方式来</w:t>
       </w:r>
-      <w:proofErr w:type="gramStart"/>
-      <w:r>
-        <w:rPr>
-          <w:rFonts w:ascii="Tahoma" w:eastAsia="微软雅黑" w:hAnsi="Tahoma" w:hint="eastAsia"/>
-          <w:kern w:val="0"/>
-          <w:sz w:val="22"/>
-        </w:rPr>
-        <w:t>画完全</w:t>
-      </w:r>
-      <w:proofErr w:type="gramEnd"/>
-      <w:r>
-        <w:rPr>
-          <w:rFonts w:ascii="Tahoma" w:eastAsia="微软雅黑" w:hAnsi="Tahoma" w:hint="eastAsia"/>
-          <w:kern w:val="0"/>
-          <w:sz w:val="22"/>
-        </w:rPr>
-        <w:t>部地图细节</w:t>
+      <w:r>
+        <w:rPr>
+          <w:rFonts w:ascii="Tahoma" w:eastAsia="微软雅黑" w:hAnsi="Tahoma" w:hint="eastAsia"/>
+          <w:kern w:val="0"/>
+          <w:sz w:val="22"/>
+        </w:rPr>
+        <w:t>画完全部地图细节</w:t>
       </w:r>
       <w:r>
         <w:rPr>
@@ -2821,14 +3014,15 @@
       <w:pPr>
         <w:pStyle w:val="3"/>
         <w:rPr>
-          <w:sz w:val="28"/>
-        </w:rPr>
-      </w:pPr>
-      <w:r>
-        <w:rPr>
           <w:rFonts w:hint="eastAsia"/>
           <w:sz w:val="28"/>
         </w:rPr>
+      </w:pPr>
+      <w:r>
+        <w:rPr>
+          <w:rFonts w:hint="eastAsia"/>
+          <w:sz w:val="28"/>
+        </w:rPr>
         <w:lastRenderedPageBreak/>
         <w:t>素材准备</w:t>
       </w:r>
@@ -2836,11 +3030,14 @@
     <w:p>
       <w:pPr>
         <w:pStyle w:val="4"/>
-      </w:pPr>
-      <w:r>
         <w:rPr>
           <w:rFonts w:hint="eastAsia"/>
         </w:rPr>
+      </w:pPr>
+      <w:r>
+        <w:rPr>
+          <w:rFonts w:hint="eastAsia"/>
+        </w:rPr>
         <w:t>1）</w:t>
       </w:r>
       <w:r>
@@ -2988,7 +3185,7 @@
           <w:sz w:val="22"/>
         </w:rPr>
       </w:pPr>
-      <w:hyperlink r:id="rId19" w:history="1">
+      <w:hyperlink r:id="rId21" w:history="1">
         <w:r>
           <w:rPr>
             <w:rStyle w:val="a4"/>
@@ -3042,7 +3239,7 @@
         </w:rPr>
         <w:t>官网：</w:t>
       </w:r>
-      <w:hyperlink r:id="rId20" w:history="1">
+      <w:hyperlink r:id="rId22" w:history="1">
         <w:r>
           <w:rPr>
             <w:rStyle w:val="a4"/>
@@ -3072,23 +3269,13 @@
           <w:sz w:val="22"/>
         </w:rPr>
       </w:pPr>
-      <w:proofErr w:type="gramStart"/>
-      <w:r>
-        <w:rPr>
-          <w:rFonts w:ascii="Tahoma" w:eastAsia="微软雅黑" w:hAnsi="Tahoma" w:hint="eastAsia"/>
-          <w:kern w:val="0"/>
-          <w:sz w:val="22"/>
-        </w:rPr>
-        <w:t>官网如下</w:t>
-      </w:r>
-      <w:proofErr w:type="gramEnd"/>
-      <w:r>
-        <w:rPr>
-          <w:rFonts w:ascii="Tahoma" w:eastAsia="微软雅黑" w:hAnsi="Tahoma" w:hint="eastAsia"/>
-          <w:kern w:val="0"/>
-          <w:sz w:val="22"/>
-        </w:rPr>
-        <w:t>图，不要被国内的盗版</w:t>
+      <w:r>
+        <w:rPr>
+          <w:rFonts w:ascii="Tahoma" w:eastAsia="微软雅黑" w:hAnsi="Tahoma" w:hint="eastAsia"/>
+          <w:kern w:val="0"/>
+          <w:sz w:val="22"/>
+        </w:rPr>
+        <w:t>官网如下图，不要被国内的盗版</w:t>
       </w:r>
       <w:r>
         <w:rPr>
@@ -3114,7 +3301,7 @@
         <w:spacing w:after="200"/>
         <w:jc w:val="center"/>
         <w:rPr>
-          <w:rFonts w:ascii="宋体" w:eastAsia="宋体" w:hAnsi="宋体" w:cs="宋体"/>
+          <w:rFonts w:ascii="宋体" w:eastAsia="宋体" w:hAnsi="宋体" w:cs="宋体" w:hint="eastAsia"/>
           <w:kern w:val="0"/>
           <w:sz w:val="24"/>
           <w:szCs w:val="24"/>
@@ -3146,7 +3333,7 @@
                     </pic:cNvPicPr>
                   </pic:nvPicPr>
                   <pic:blipFill>
-                    <a:blip r:embed="rId21" cstate="print">
+                    <a:blip r:embed="rId23" cstate="print">
                       <a:extLst>
                         <a:ext uri="{28A0092B-C50C-407E-A947-70E740481C1C}">
                           <a14:useLocalDpi xmlns:a14="http://schemas.microsoft.com/office/drawing/2010/main" val="0"/>
@@ -3293,25 +3480,7 @@
           <w:kern w:val="0"/>
           <w:sz w:val="22"/>
         </w:rPr>
-        <w:t>都很笨，给你生成的一大半都是天空，然后一堆</w:t>
-      </w:r>
-      <w:proofErr w:type="gramStart"/>
-      <w:r>
-        <w:rPr>
-          <w:rFonts w:ascii="Tahoma" w:eastAsia="微软雅黑" w:hAnsi="Tahoma" w:hint="eastAsia"/>
-          <w:kern w:val="0"/>
-          <w:sz w:val="22"/>
-        </w:rPr>
-        <w:t>很矮很矮</w:t>
-      </w:r>
-      <w:proofErr w:type="gramEnd"/>
-      <w:r>
-        <w:rPr>
-          <w:rFonts w:ascii="Tahoma" w:eastAsia="微软雅黑" w:hAnsi="Tahoma" w:hint="eastAsia"/>
-          <w:kern w:val="0"/>
-          <w:sz w:val="22"/>
-        </w:rPr>
-        <w:t>的房子。</w:t>
+        <w:t>都很笨，给你生成的一大半都是天空，然后一堆很矮很矮的房子。</w:t>
       </w:r>
     </w:p>
     <w:p>
@@ -3320,7 +3489,7 @@
         <w:snapToGrid w:val="0"/>
         <w:jc w:val="center"/>
         <w:rPr>
-          <w:rFonts w:ascii="宋体" w:eastAsia="宋体" w:hAnsi="宋体" w:cs="宋体"/>
+          <w:rFonts w:ascii="宋体" w:eastAsia="宋体" w:hAnsi="宋体" w:cs="宋体" w:hint="eastAsia"/>
           <w:kern w:val="0"/>
           <w:sz w:val="24"/>
           <w:szCs w:val="24"/>
@@ -3352,7 +3521,7 @@
                     </pic:cNvPicPr>
                   </pic:nvPicPr>
                   <pic:blipFill>
-                    <a:blip r:embed="rId22">
+                    <a:blip r:embed="rId24">
                       <a:extLst>
                         <a:ext uri="{28A0092B-C50C-407E-A947-70E740481C1C}">
                           <a14:useLocalDpi xmlns:a14="http://schemas.microsoft.com/office/drawing/2010/main" val="0"/>
@@ -3389,7 +3558,7 @@
         <w:widowControl/>
         <w:snapToGrid w:val="0"/>
         <w:rPr>
-          <w:rFonts w:ascii="宋体" w:eastAsia="宋体" w:hAnsi="宋体" w:cs="宋体"/>
+          <w:rFonts w:ascii="宋体" w:eastAsia="宋体" w:hAnsi="宋体" w:cs="宋体" w:hint="eastAsia"/>
           <w:kern w:val="0"/>
           <w:sz w:val="24"/>
           <w:szCs w:val="24"/>
@@ -3480,7 +3649,7 @@
         <w:widowControl/>
         <w:jc w:val="center"/>
         <w:rPr>
-          <w:rFonts w:ascii="宋体" w:eastAsia="宋体" w:hAnsi="宋体" w:cs="宋体"/>
+          <w:rFonts w:ascii="宋体" w:eastAsia="宋体" w:hAnsi="宋体" w:cs="宋体" w:hint="eastAsia"/>
           <w:kern w:val="0"/>
           <w:sz w:val="24"/>
           <w:szCs w:val="24"/>
@@ -3492,7 +3661,7 @@
         </w:rPr>
         <w:lastRenderedPageBreak/>
         <w:drawing>
-          <wp:inline distT="0" distB="0" distL="0" distR="0" wp14:anchorId="6489E321" wp14:editId="0015B281">
+          <wp:inline distT="0" distB="0" distL="0" distR="0" wp14:anchorId="6489E321" wp14:editId="61024FDF">
             <wp:extent cx="3919036" cy="2695575"/>
             <wp:effectExtent l="0" t="0" r="5715" b="0"/>
             <wp:docPr id="133538284" name="图片 5"/>
@@ -3509,7 +3678,7 @@
                     </pic:cNvPicPr>
                   </pic:nvPicPr>
                   <pic:blipFill>
-                    <a:blip r:embed="rId23" cstate="print">
+                    <a:blip r:embed="rId25" cstate="print">
                       <a:extLst>
                         <a:ext uri="{28A0092B-C50C-407E-A947-70E740481C1C}">
                           <a14:useLocalDpi xmlns:a14="http://schemas.microsoft.com/office/drawing/2010/main" val="0"/>
@@ -3755,11 +3924,14 @@
     <w:p>
       <w:pPr>
         <w:pStyle w:val="4"/>
-      </w:pPr>
-      <w:r>
         <w:rPr>
           <w:rFonts w:hint="eastAsia"/>
         </w:rPr>
+      </w:pPr>
+      <w:r>
+        <w:rPr>
+          <w:rFonts w:hint="eastAsia"/>
+        </w:rPr>
         <w:t>2）</w:t>
       </w:r>
       <w:r>
@@ -3892,7 +4064,7 @@
         </w:rPr>
         <w:t xml:space="preserve"> </w:t>
       </w:r>
-      <w:hyperlink r:id="rId24" w:history="1">
+      <w:hyperlink r:id="rId26" w:history="1">
         <w:r>
           <w:rPr>
             <w:rStyle w:val="a4"/>
@@ -3917,7 +4089,7 @@
         <w:widowControl/>
         <w:jc w:val="center"/>
         <w:rPr>
-          <w:rFonts w:ascii="宋体" w:eastAsia="宋体" w:hAnsi="宋体" w:cs="宋体"/>
+          <w:rFonts w:ascii="宋体" w:eastAsia="宋体" w:hAnsi="宋体" w:cs="宋体" w:hint="eastAsia"/>
           <w:kern w:val="0"/>
           <w:sz w:val="24"/>
           <w:szCs w:val="24"/>
@@ -3949,7 +4121,7 @@
                     </pic:cNvPicPr>
                   </pic:nvPicPr>
                   <pic:blipFill>
-                    <a:blip r:embed="rId25">
+                    <a:blip r:embed="rId27">
                       <a:extLst>
                         <a:ext uri="{28A0092B-C50C-407E-A947-70E740481C1C}">
                           <a14:useLocalDpi xmlns:a14="http://schemas.microsoft.com/office/drawing/2010/main" val="0"/>
@@ -4134,14 +4306,15 @@
       <w:pPr>
         <w:pStyle w:val="3"/>
         <w:rPr>
-          <w:sz w:val="28"/>
-        </w:rPr>
-      </w:pPr>
-      <w:r>
-        <w:rPr>
           <w:rFonts w:hint="eastAsia"/>
           <w:sz w:val="28"/>
         </w:rPr>
+      </w:pPr>
+      <w:r>
+        <w:rPr>
+          <w:rFonts w:hint="eastAsia"/>
+          <w:sz w:val="28"/>
+        </w:rPr>
         <w:lastRenderedPageBreak/>
         <w:t>层级的设计</w:t>
       </w:r>
@@ -4162,25 +4335,7 @@
           <w:kern w:val="0"/>
           <w:sz w:val="22"/>
         </w:rPr>
-        <w:t>素材准备后，先在地图界面中画一条清晰的蓝色</w:t>
-      </w:r>
-      <w:proofErr w:type="gramStart"/>
-      <w:r>
-        <w:rPr>
-          <w:rFonts w:ascii="Tahoma" w:eastAsia="微软雅黑" w:hAnsi="Tahoma" w:hint="eastAsia"/>
-          <w:kern w:val="0"/>
-          <w:sz w:val="22"/>
-        </w:rPr>
-        <w:t>图块线</w:t>
-      </w:r>
-      <w:proofErr w:type="gramEnd"/>
-      <w:r>
-        <w:rPr>
-          <w:rFonts w:ascii="Tahoma" w:eastAsia="微软雅黑" w:hAnsi="Tahoma" w:hint="eastAsia"/>
-          <w:kern w:val="0"/>
-          <w:sz w:val="22"/>
-        </w:rPr>
-        <w:t>，用于对齐素材</w:t>
+        <w:t>素材准备后，先在地图界面中画一条清晰的蓝色图块线，用于对齐素材</w:t>
       </w:r>
       <w:r>
         <w:rPr>
@@ -4232,7 +4387,7 @@
                     </pic:cNvPicPr>
                   </pic:nvPicPr>
                   <pic:blipFill>
-                    <a:blip r:embed="rId26">
+                    <a:blip r:embed="rId28">
                       <a:extLst>
                         <a:ext uri="{28A0092B-C50C-407E-A947-70E740481C1C}">
                           <a14:useLocalDpi xmlns:a14="http://schemas.microsoft.com/office/drawing/2010/main" val="0"/>
@@ -4446,7 +4601,7 @@
                     </pic:cNvPicPr>
                   </pic:nvPicPr>
                   <pic:blipFill>
-                    <a:blip r:embed="rId27">
+                    <a:blip r:embed="rId29">
                       <a:extLst>
                         <a:ext uri="{28A0092B-C50C-407E-A947-70E740481C1C}">
                           <a14:useLocalDpi xmlns:a14="http://schemas.microsoft.com/office/drawing/2010/main" val="0"/>
@@ -4564,7 +4719,7 @@
                     </pic:cNvPicPr>
                   </pic:nvPicPr>
                   <pic:blipFill>
-                    <a:blip r:embed="rId28">
+                    <a:blip r:embed="rId30">
                       <a:extLst>
                         <a:ext uri="{28A0092B-C50C-407E-A947-70E740481C1C}">
                           <a14:useLocalDpi xmlns:a14="http://schemas.microsoft.com/office/drawing/2010/main" val="0"/>
@@ -4647,15 +4802,7 @@
           <w:kern w:val="0"/>
           <w:sz w:val="22"/>
         </w:rPr>
-        <w:t>对齐</w:t>
-      </w:r>
-      <w:r>
-        <w:rPr>
-          <w:rFonts w:ascii="Tahoma" w:eastAsia="微软雅黑" w:hAnsi="Tahoma" w:hint="eastAsia"/>
-          <w:kern w:val="0"/>
-          <w:sz w:val="22"/>
-        </w:rPr>
-        <w:t>，所以</w:t>
+        <w:t>对齐，所以</w:t>
       </w:r>
       <w:r>
         <w:rPr>
@@ -4733,7 +4880,7 @@
                     </pic:cNvPicPr>
                   </pic:nvPicPr>
                   <pic:blipFill>
-                    <a:blip r:embed="rId29">
+                    <a:blip r:embed="rId31">
                       <a:extLst>
                         <a:ext uri="{28A0092B-C50C-407E-A947-70E740481C1C}">
                           <a14:useLocalDpi xmlns:a14="http://schemas.microsoft.com/office/drawing/2010/main" val="0"/>
@@ -4826,19 +4973,8 @@
                   <w:kern w:val="0"/>
                   <w:sz w:val="22"/>
                 </w:rPr>
-                <w:t>小爱丽丝与</w:t>
+                <w:t>小爱丽丝与堆叠级控制</w:t>
               </w:r>
-              <w:proofErr w:type="gramStart"/>
-              <w:r>
-                <w:rPr>
-                  <w:rStyle w:val="a4"/>
-                  <w:rFonts w:ascii="Tahoma" w:eastAsia="微软雅黑" w:hAnsi="Tahoma" w:hint="eastAsia"/>
-                  <w:kern w:val="0"/>
-                  <w:sz w:val="22"/>
-                </w:rPr>
-                <w:t>堆叠级控制</w:t>
-              </w:r>
-              <w:proofErr w:type="gramEnd"/>
             </w:hyperlink>
             <w:r>
               <w:rPr>
@@ -4883,6 +5019,7 @@
       <w:pPr>
         <w:pStyle w:val="3"/>
         <w:rPr>
+          <w:rFonts w:hint="eastAsia"/>
           <w:sz w:val="28"/>
         </w:rPr>
       </w:pPr>
@@ -4900,11 +5037,14 @@
     <w:p>
       <w:pPr>
         <w:pStyle w:val="4"/>
-      </w:pPr>
-      <w:r>
         <w:rPr>
           <w:rFonts w:hint="eastAsia"/>
         </w:rPr>
+      </w:pPr>
+      <w:r>
+        <w:rPr>
+          <w:rFonts w:hint="eastAsia"/>
+        </w:rPr>
         <w:t>1）原理介绍</w:t>
       </w:r>
     </w:p>
@@ -4956,18 +5096,8 @@
           <w:kern w:val="0"/>
           <w:sz w:val="22"/>
         </w:rPr>
-        <w:t>横</w:t>
-      </w:r>
-      <w:proofErr w:type="gramStart"/>
-      <w:r>
-        <w:rPr>
-          <w:rFonts w:ascii="Tahoma" w:eastAsia="微软雅黑" w:hAnsi="Tahoma" w:hint="eastAsia"/>
-          <w:kern w:val="0"/>
-          <w:sz w:val="22"/>
-        </w:rPr>
-        <w:t>版似乎</w:t>
-      </w:r>
-      <w:proofErr w:type="gramEnd"/>
+        <w:t>横版似乎</w:t>
+      </w:r>
       <w:r>
         <w:rPr>
           <w:rFonts w:ascii="Tahoma" w:eastAsia="微软雅黑" w:hAnsi="Tahoma" w:hint="eastAsia"/>
@@ -5019,23 +5149,13 @@
         </w:rPr>
         <w:t>但</w:t>
       </w:r>
-      <w:proofErr w:type="gramStart"/>
-      <w:r>
-        <w:rPr>
-          <w:rFonts w:ascii="Tahoma" w:eastAsia="微软雅黑" w:hAnsi="Tahoma" w:hint="eastAsia"/>
-          <w:kern w:val="0"/>
-          <w:sz w:val="22"/>
-        </w:rPr>
-        <w:t>打开图块来看</w:t>
-      </w:r>
-      <w:proofErr w:type="gramEnd"/>
-      <w:r>
-        <w:rPr>
-          <w:rFonts w:ascii="Tahoma" w:eastAsia="微软雅黑" w:hAnsi="Tahoma" w:hint="eastAsia"/>
-          <w:kern w:val="0"/>
-          <w:sz w:val="22"/>
-        </w:rPr>
-        <w:t>，发现</w:t>
+      <w:r>
+        <w:rPr>
+          <w:rFonts w:ascii="Tahoma" w:eastAsia="微软雅黑" w:hAnsi="Tahoma" w:hint="eastAsia"/>
+          <w:kern w:val="0"/>
+          <w:sz w:val="22"/>
+        </w:rPr>
+        <w:t>打开图块来看，发现</w:t>
       </w:r>
       <w:r>
         <w:rPr>
@@ -5061,7 +5181,6 @@
         </w:rPr>
         <w:t>是数个孤岛，</w:t>
       </w:r>
-      <w:proofErr w:type="gramStart"/>
       <w:r>
         <w:rPr>
           <w:rFonts w:ascii="Tahoma" w:eastAsia="微软雅黑" w:hAnsi="Tahoma" w:hint="eastAsia"/>
@@ -5076,16 +5195,7 @@
           <w:kern w:val="0"/>
           <w:sz w:val="22"/>
         </w:rPr>
-        <w:t>只</w:t>
-      </w:r>
-      <w:proofErr w:type="gramEnd"/>
-      <w:r>
-        <w:rPr>
-          <w:rFonts w:ascii="Tahoma" w:eastAsia="微软雅黑" w:hAnsi="Tahoma" w:hint="eastAsia"/>
-          <w:kern w:val="0"/>
-          <w:sz w:val="22"/>
-        </w:rPr>
-        <w:t>在有限区域移动</w:t>
+        <w:t>只在有限区域移动</w:t>
       </w:r>
       <w:r>
         <w:rPr>
@@ -5112,7 +5222,7 @@
           <w:noProof/>
         </w:rPr>
         <w:drawing>
-          <wp:inline distT="0" distB="0" distL="0" distR="0" wp14:anchorId="556F4FA4" wp14:editId="1049F3AB">
+          <wp:inline distT="0" distB="0" distL="0" distR="0" wp14:anchorId="556F4FA4" wp14:editId="67B334ED">
             <wp:extent cx="2266950" cy="1487736"/>
             <wp:effectExtent l="0" t="0" r="0" b="0"/>
             <wp:docPr id="1652500785" name="图片 9"/>
@@ -5129,7 +5239,7 @@
                     </pic:cNvPicPr>
                   </pic:nvPicPr>
                   <pic:blipFill>
-                    <a:blip r:embed="rId30" cstate="print">
+                    <a:blip r:embed="rId32" cstate="print">
                       <a:extLst>
                         <a:ext uri="{28A0092B-C50C-407E-A947-70E740481C1C}">
                           <a14:useLocalDpi xmlns:a14="http://schemas.microsoft.com/office/drawing/2010/main" val="0"/>
@@ -5213,7 +5323,7 @@
         <w:snapToGrid w:val="0"/>
         <w:jc w:val="center"/>
         <w:rPr>
-          <w:rFonts w:ascii="宋体" w:eastAsia="宋体" w:hAnsi="宋体" w:cs="宋体"/>
+          <w:rFonts w:ascii="宋体" w:eastAsia="宋体" w:hAnsi="宋体" w:cs="宋体" w:hint="eastAsia"/>
           <w:kern w:val="0"/>
           <w:sz w:val="24"/>
           <w:szCs w:val="24"/>
@@ -5245,7 +5355,7 @@
                     </pic:cNvPicPr>
                   </pic:nvPicPr>
                   <pic:blipFill>
-                    <a:blip r:embed="rId31">
+                    <a:blip r:embed="rId33">
                       <a:extLst>
                         <a:ext uri="{28A0092B-C50C-407E-A947-70E740481C1C}">
                           <a14:useLocalDpi xmlns:a14="http://schemas.microsoft.com/office/drawing/2010/main" val="0"/>
@@ -5280,11 +5390,14 @@
     <w:p>
       <w:pPr>
         <w:pStyle w:val="4"/>
-      </w:pPr>
-      <w:r>
         <w:rPr>
           <w:rFonts w:hint="eastAsia"/>
         </w:rPr>
+      </w:pPr>
+      <w:r>
+        <w:rPr>
+          <w:rFonts w:hint="eastAsia"/>
+        </w:rPr>
         <w:t>2</w:t>
       </w:r>
       <w:r>
@@ -5470,7 +5583,7 @@
           <w:noProof/>
         </w:rPr>
         <w:drawing>
-          <wp:inline distT="0" distB="0" distL="0" distR="0" wp14:anchorId="1B5DEE44" wp14:editId="5856AD7A">
+          <wp:inline distT="0" distB="0" distL="0" distR="0" wp14:anchorId="1B5DEE44" wp14:editId="2D81CD71">
             <wp:extent cx="2051685" cy="1699445"/>
             <wp:effectExtent l="0" t="0" r="5715" b="0"/>
             <wp:docPr id="1319758369" name="图片 24"/>
@@ -5487,7 +5600,7 @@
                     </pic:cNvPicPr>
                   </pic:nvPicPr>
                   <pic:blipFill>
-                    <a:blip r:embed="rId32" cstate="print">
+                    <a:blip r:embed="rId34" cstate="print">
                       <a:extLst>
                         <a:ext uri="{28A0092B-C50C-407E-A947-70E740481C1C}">
                           <a14:useLocalDpi xmlns:a14="http://schemas.microsoft.com/office/drawing/2010/main" val="0"/>
@@ -5523,7 +5636,7 @@
           <w:noProof/>
         </w:rPr>
         <w:drawing>
-          <wp:inline distT="0" distB="0" distL="0" distR="0" wp14:anchorId="4DA14B2B" wp14:editId="7B17BA65">
+          <wp:inline distT="0" distB="0" distL="0" distR="0" wp14:anchorId="4DA14B2B" wp14:editId="5E16D8A3">
             <wp:extent cx="1905517" cy="1687830"/>
             <wp:effectExtent l="0" t="0" r="0" b="7620"/>
             <wp:docPr id="715032687" name="图片 23"/>
@@ -5540,7 +5653,7 @@
                     </pic:cNvPicPr>
                   </pic:nvPicPr>
                   <pic:blipFill>
-                    <a:blip r:embed="rId33" cstate="print">
+                    <a:blip r:embed="rId35" cstate="print">
                       <a:extLst>
                         <a:ext uri="{28A0092B-C50C-407E-A947-70E740481C1C}">
                           <a14:useLocalDpi xmlns:a14="http://schemas.microsoft.com/office/drawing/2010/main" val="0"/>
@@ -5633,6 +5746,7 @@
       <w:pPr>
         <w:pStyle w:val="3"/>
         <w:rPr>
+          <w:rFonts w:hint="eastAsia"/>
           <w:sz w:val="28"/>
         </w:rPr>
       </w:pPr>
@@ -5651,21 +5765,15 @@
           <w:rFonts w:hint="eastAsia"/>
           <w:sz w:val="28"/>
         </w:rPr>
-        <w:t>与</w:t>
-      </w:r>
-      <w:proofErr w:type="gramStart"/>
-      <w:r>
+        <w:t>与堆叠级控制</w:t>
+      </w:r>
+    </w:p>
+    <w:p>
+      <w:pPr>
+        <w:pStyle w:val="4"/>
         <w:rPr>
           <w:rFonts w:hint="eastAsia"/>
-          <w:sz w:val="28"/>
-        </w:rPr>
-        <w:t>堆叠级控制</w:t>
-      </w:r>
-      <w:proofErr w:type="gramEnd"/>
-    </w:p>
-    <w:p>
-      <w:pPr>
-        <w:pStyle w:val="4"/>
+        </w:rPr>
       </w:pPr>
       <w:r>
         <w:rPr>
@@ -5690,25 +5798,7 @@
           <w:kern w:val="0"/>
           <w:sz w:val="22"/>
         </w:rPr>
-        <w:t>以一个小爱丽</w:t>
-      </w:r>
-      <w:proofErr w:type="gramStart"/>
-      <w:r>
-        <w:rPr>
-          <w:rFonts w:ascii="Tahoma" w:eastAsia="微软雅黑" w:hAnsi="Tahoma" w:hint="eastAsia"/>
-          <w:kern w:val="0"/>
-          <w:sz w:val="22"/>
-        </w:rPr>
-        <w:t>丝事件</w:t>
-      </w:r>
-      <w:proofErr w:type="gramEnd"/>
-      <w:r>
-        <w:rPr>
-          <w:rFonts w:ascii="Tahoma" w:eastAsia="微软雅黑" w:hAnsi="Tahoma" w:hint="eastAsia"/>
-          <w:kern w:val="0"/>
-          <w:sz w:val="22"/>
-        </w:rPr>
-        <w:t>为例，</w:t>
+        <w:t>以一个小爱丽丝事件为例，</w:t>
       </w:r>
     </w:p>
     <w:p>
@@ -5763,7 +5853,7 @@
                     </pic:cNvPicPr>
                   </pic:nvPicPr>
                   <pic:blipFill>
-                    <a:blip r:embed="rId26">
+                    <a:blip r:embed="rId28">
                       <a:extLst>
                         <a:ext uri="{28A0092B-C50C-407E-A947-70E740481C1C}">
                           <a14:useLocalDpi xmlns:a14="http://schemas.microsoft.com/office/drawing/2010/main" val="0"/>
@@ -5824,7 +5914,7 @@
                     </pic:cNvPicPr>
                   </pic:nvPicPr>
                   <pic:blipFill>
-                    <a:blip r:embed="rId34">
+                    <a:blip r:embed="rId36">
                       <a:extLst>
                         <a:ext uri="{28A0092B-C50C-407E-A947-70E740481C1C}">
                           <a14:useLocalDpi xmlns:a14="http://schemas.microsoft.com/office/drawing/2010/main" val="0"/>
@@ -5935,7 +6025,7 @@
                     </pic:cNvPicPr>
                   </pic:nvPicPr>
                   <pic:blipFill>
-                    <a:blip r:embed="rId35">
+                    <a:blip r:embed="rId37">
                       <a:extLst>
                         <a:ext uri="{28A0092B-C50C-407E-A947-70E740481C1C}">
                           <a14:useLocalDpi xmlns:a14="http://schemas.microsoft.com/office/drawing/2010/main" val="0"/>
@@ -6054,7 +6144,7 @@
                     </pic:cNvPicPr>
                   </pic:nvPicPr>
                   <pic:blipFill>
-                    <a:blip r:embed="rId36">
+                    <a:blip r:embed="rId38">
                       <a:extLst>
                         <a:ext uri="{28A0092B-C50C-407E-A947-70E740481C1C}">
                           <a14:useLocalDpi xmlns:a14="http://schemas.microsoft.com/office/drawing/2010/main" val="0"/>
@@ -6138,7 +6228,7 @@
                     </pic:cNvPicPr>
                   </pic:nvPicPr>
                   <pic:blipFill>
-                    <a:blip r:embed="rId37">
+                    <a:blip r:embed="rId39">
                       <a:extLst>
                         <a:ext uri="{28A0092B-C50C-407E-A947-70E740481C1C}">
                           <a14:useLocalDpi xmlns:a14="http://schemas.microsoft.com/office/drawing/2010/main" val="0"/>
@@ -6184,6 +6274,9 @@
     <w:p>
       <w:pPr>
         <w:pStyle w:val="4"/>
+        <w:rPr>
+          <w:rFonts w:hint="eastAsia"/>
+        </w:rPr>
       </w:pPr>
       <w:r>
         <w:rPr>
@@ -6339,7 +6432,7 @@
                     </pic:cNvPicPr>
                   </pic:nvPicPr>
                   <pic:blipFill>
-                    <a:blip r:embed="rId29">
+                    <a:blip r:embed="rId31">
                       <a:extLst>
                         <a:ext uri="{28A0092B-C50C-407E-A947-70E740481C1C}">
                           <a14:useLocalDpi xmlns:a14="http://schemas.microsoft.com/office/drawing/2010/main" val="0"/>
@@ -6462,25 +6555,7 @@
           <w:kern w:val="0"/>
           <w:sz w:val="22"/>
         </w:rPr>
-        <w:t>的下面，</w:t>
-      </w:r>
-      <w:proofErr w:type="gramStart"/>
-      <w:r>
-        <w:rPr>
-          <w:rFonts w:ascii="Tahoma" w:eastAsia="微软雅黑" w:hAnsi="Tahoma" w:hint="eastAsia"/>
-          <w:kern w:val="0"/>
-          <w:sz w:val="22"/>
-        </w:rPr>
-        <w:t>图块层</w:t>
-      </w:r>
-      <w:proofErr w:type="gramEnd"/>
-      <w:r>
-        <w:rPr>
-          <w:rFonts w:ascii="Tahoma" w:eastAsia="微软雅黑" w:hAnsi="Tahoma" w:hint="eastAsia"/>
-          <w:kern w:val="0"/>
-          <w:sz w:val="22"/>
-        </w:rPr>
-        <w:t>的上面，所以可以放</w:t>
+        <w:t>的下面，图块层的上面，所以可以放</w:t>
       </w:r>
       <w:r>
         <w:rPr>
@@ -6585,19 +6660,8 @@
           <w:kern w:val="0"/>
           <w:sz w:val="22"/>
         </w:rPr>
-        <w:t>层级与</w:t>
-      </w:r>
-      <w:proofErr w:type="gramStart"/>
-      <w:r>
-        <w:rPr>
-          <w:rFonts w:ascii="Tahoma" w:eastAsia="微软雅黑" w:hAnsi="Tahoma" w:hint="eastAsia"/>
-          <w:color w:val="0070C0"/>
-          <w:kern w:val="0"/>
-          <w:sz w:val="22"/>
-        </w:rPr>
-        <w:t>堆叠级</w:t>
-      </w:r>
-      <w:proofErr w:type="gramEnd"/>
+        <w:t>层级与堆叠级</w:t>
+      </w:r>
       <w:r>
         <w:rPr>
           <w:rFonts w:ascii="Tahoma" w:eastAsia="微软雅黑" w:hAnsi="Tahoma" w:hint="eastAsia"/>
@@ -6643,7 +6707,7 @@
                     </pic:cNvPicPr>
                   </pic:nvPicPr>
                   <pic:blipFill>
-                    <a:blip r:embed="rId38">
+                    <a:blip r:embed="rId40">
                       <a:extLst>
                         <a:ext uri="{28A0092B-C50C-407E-A947-70E740481C1C}">
                           <a14:useLocalDpi xmlns:a14="http://schemas.microsoft.com/office/drawing/2010/main" val="0"/>
@@ -6726,25 +6790,7 @@
           <w:kern w:val="0"/>
           <w:sz w:val="22"/>
         </w:rPr>
-        <w:t>设置小爱丽</w:t>
-      </w:r>
-      <w:proofErr w:type="gramStart"/>
-      <w:r>
-        <w:rPr>
-          <w:rFonts w:ascii="Tahoma" w:eastAsia="微软雅黑" w:hAnsi="Tahoma" w:hint="eastAsia"/>
-          <w:kern w:val="0"/>
-          <w:sz w:val="22"/>
-        </w:rPr>
-        <w:t>丝事件</w:t>
-      </w:r>
-      <w:proofErr w:type="gramEnd"/>
-      <w:r>
-        <w:rPr>
-          <w:rFonts w:ascii="Tahoma" w:eastAsia="微软雅黑" w:hAnsi="Tahoma" w:hint="eastAsia"/>
-          <w:kern w:val="0"/>
-          <w:sz w:val="22"/>
-        </w:rPr>
-        <w:t>的层级也在中层，并设置</w:t>
+        <w:t>设置小爱丽丝事件的层级也在中层，并设置</w:t>
       </w:r>
       <w:r>
         <w:rPr>
@@ -6760,18 +6806,8 @@
           <w:kern w:val="0"/>
           <w:sz w:val="22"/>
         </w:rPr>
-        <w:t>固定</w:t>
-      </w:r>
-      <w:proofErr w:type="gramStart"/>
-      <w:r>
-        <w:rPr>
-          <w:rFonts w:ascii="Tahoma" w:eastAsia="微软雅黑" w:hAnsi="Tahoma" w:hint="eastAsia"/>
-          <w:kern w:val="0"/>
-          <w:sz w:val="22"/>
-        </w:rPr>
-        <w:t>堆叠级</w:t>
-      </w:r>
-      <w:proofErr w:type="gramEnd"/>
+        <w:t>固定堆叠级</w:t>
+      </w:r>
       <w:r>
         <w:rPr>
           <w:rFonts w:ascii="Tahoma" w:eastAsia="微软雅黑" w:hAnsi="Tahoma" w:hint="eastAsia"/>
@@ -6805,25 +6841,7 @@
           <w:kern w:val="0"/>
           <w:sz w:val="22"/>
         </w:rPr>
-        <w:t>（</w:t>
-      </w:r>
-      <w:proofErr w:type="gramStart"/>
-      <w:r>
-        <w:rPr>
-          <w:rFonts w:ascii="Tahoma" w:eastAsia="微软雅黑" w:hAnsi="Tahoma" w:hint="eastAsia"/>
-          <w:kern w:val="0"/>
-          <w:sz w:val="22"/>
-        </w:rPr>
-        <w:t>堆叠级</w:t>
-      </w:r>
-      <w:proofErr w:type="gramEnd"/>
-      <w:r>
-        <w:rPr>
-          <w:rFonts w:ascii="Tahoma" w:eastAsia="微软雅黑" w:hAnsi="Tahoma" w:hint="eastAsia"/>
-          <w:kern w:val="0"/>
-          <w:sz w:val="22"/>
-        </w:rPr>
-        <w:t>可以为负数，</w:t>
+        <w:t>（堆叠级可以为负数，</w:t>
       </w:r>
       <w:r>
         <w:rPr>
@@ -6894,7 +6912,7 @@
                     </pic:cNvPicPr>
                   </pic:nvPicPr>
                   <pic:blipFill>
-                    <a:blip r:embed="rId39">
+                    <a:blip r:embed="rId41">
                       <a:extLst>
                         <a:ext uri="{28A0092B-C50C-407E-A947-70E740481C1C}">
                           <a14:useLocalDpi xmlns:a14="http://schemas.microsoft.com/office/drawing/2010/main" val="0"/>
@@ -6962,7 +6980,7 @@
                     </pic:cNvPicPr>
                   </pic:nvPicPr>
                   <pic:blipFill>
-                    <a:blip r:embed="rId40">
+                    <a:blip r:embed="rId42">
                       <a:extLst>
                         <a:ext uri="{28A0092B-C50C-407E-A947-70E740481C1C}">
                           <a14:useLocalDpi xmlns:a14="http://schemas.microsoft.com/office/drawing/2010/main" val="0"/>
@@ -7027,6 +7045,9 @@
     <w:p>
       <w:pPr>
         <w:pStyle w:val="2"/>
+        <w:rPr>
+          <w:rFonts w:hint="eastAsia"/>
+        </w:rPr>
       </w:pPr>
       <w:bookmarkStart w:id="3" w:name="_基础规律"/>
       <w:bookmarkEnd w:id="3"/>
@@ -7054,28 +7075,29 @@
       <w:pPr>
         <w:pStyle w:val="3"/>
         <w:rPr>
-          <w:sz w:val="28"/>
-        </w:rPr>
-      </w:pPr>
-      <w:r>
-        <w:rPr>
           <w:rFonts w:hint="eastAsia"/>
           <w:sz w:val="28"/>
         </w:rPr>
-        <w:t>如何</w:t>
-      </w:r>
+      </w:pPr>
       <w:r>
         <w:rPr>
           <w:rFonts w:hint="eastAsia"/>
           <w:sz w:val="28"/>
         </w:rPr>
-        <w:t>找出</w:t>
+        <w:t>如何</w:t>
       </w:r>
       <w:r>
         <w:rPr>
           <w:rFonts w:hint="eastAsia"/>
           <w:sz w:val="28"/>
         </w:rPr>
+        <w:t>找出</w:t>
+      </w:r>
+      <w:r>
+        <w:rPr>
+          <w:rFonts w:hint="eastAsia"/>
+          <w:sz w:val="28"/>
+        </w:rPr>
         <w:t>可通行的图块</w:t>
       </w:r>
     </w:p>
@@ -7120,25 +7142,7 @@
           <w:kern w:val="0"/>
           <w:sz w:val="22"/>
         </w:rPr>
-        <w:t>透明</w:t>
-      </w:r>
-      <w:proofErr w:type="gramStart"/>
-      <w:r>
-        <w:rPr>
-          <w:rFonts w:ascii="Tahoma" w:eastAsia="微软雅黑" w:hAnsi="Tahoma" w:hint="eastAsia"/>
-          <w:kern w:val="0"/>
-          <w:sz w:val="22"/>
-        </w:rPr>
-        <w:t>的图块即</w:t>
-      </w:r>
-      <w:proofErr w:type="gramEnd"/>
-      <w:r>
-        <w:rPr>
-          <w:rFonts w:ascii="Tahoma" w:eastAsia="微软雅黑" w:hAnsi="Tahoma" w:hint="eastAsia"/>
-          <w:kern w:val="0"/>
-          <w:sz w:val="22"/>
-        </w:rPr>
-        <w:t>可</w:t>
+        <w:t>透明的图块即可</w:t>
       </w:r>
       <w:r>
         <w:rPr>
@@ -7186,7 +7190,7 @@
                     </pic:cNvPicPr>
                   </pic:nvPicPr>
                   <pic:blipFill>
-                    <a:blip r:embed="rId41">
+                    <a:blip r:embed="rId43">
                       <a:extLst>
                         <a:ext uri="{28A0092B-C50C-407E-A947-70E740481C1C}">
                           <a14:useLocalDpi xmlns:a14="http://schemas.microsoft.com/office/drawing/2010/main" val="0"/>
@@ -7243,7 +7247,7 @@
                     </pic:cNvPicPr>
                   </pic:nvPicPr>
                   <pic:blipFill>
-                    <a:blip r:embed="rId42">
+                    <a:blip r:embed="rId44">
                       <a:extLst>
                         <a:ext uri="{28A0092B-C50C-407E-A947-70E740481C1C}">
                           <a14:useLocalDpi xmlns:a14="http://schemas.microsoft.com/office/drawing/2010/main" val="0"/>
@@ -7291,7 +7295,7 @@
           <w:noProof/>
         </w:rPr>
         <w:drawing>
-          <wp:inline distT="0" distB="0" distL="0" distR="0" wp14:anchorId="5A5BAA09" wp14:editId="6896C530">
+          <wp:inline distT="0" distB="0" distL="0" distR="0" wp14:anchorId="5A5BAA09" wp14:editId="70CF5C5A">
             <wp:extent cx="2781300" cy="1825290"/>
             <wp:effectExtent l="0" t="0" r="0" b="3810"/>
             <wp:docPr id="1418377465" name="图片 9"/>
@@ -7308,7 +7312,7 @@
                     </pic:cNvPicPr>
                   </pic:nvPicPr>
                   <pic:blipFill>
-                    <a:blip r:embed="rId30" cstate="print">
+                    <a:blip r:embed="rId32" cstate="print">
                       <a:extLst>
                         <a:ext uri="{28A0092B-C50C-407E-A947-70E740481C1C}">
                           <a14:useLocalDpi xmlns:a14="http://schemas.microsoft.com/office/drawing/2010/main" val="0"/>
@@ -7375,14 +7379,15 @@
       <w:pPr>
         <w:pStyle w:val="3"/>
         <w:rPr>
-          <w:sz w:val="28"/>
-        </w:rPr>
-      </w:pPr>
-      <w:r>
-        <w:rPr>
           <w:rFonts w:hint="eastAsia"/>
           <w:sz w:val="28"/>
         </w:rPr>
+      </w:pPr>
+      <w:r>
+        <w:rPr>
+          <w:rFonts w:hint="eastAsia"/>
+          <w:sz w:val="28"/>
+        </w:rPr>
         <w:lastRenderedPageBreak/>
         <w:t>建筑</w:t>
       </w:r>
@@ -7450,25 +7455,7 @@
           <w:kern w:val="0"/>
           <w:sz w:val="22"/>
         </w:rPr>
-        <w:t>时，会发现素材中的建筑高度和</w:t>
-      </w:r>
-      <w:proofErr w:type="gramStart"/>
-      <w:r>
-        <w:rPr>
-          <w:rFonts w:ascii="Tahoma" w:eastAsia="微软雅黑" w:hAnsi="Tahoma" w:hint="eastAsia"/>
-          <w:kern w:val="0"/>
-          <w:sz w:val="22"/>
-        </w:rPr>
-        <w:t>图块差距</w:t>
-      </w:r>
-      <w:proofErr w:type="gramEnd"/>
-      <w:r>
-        <w:rPr>
-          <w:rFonts w:ascii="Tahoma" w:eastAsia="微软雅黑" w:hAnsi="Tahoma" w:hint="eastAsia"/>
-          <w:kern w:val="0"/>
-          <w:sz w:val="22"/>
-        </w:rPr>
-        <w:t>很大。</w:t>
+        <w:t>时，会发现素材中的建筑高度和图块差距很大。</w:t>
       </w:r>
     </w:p>
     <w:p>
@@ -7507,7 +7494,7 @@
                     </pic:cNvPicPr>
                   </pic:nvPicPr>
                   <pic:blipFill>
-                    <a:blip r:embed="rId43">
+                    <a:blip r:embed="rId45">
                       <a:extLst>
                         <a:ext uri="{28A0092B-C50C-407E-A947-70E740481C1C}">
                           <a14:useLocalDpi xmlns:a14="http://schemas.microsoft.com/office/drawing/2010/main" val="0"/>
@@ -7584,25 +7571,7 @@
           <w:kern w:val="0"/>
           <w:sz w:val="22"/>
         </w:rPr>
-        <w:t>拉伸一下就</w:t>
-      </w:r>
-      <w:proofErr w:type="gramStart"/>
-      <w:r>
-        <w:rPr>
-          <w:rFonts w:ascii="Tahoma" w:eastAsia="微软雅黑" w:hAnsi="Tahoma" w:hint="eastAsia"/>
-          <w:kern w:val="0"/>
-          <w:sz w:val="22"/>
-        </w:rPr>
-        <w:t>能够着</w:t>
-      </w:r>
-      <w:proofErr w:type="gramEnd"/>
-      <w:r>
-        <w:rPr>
-          <w:rFonts w:ascii="Tahoma" w:eastAsia="微软雅黑" w:hAnsi="Tahoma" w:hint="eastAsia"/>
-          <w:kern w:val="0"/>
-          <w:sz w:val="22"/>
-        </w:rPr>
-        <w:t>了。</w:t>
+        <w:t>拉伸一下就能够着了。</w:t>
       </w:r>
     </w:p>
     <w:p>
@@ -7641,7 +7610,7 @@
                     </pic:cNvPicPr>
                   </pic:nvPicPr>
                   <pic:blipFill>
-                    <a:blip r:embed="rId44">
+                    <a:blip r:embed="rId46">
                       <a:extLst>
                         <a:ext uri="{28A0092B-C50C-407E-A947-70E740481C1C}">
                           <a14:useLocalDpi xmlns:a14="http://schemas.microsoft.com/office/drawing/2010/main" val="0"/>
@@ -7706,7 +7675,7 @@
       </w:pPr>
     </w:p>
     <w:sectPr>
-      <w:headerReference w:type="default" r:id="rId45"/>
+      <w:headerReference w:type="default" r:id="rId47"/>
       <w:pgSz w:w="11906" w:h="16838"/>
       <w:pgMar w:top="1440" w:right="1800" w:bottom="1440" w:left="1800" w:header="851" w:footer="992" w:gutter="0"/>
       <w:cols w:space="425"/>
@@ -7717,9 +7686,14 @@
 </file>
 
 <file path=word/endnotes.xml><?xml version="1.0" encoding="utf-8"?>
-<w:endnotes xmlns:wpc="http://schemas.microsoft.com/office/word/2010/wordprocessingCanvas" xmlns:cx="http://schemas.microsoft.com/office/drawing/2014/chartex" xmlns:cx1="http://schemas.microsoft.com/office/drawing/2015/9/8/chartex" xmlns:cx2="http://schemas.microsoft.com/office/drawing/2015/10/21/chartex" xmlns:cx3="http://schemas.microsoft.com/office/drawing/2016/5/9/chartex" xmlns:cx4="http://schemas.microsoft.com/office/drawing/2016/5/10/chartex" xmlns:cx5="http://schemas.microsoft.com/office/drawing/2016/5/11/chartex" xmlns:cx6="http://schemas.microsoft.com/office/drawing/2016/5/12/chartex" xmlns:cx7="http://schemas.microsoft.com/office/drawing/2016/5/13/chartex" xmlns:cx8="http://schemas.microsoft.com/office/drawing/2016/5/14/chartex" xmlns:mc="http://schemas.openxmlformats.org/markup-compatibility/2006" xmlns:aink="http://schemas.microsoft.com/office/drawing/2016/ink" xmlns:am3d="http://schemas.microsoft.com/office/drawing/2017/model3d" xmlns:o="urn:schemas-microsoft-com:office:office" xmlns:oel="http://schemas.microsoft.com/office/2019/extlst" xmlns:r="http://schemas.openxmlformats.org/officeDocument/2006/relationships" xmlns:m="http://schemas.openxmlformats.org/officeDocument/2006/math" xmlns:v="urn:schemas-microsoft-com:vml" xmlns:wp14="http://schemas.microsoft.com/office/word/2010/wordprocessingDrawing" xmlns:wp="http://schemas.openxmlformats.org/drawingml/2006/wordprocessingDrawing" xmlns:w10="urn:schemas-microsoft-com:office:word" xmlns:w="http://schemas.openxmlformats.org/wordprocessingml/2006/main" xmlns:w14="http://schemas.microsoft.com/office/word/2010/wordml" xmlns:w15="http://schemas.microsoft.com/office/word/2012/wordml" xmlns:w16cex="http://schemas.microsoft.com/office/word/2018/wordml/cex" xmlns:w16cid="http://schemas.microsoft.com/office/word/2016/wordml/cid" xmlns:w16="http://schemas.microsoft.com/office/word/2018/wordml" xmlns:w16du="http://schemas.microsoft.com/office/word/2023/wordml/word16du" xmlns:w16sdtdh="http://schemas.microsoft.com/office/word/2020/wordml/sdtdatahash" xmlns:w16se="http://schemas.microsoft.com/office/word/2015/wordml/symex" xmlns:wpg="http://schemas.microsoft.com/office/word/2010/wordprocessingGroup" xmlns:wpi="http://schemas.microsoft.com/office/word/2010/wordprocessingInk" xmlns:wne="http://schemas.microsoft.com/office/word/2006/wordml" xmlns:wps="http://schemas.microsoft.com/office/word/2010/wordprocessingShape" mc:Ignorable="w14 w15 w16se w16cid w16 w16cex w16sdtdh w16du wp14">
+<w:endnotes xmlns:wpc="http://schemas.microsoft.com/office/word/2010/wordprocessingCanvas" xmlns:cx="http://schemas.microsoft.com/office/drawing/2014/chartex" xmlns:cx1="http://schemas.microsoft.com/office/drawing/2015/9/8/chartex" xmlns:cx2="http://schemas.microsoft.com/office/drawing/2015/10/21/chartex" xmlns:cx3="http://schemas.microsoft.com/office/drawing/2016/5/9/chartex" xmlns:cx4="http://schemas.microsoft.com/office/drawing/2016/5/10/chartex" xmlns:cx5="http://schemas.microsoft.com/office/drawing/2016/5/11/chartex" xmlns:cx6="http://schemas.microsoft.com/office/drawing/2016/5/12/chartex" xmlns:cx7="http://schemas.microsoft.com/office/drawing/2016/5/13/chartex" xmlns:cx8="http://schemas.microsoft.com/office/drawing/2016/5/14/chartex" xmlns:mc="http://schemas.openxmlformats.org/markup-compatibility/2006" xmlns:aink="http://schemas.microsoft.com/office/drawing/2016/ink" xmlns:am3d="http://schemas.microsoft.com/office/drawing/2017/model3d" xmlns:o="urn:schemas-microsoft-com:office:office" xmlns:oel="http://schemas.microsoft.com/office/2019/extlst" xmlns:r="http://schemas.openxmlformats.org/officeDocument/2006/relationships" xmlns:m="http://schemas.openxmlformats.org/officeDocument/2006/math" xmlns:v="urn:schemas-microsoft-com:vml" xmlns:wp14="http://schemas.microsoft.com/office/word/2010/wordprocessingDrawing" xmlns:wp="http://schemas.openxmlformats.org/drawingml/2006/wordprocessingDrawing" xmlns:w10="urn:schemas-microsoft-com:office:word" xmlns:w="http://schemas.openxmlformats.org/wordprocessingml/2006/main" xmlns:w14="http://schemas.microsoft.com/office/word/2010/wordml" xmlns:w15="http://schemas.microsoft.com/office/word/2012/wordml" xmlns:w16cex="http://schemas.microsoft.com/office/word/2018/wordml/cex" xmlns:w16cid="http://schemas.microsoft.com/office/word/2016/wordml/cid" xmlns:w16="http://schemas.microsoft.com/office/word/2018/wordml" xmlns:w16du="http://schemas.microsoft.com/office/word/2023/wordml/word16du" xmlns:w16sdtdh="http://schemas.microsoft.com/office/word/2020/wordml/sdtdatahash" xmlns:w16sdtfl="http://schemas.microsoft.com/office/word/2024/wordml/sdtformatlock" xmlns:w16se="http://schemas.microsoft.com/office/word/2015/wordml/symex" xmlns:wpg="http://schemas.microsoft.com/office/word/2010/wordprocessingGroup" xmlns:wpi="http://schemas.microsoft.com/office/word/2010/wordprocessingInk" xmlns:wne="http://schemas.microsoft.com/office/word/2006/wordml" xmlns:wps="http://schemas.microsoft.com/office/word/2010/wordprocessingShape" mc:Ignorable="w14 w15 w16se w16cid w16 w16cex w16sdtdh w16sdtfl w16du wp14">
   <w:endnote w:type="separator" w:id="-1">
     <w:p>
+      <w:pPr>
+        <w:rPr>
+          <w:rFonts w:hint="eastAsia"/>
+        </w:rPr>
+      </w:pPr>
       <w:r>
         <w:separator/>
       </w:r>
@@ -7727,6 +7701,11 @@
   </w:endnote>
   <w:endnote w:type="continuationSeparator" w:id="0">
     <w:p>
+      <w:pPr>
+        <w:rPr>
+          <w:rFonts w:hint="eastAsia"/>
+        </w:rPr>
+      </w:pPr>
       <w:r>
         <w:continuationSeparator/>
       </w:r>
@@ -7736,9 +7715,14 @@
 </file>
 
 <file path=word/footnotes.xml><?xml version="1.0" encoding="utf-8"?>
-<w:footnotes xmlns:wpc="http://schemas.microsoft.com/office/word/2010/wordprocessingCanvas" xmlns:cx="http://schemas.microsoft.com/office/drawing/2014/chartex" xmlns:cx1="http://schemas.microsoft.com/office/drawing/2015/9/8/chartex" xmlns:cx2="http://schemas.microsoft.com/office/drawing/2015/10/21/chartex" xmlns:cx3="http://schemas.microsoft.com/office/drawing/2016/5/9/chartex" xmlns:cx4="http://schemas.microsoft.com/office/drawing/2016/5/10/chartex" xmlns:cx5="http://schemas.microsoft.com/office/drawing/2016/5/11/chartex" xmlns:cx6="http://schemas.microsoft.com/office/drawing/2016/5/12/chartex" xmlns:cx7="http://schemas.microsoft.com/office/drawing/2016/5/13/chartex" xmlns:cx8="http://schemas.microsoft.com/office/drawing/2016/5/14/chartex" xmlns:mc="http://schemas.openxmlformats.org/markup-compatibility/2006" xmlns:aink="http://schemas.microsoft.com/office/drawing/2016/ink" xmlns:am3d="http://schemas.microsoft.com/office/drawing/2017/model3d" xmlns:o="urn:schemas-microsoft-com:office:office" xmlns:oel="http://schemas.microsoft.com/office/2019/extlst" xmlns:r="http://schemas.openxmlformats.org/officeDocument/2006/relationships" xmlns:m="http://schemas.openxmlformats.org/officeDocument/2006/math" xmlns:v="urn:schemas-microsoft-com:vml" xmlns:wp14="http://schemas.microsoft.com/office/word/2010/wordprocessingDrawing" xmlns:wp="http://schemas.openxmlformats.org/drawingml/2006/wordprocessingDrawing" xmlns:w10="urn:schemas-microsoft-com:office:word" xmlns:w="http://schemas.openxmlformats.org/wordprocessingml/2006/main" xmlns:w14="http://schemas.microsoft.com/office/word/2010/wordml" xmlns:w15="http://schemas.microsoft.com/office/word/2012/wordml" xmlns:w16cex="http://schemas.microsoft.com/office/word/2018/wordml/cex" xmlns:w16cid="http://schemas.microsoft.com/office/word/2016/wordml/cid" xmlns:w16="http://schemas.microsoft.com/office/word/2018/wordml" xmlns:w16du="http://schemas.microsoft.com/office/word/2023/wordml/word16du" xmlns:w16sdtdh="http://schemas.microsoft.com/office/word/2020/wordml/sdtdatahash" xmlns:w16se="http://schemas.microsoft.com/office/word/2015/wordml/symex" xmlns:wpg="http://schemas.microsoft.com/office/word/2010/wordprocessingGroup" xmlns:wpi="http://schemas.microsoft.com/office/word/2010/wordprocessingInk" xmlns:wne="http://schemas.microsoft.com/office/word/2006/wordml" xmlns:wps="http://schemas.microsoft.com/office/word/2010/wordprocessingShape" mc:Ignorable="w14 w15 w16se w16cid w16 w16cex w16sdtdh w16du wp14">
+<w:footnotes xmlns:wpc="http://schemas.microsoft.com/office/word/2010/wordprocessingCanvas" xmlns:cx="http://schemas.microsoft.com/office/drawing/2014/chartex" xmlns:cx1="http://schemas.microsoft.com/office/drawing/2015/9/8/chartex" xmlns:cx2="http://schemas.microsoft.com/office/drawing/2015/10/21/chartex" xmlns:cx3="http://schemas.microsoft.com/office/drawing/2016/5/9/chartex" xmlns:cx4="http://schemas.microsoft.com/office/drawing/2016/5/10/chartex" xmlns:cx5="http://schemas.microsoft.com/office/drawing/2016/5/11/chartex" xmlns:cx6="http://schemas.microsoft.com/office/drawing/2016/5/12/chartex" xmlns:cx7="http://schemas.microsoft.com/office/drawing/2016/5/13/chartex" xmlns:cx8="http://schemas.microsoft.com/office/drawing/2016/5/14/chartex" xmlns:mc="http://schemas.openxmlformats.org/markup-compatibility/2006" xmlns:aink="http://schemas.microsoft.com/office/drawing/2016/ink" xmlns:am3d="http://schemas.microsoft.com/office/drawing/2017/model3d" xmlns:o="urn:schemas-microsoft-com:office:office" xmlns:oel="http://schemas.microsoft.com/office/2019/extlst" xmlns:r="http://schemas.openxmlformats.org/officeDocument/2006/relationships" xmlns:m="http://schemas.openxmlformats.org/officeDocument/2006/math" xmlns:v="urn:schemas-microsoft-com:vml" xmlns:wp14="http://schemas.microsoft.com/office/word/2010/wordprocessingDrawing" xmlns:wp="http://schemas.openxmlformats.org/drawingml/2006/wordprocessingDrawing" xmlns:w10="urn:schemas-microsoft-com:office:word" xmlns:w="http://schemas.openxmlformats.org/wordprocessingml/2006/main" xmlns:w14="http://schemas.microsoft.com/office/word/2010/wordml" xmlns:w15="http://schemas.microsoft.com/office/word/2012/wordml" xmlns:w16cex="http://schemas.microsoft.com/office/word/2018/wordml/cex" xmlns:w16cid="http://schemas.microsoft.com/office/word/2016/wordml/cid" xmlns:w16="http://schemas.microsoft.com/office/word/2018/wordml" xmlns:w16du="http://schemas.microsoft.com/office/word/2023/wordml/word16du" xmlns:w16sdtdh="http://schemas.microsoft.com/office/word/2020/wordml/sdtdatahash" xmlns:w16sdtfl="http://schemas.microsoft.com/office/word/2024/wordml/sdtformatlock" xmlns:w16se="http://schemas.microsoft.com/office/word/2015/wordml/symex" xmlns:wpg="http://schemas.microsoft.com/office/word/2010/wordprocessingGroup" xmlns:wpi="http://schemas.microsoft.com/office/word/2010/wordprocessingInk" xmlns:wne="http://schemas.microsoft.com/office/word/2006/wordml" xmlns:wps="http://schemas.microsoft.com/office/word/2010/wordprocessingShape" mc:Ignorable="w14 w15 w16se w16cid w16 w16cex w16sdtdh w16sdtfl w16du wp14">
   <w:footnote w:type="separator" w:id="-1">
     <w:p>
+      <w:pPr>
+        <w:rPr>
+          <w:rFonts w:hint="eastAsia"/>
+        </w:rPr>
+      </w:pPr>
       <w:r>
         <w:separator/>
       </w:r>
@@ -7746,6 +7730,11 @@
   </w:footnote>
   <w:footnote w:type="continuationSeparator" w:id="0">
     <w:p>
+      <w:pPr>
+        <w:rPr>
+          <w:rFonts w:hint="eastAsia"/>
+        </w:rPr>
+      </w:pPr>
       <w:r>
         <w:continuationSeparator/>
       </w:r>
@@ -7755,12 +7744,12 @@
 </file>
 
 <file path=word/header1.xml><?xml version="1.0" encoding="utf-8"?>
-<w:hdr xmlns:wpc="http://schemas.microsoft.com/office/word/2010/wordprocessingCanvas" xmlns:cx="http://schemas.microsoft.com/office/drawing/2014/chartex" xmlns:cx1="http://schemas.microsoft.com/office/drawing/2015/9/8/chartex" xmlns:cx2="http://schemas.microsoft.com/office/drawing/2015/10/21/chartex" xmlns:cx3="http://schemas.microsoft.com/office/drawing/2016/5/9/chartex" xmlns:cx4="http://schemas.microsoft.com/office/drawing/2016/5/10/chartex" xmlns:cx5="http://schemas.microsoft.com/office/drawing/2016/5/11/chartex" xmlns:cx6="http://schemas.microsoft.com/office/drawing/2016/5/12/chartex" xmlns:cx7="http://schemas.microsoft.com/office/drawing/2016/5/13/chartex" xmlns:cx8="http://schemas.microsoft.com/office/drawing/2016/5/14/chartex" xmlns:mc="http://schemas.openxmlformats.org/markup-compatibility/2006" xmlns:aink="http://schemas.microsoft.com/office/drawing/2016/ink" xmlns:am3d="http://schemas.microsoft.com/office/drawing/2017/model3d" xmlns:o="urn:schemas-microsoft-com:office:office" xmlns:oel="http://schemas.microsoft.com/office/2019/extlst" xmlns:r="http://schemas.openxmlformats.org/officeDocument/2006/relationships" xmlns:m="http://schemas.openxmlformats.org/officeDocument/2006/math" xmlns:v="urn:schemas-microsoft-com:vml" xmlns:wp14="http://schemas.microsoft.com/office/word/2010/wordprocessingDrawing" xmlns:wp="http://schemas.openxmlformats.org/drawingml/2006/wordprocessingDrawing" xmlns:w10="urn:schemas-microsoft-com:office:word" xmlns:w="http://schemas.openxmlformats.org/wordprocessingml/2006/main" xmlns:w14="http://schemas.microsoft.com/office/word/2010/wordml" xmlns:w15="http://schemas.microsoft.com/office/word/2012/wordml" xmlns:w16cex="http://schemas.microsoft.com/office/word/2018/wordml/cex" xmlns:w16cid="http://schemas.microsoft.com/office/word/2016/wordml/cid" xmlns:w16="http://schemas.microsoft.com/office/word/2018/wordml" xmlns:w16du="http://schemas.microsoft.com/office/word/2023/wordml/word16du" xmlns:w16sdtdh="http://schemas.microsoft.com/office/word/2020/wordml/sdtdatahash" xmlns:w16se="http://schemas.microsoft.com/office/word/2015/wordml/symex" xmlns:wpg="http://schemas.microsoft.com/office/word/2010/wordprocessingGroup" xmlns:wpi="http://schemas.microsoft.com/office/word/2010/wordprocessingInk" xmlns:wne="http://schemas.microsoft.com/office/word/2006/wordml" xmlns:wps="http://schemas.microsoft.com/office/word/2010/wordprocessingShape" mc:Ignorable="w14 w15 w16se w16cid w16 w16cex w16sdtdh w16du wp14">
+<w:hdr xmlns:wpc="http://schemas.microsoft.com/office/word/2010/wordprocessingCanvas" xmlns:cx="http://schemas.microsoft.com/office/drawing/2014/chartex" xmlns:cx1="http://schemas.microsoft.com/office/drawing/2015/9/8/chartex" xmlns:cx2="http://schemas.microsoft.com/office/drawing/2015/10/21/chartex" xmlns:cx3="http://schemas.microsoft.com/office/drawing/2016/5/9/chartex" xmlns:cx4="http://schemas.microsoft.com/office/drawing/2016/5/10/chartex" xmlns:cx5="http://schemas.microsoft.com/office/drawing/2016/5/11/chartex" xmlns:cx6="http://schemas.microsoft.com/office/drawing/2016/5/12/chartex" xmlns:cx7="http://schemas.microsoft.com/office/drawing/2016/5/13/chartex" xmlns:cx8="http://schemas.microsoft.com/office/drawing/2016/5/14/chartex" xmlns:mc="http://schemas.openxmlformats.org/markup-compatibility/2006" xmlns:aink="http://schemas.microsoft.com/office/drawing/2016/ink" xmlns:am3d="http://schemas.microsoft.com/office/drawing/2017/model3d" xmlns:o="urn:schemas-microsoft-com:office:office" xmlns:oel="http://schemas.microsoft.com/office/2019/extlst" xmlns:r="http://schemas.openxmlformats.org/officeDocument/2006/relationships" xmlns:m="http://schemas.openxmlformats.org/officeDocument/2006/math" xmlns:v="urn:schemas-microsoft-com:vml" xmlns:wp14="http://schemas.microsoft.com/office/word/2010/wordprocessingDrawing" xmlns:wp="http://schemas.openxmlformats.org/drawingml/2006/wordprocessingDrawing" xmlns:w10="urn:schemas-microsoft-com:office:word" xmlns:w="http://schemas.openxmlformats.org/wordprocessingml/2006/main" xmlns:w14="http://schemas.microsoft.com/office/word/2010/wordml" xmlns:w15="http://schemas.microsoft.com/office/word/2012/wordml" xmlns:w16cex="http://schemas.microsoft.com/office/word/2018/wordml/cex" xmlns:w16cid="http://schemas.microsoft.com/office/word/2016/wordml/cid" xmlns:w16="http://schemas.microsoft.com/office/word/2018/wordml" xmlns:w16du="http://schemas.microsoft.com/office/word/2023/wordml/word16du" xmlns:w16sdtdh="http://schemas.microsoft.com/office/word/2020/wordml/sdtdatahash" xmlns:w16sdtfl="http://schemas.microsoft.com/office/word/2024/wordml/sdtformatlock" xmlns:w16se="http://schemas.microsoft.com/office/word/2015/wordml/symex" xmlns:wpg="http://schemas.microsoft.com/office/word/2010/wordprocessingGroup" xmlns:wpi="http://schemas.microsoft.com/office/word/2010/wordprocessingInk" xmlns:wne="http://schemas.microsoft.com/office/word/2006/wordml" xmlns:wps="http://schemas.microsoft.com/office/word/2010/wordprocessingShape" mc:Ignorable="w14 w15 w16se w16cid w16 w16cex w16sdtdh w16sdtfl w16du wp14">
   <w:p>
     <w:pPr>
       <w:jc w:val="center"/>
       <w:rPr>
-        <w:rFonts w:ascii="微软雅黑" w:eastAsia="微软雅黑" w:hAnsi="微软雅黑"/>
+        <w:rFonts w:ascii="微软雅黑" w:eastAsia="微软雅黑" w:hAnsi="微软雅黑" w:hint="eastAsia"/>
         <w:sz w:val="20"/>
       </w:rPr>
     </w:pPr>
@@ -7853,7 +7842,6 @@
       </w:rPr>
       <w:t xml:space="preserve">   </w:t>
     </w:r>
-    <w:proofErr w:type="spellStart"/>
     <w:r>
       <w:rPr>
         <w:rFonts w:ascii="微软雅黑" w:eastAsia="微软雅黑" w:hAnsi="微软雅黑"/>
@@ -7861,13 +7849,12 @@
       </w:rPr>
       <w:t>drill_up</w:t>
     </w:r>
-    <w:proofErr w:type="spellEnd"/>
   </w:p>
 </w:hdr>
 </file>
 
 <file path=word/styles.xml><?xml version="1.0" encoding="utf-8"?>
-<w:styles xmlns:mc="http://schemas.openxmlformats.org/markup-compatibility/2006" xmlns:r="http://schemas.openxmlformats.org/officeDocument/2006/relationships" xmlns:w="http://schemas.openxmlformats.org/wordprocessingml/2006/main" xmlns:w14="http://schemas.microsoft.com/office/word/2010/wordml" xmlns:w15="http://schemas.microsoft.com/office/word/2012/wordml" xmlns:w16cex="http://schemas.microsoft.com/office/word/2018/wordml/cex" xmlns:w16cid="http://schemas.microsoft.com/office/word/2016/wordml/cid" xmlns:w16="http://schemas.microsoft.com/office/word/2018/wordml" xmlns:w16du="http://schemas.microsoft.com/office/word/2023/wordml/word16du" xmlns:w16sdtdh="http://schemas.microsoft.com/office/word/2020/wordml/sdtdatahash" xmlns:w16se="http://schemas.microsoft.com/office/word/2015/wordml/symex" mc:Ignorable="w14 w15 w16se w16cid w16 w16cex w16sdtdh w16du">
+<w:styles xmlns:mc="http://schemas.openxmlformats.org/markup-compatibility/2006" xmlns:r="http://schemas.openxmlformats.org/officeDocument/2006/relationships" xmlns:w="http://schemas.openxmlformats.org/wordprocessingml/2006/main" xmlns:w14="http://schemas.microsoft.com/office/word/2010/wordml" xmlns:w15="http://schemas.microsoft.com/office/word/2012/wordml" xmlns:w16cex="http://schemas.microsoft.com/office/word/2018/wordml/cex" xmlns:w16cid="http://schemas.microsoft.com/office/word/2016/wordml/cid" xmlns:w16="http://schemas.microsoft.com/office/word/2018/wordml" xmlns:w16du="http://schemas.microsoft.com/office/word/2023/wordml/word16du" xmlns:w16sdtdh="http://schemas.microsoft.com/office/word/2020/wordml/sdtdatahash" xmlns:w16sdtfl="http://schemas.microsoft.com/office/word/2024/wordml/sdtformatlock" xmlns:w16se="http://schemas.microsoft.com/office/word/2015/wordml/symex" mc:Ignorable="w14 w15 w16se w16cid w16 w16cex w16sdtdh w16sdtfl w16du">
   <w:docDefaults>
     <w:rPrDefault>
       <w:rPr>

--- a/插件详细手册/6.地图/地图设计-横版2D模仿.docx
+++ b/插件详细手册/6.地图/地图设计-横版2D模仿.docx
@@ -13,23 +13,33 @@
         <w:rPr>
           <w:rFonts w:hint="eastAsia"/>
         </w:rPr>
+        <w:t>===</w:t>
+      </w:r>
+      <w:r>
+        <w:rPr>
+          <w:rFonts w:hint="eastAsia"/>
+        </w:rPr>
         <w:t>概述</w:t>
       </w:r>
+      <w:r>
+        <w:rPr>
+          <w:rFonts w:hint="eastAsia"/>
+        </w:rPr>
+        <w:t>===</w:t>
+      </w:r>
     </w:p>
     <w:p>
       <w:pPr>
         <w:pStyle w:val="3"/>
         <w:rPr>
           <w:rFonts w:hint="eastAsia"/>
-          <w:sz w:val="28"/>
         </w:rPr>
       </w:pPr>
       <w:r>
         <w:rPr>
           <w:rFonts w:hint="eastAsia"/>
-          <w:sz w:val="28"/>
-        </w:rPr>
-        <w:t>地图简介</w:t>
+        </w:rPr>
+        <w:t>示例图</w:t>
       </w:r>
     </w:p>
     <w:p>
@@ -81,7 +91,7 @@
         <w:widowControl/>
         <w:jc w:val="center"/>
         <w:rPr>
-          <w:rFonts w:ascii="宋体" w:eastAsia="宋体" w:hAnsi="宋体" w:cs="宋体" w:hint="eastAsia"/>
+          <w:rFonts w:ascii="宋体" w:eastAsia="宋体" w:hAnsi="宋体" w:cs="宋体"/>
           <w:kern w:val="0"/>
           <w:sz w:val="24"/>
           <w:szCs w:val="24"/>
@@ -96,9 +106,9 @@
           <w:szCs w:val="24"/>
         </w:rPr>
         <w:drawing>
-          <wp:inline distT="0" distB="0" distL="0" distR="0" wp14:anchorId="275F5DD4" wp14:editId="136A2F8C">
-            <wp:extent cx="3566160" cy="2077183"/>
-            <wp:effectExtent l="0" t="0" r="0" b="0"/>
+          <wp:inline distT="0" distB="0" distL="0" distR="0" wp14:anchorId="275F5DD4" wp14:editId="4342D33B">
+            <wp:extent cx="4369456" cy="2545080"/>
+            <wp:effectExtent l="0" t="0" r="0" b="7620"/>
             <wp:docPr id="1949139839" name="图片 2"/>
             <wp:cNvGraphicFramePr>
               <a:graphicFrameLocks xmlns:a="http://schemas.openxmlformats.org/drawingml/2006/main" noChangeAspect="1"/>
@@ -128,7 +138,7 @@
                   <pic:spPr bwMode="auto">
                     <a:xfrm>
                       <a:off x="0" y="0"/>
-                      <a:ext cx="3588725" cy="2090327"/>
+                      <a:ext cx="4400372" cy="2563088"/>
                     </a:xfrm>
                     <a:prstGeom prst="rect">
                       <a:avLst/>
@@ -145,353 +155,895 @@
         </w:drawing>
       </w:r>
     </w:p>
-    <w:tbl>
-      <w:tblPr>
-        <w:tblStyle w:val="af"/>
-        <w:tblW w:w="0" w:type="auto"/>
-        <w:shd w:val="clear" w:color="auto" w:fill="DEEAF6" w:themeFill="accent1" w:themeFillTint="33"/>
-        <w:tblLook w:val="04A0" w:firstRow="1" w:lastRow="0" w:firstColumn="1" w:lastColumn="0" w:noHBand="0" w:noVBand="1"/>
-      </w:tblPr>
-      <w:tblGrid>
-        <w:gridCol w:w="8522"/>
-      </w:tblGrid>
-      <w:tr>
-        <w:tc>
-          <w:tcPr>
-            <w:tcW w:w="8522" w:type="dxa"/>
-            <w:shd w:val="clear" w:color="auto" w:fill="DEEAF6" w:themeFill="accent1" w:themeFillTint="33"/>
-          </w:tcPr>
-          <w:p>
-            <w:pPr>
-              <w:widowControl/>
-              <w:snapToGrid w:val="0"/>
-              <w:jc w:val="left"/>
-              <w:rPr>
-                <w:rFonts w:ascii="Tahoma" w:eastAsia="微软雅黑" w:hAnsi="Tahoma"/>
-                <w:kern w:val="0"/>
-                <w:sz w:val="22"/>
-              </w:rPr>
-            </w:pPr>
-            <w:r>
-              <w:rPr>
-                <w:rFonts w:ascii="Tahoma" w:eastAsia="微软雅黑" w:hAnsi="Tahoma" w:hint="eastAsia"/>
-                <w:kern w:val="0"/>
-                <w:sz w:val="22"/>
-              </w:rPr>
-              <w:t>示例</w:t>
-            </w:r>
-            <w:r>
-              <w:rPr>
-                <w:rFonts w:ascii="Tahoma" w:eastAsia="微软雅黑" w:hAnsi="Tahoma" w:hint="eastAsia"/>
-                <w:kern w:val="0"/>
-                <w:sz w:val="22"/>
-              </w:rPr>
-              <w:t>中的地图为“设计</w:t>
-            </w:r>
-            <w:r>
-              <w:rPr>
-                <w:rFonts w:ascii="Tahoma" w:eastAsia="微软雅黑" w:hAnsi="Tahoma" w:hint="eastAsia"/>
-                <w:kern w:val="0"/>
-                <w:sz w:val="22"/>
-              </w:rPr>
-              <w:t>-</w:t>
-            </w:r>
-            <w:r>
-              <w:rPr>
-                <w:rFonts w:ascii="Tahoma" w:eastAsia="微软雅黑" w:hAnsi="Tahoma" w:hint="eastAsia"/>
-                <w:kern w:val="0"/>
-                <w:sz w:val="22"/>
-              </w:rPr>
-              <w:t>横版</w:t>
-            </w:r>
-            <w:r>
-              <w:rPr>
-                <w:rFonts w:ascii="Tahoma" w:eastAsia="微软雅黑" w:hAnsi="Tahoma" w:hint="eastAsia"/>
-                <w:kern w:val="0"/>
-                <w:sz w:val="22"/>
-              </w:rPr>
-              <w:t>2D</w:t>
-            </w:r>
-            <w:r>
-              <w:rPr>
-                <w:rFonts w:ascii="Tahoma" w:eastAsia="微软雅黑" w:hAnsi="Tahoma" w:hint="eastAsia"/>
-                <w:kern w:val="0"/>
-                <w:sz w:val="22"/>
-              </w:rPr>
-              <w:t>模仿”</w:t>
-            </w:r>
-            <w:r>
-              <w:rPr>
-                <w:rFonts w:ascii="Tahoma" w:eastAsia="微软雅黑" w:hAnsi="Tahoma" w:hint="eastAsia"/>
-                <w:kern w:val="0"/>
-                <w:sz w:val="22"/>
-              </w:rPr>
-              <w:t>，</w:t>
-            </w:r>
-            <w:r>
-              <w:rPr>
-                <w:rFonts w:ascii="Tahoma" w:eastAsia="微软雅黑" w:hAnsi="Tahoma" w:hint="eastAsia"/>
-                <w:kern w:val="0"/>
-                <w:sz w:val="22"/>
-              </w:rPr>
-              <w:t>你</w:t>
-            </w:r>
-            <w:r>
-              <w:rPr>
-                <w:rFonts w:ascii="Tahoma" w:eastAsia="微软雅黑" w:hAnsi="Tahoma" w:hint="eastAsia"/>
-                <w:kern w:val="0"/>
-                <w:sz w:val="22"/>
-              </w:rPr>
-              <w:t>可以</w:t>
-            </w:r>
-            <w:r>
-              <w:rPr>
-                <w:rFonts w:ascii="Tahoma" w:eastAsia="微软雅黑" w:hAnsi="Tahoma" w:hint="eastAsia"/>
-                <w:kern w:val="0"/>
-                <w:sz w:val="22"/>
-              </w:rPr>
-              <w:t>设置</w:t>
-            </w:r>
-            <w:r>
-              <w:rPr>
-                <w:rFonts w:ascii="Tahoma" w:eastAsia="微软雅黑" w:hAnsi="Tahoma" w:hint="eastAsia"/>
-                <w:kern w:val="0"/>
-                <w:sz w:val="22"/>
-              </w:rPr>
-              <w:t xml:space="preserve"> </w:t>
-            </w:r>
-            <w:r>
-              <w:rPr>
-                <w:rFonts w:ascii="Tahoma" w:eastAsia="微软雅黑" w:hAnsi="Tahoma" w:hint="eastAsia"/>
-                <w:kern w:val="0"/>
-                <w:sz w:val="22"/>
-              </w:rPr>
-              <w:t>玩家起始位置</w:t>
-            </w:r>
-            <w:r>
-              <w:rPr>
-                <w:rFonts w:ascii="Tahoma" w:eastAsia="微软雅黑" w:hAnsi="Tahoma" w:hint="eastAsia"/>
-                <w:kern w:val="0"/>
-                <w:sz w:val="22"/>
-              </w:rPr>
-              <w:t xml:space="preserve"> </w:t>
-            </w:r>
-            <w:r>
-              <w:rPr>
-                <w:rFonts w:ascii="Tahoma" w:eastAsia="微软雅黑" w:hAnsi="Tahoma" w:hint="eastAsia"/>
-                <w:kern w:val="0"/>
-                <w:sz w:val="22"/>
-              </w:rPr>
-              <w:t>在该地图。</w:t>
-            </w:r>
-          </w:p>
-          <w:p>
-            <w:pPr>
-              <w:widowControl/>
-              <w:snapToGrid w:val="0"/>
-              <w:jc w:val="left"/>
-              <w:rPr>
-                <w:rFonts w:ascii="Tahoma" w:eastAsia="微软雅黑" w:hAnsi="Tahoma"/>
-                <w:kern w:val="0"/>
-                <w:sz w:val="22"/>
-              </w:rPr>
-            </w:pPr>
-            <w:r>
-              <w:rPr>
-                <w:rFonts w:ascii="Tahoma" w:eastAsia="微软雅黑" w:hAnsi="Tahoma" w:hint="eastAsia"/>
-                <w:kern w:val="0"/>
-                <w:sz w:val="22"/>
-              </w:rPr>
-              <w:t>但注意，起始位置必须与右图的</w:t>
-            </w:r>
-            <w:r>
-              <w:rPr>
-                <w:rFonts w:ascii="Tahoma" w:eastAsia="微软雅黑" w:hAnsi="Tahoma" w:hint="eastAsia"/>
-                <w:kern w:val="0"/>
-                <w:sz w:val="22"/>
-              </w:rPr>
-              <w:t xml:space="preserve"> </w:t>
-            </w:r>
-            <w:r>
-              <w:rPr>
-                <w:rFonts w:ascii="Tahoma" w:eastAsia="微软雅黑" w:hAnsi="Tahoma" w:hint="eastAsia"/>
-                <w:kern w:val="0"/>
-                <w:sz w:val="22"/>
-              </w:rPr>
-              <w:t>小爱丽丝、</w:t>
-            </w:r>
-            <w:r>
-              <w:rPr>
-                <w:rFonts w:ascii="Tahoma" w:eastAsia="微软雅黑" w:hAnsi="Tahoma" w:hint="eastAsia"/>
-                <w:kern w:val="0"/>
-                <w:sz w:val="22"/>
-              </w:rPr>
-              <w:t>@</w:t>
-            </w:r>
-            <w:r>
-              <w:rPr>
-                <w:rFonts w:ascii="Tahoma" w:eastAsia="微软雅黑" w:hAnsi="Tahoma" w:hint="eastAsia"/>
-                <w:kern w:val="0"/>
-                <w:sz w:val="22"/>
-              </w:rPr>
-              <w:t>、门</w:t>
-            </w:r>
-            <w:r>
-              <w:rPr>
-                <w:rFonts w:ascii="Tahoma" w:eastAsia="微软雅黑" w:hAnsi="Tahoma" w:hint="eastAsia"/>
-                <w:kern w:val="0"/>
-                <w:sz w:val="22"/>
-              </w:rPr>
-              <w:t xml:space="preserve"> </w:t>
-            </w:r>
-            <w:r>
-              <w:rPr>
-                <w:rFonts w:ascii="Tahoma" w:eastAsia="微软雅黑" w:hAnsi="Tahoma" w:hint="eastAsia"/>
-                <w:kern w:val="0"/>
-                <w:sz w:val="22"/>
-              </w:rPr>
-              <w:t>在一个水平线上</w:t>
-            </w:r>
-            <w:r>
-              <w:rPr>
-                <w:rFonts w:ascii="Tahoma" w:eastAsia="微软雅黑" w:hAnsi="Tahoma" w:hint="eastAsia"/>
-                <w:kern w:val="0"/>
-                <w:sz w:val="22"/>
-              </w:rPr>
-              <w:t>。</w:t>
-            </w:r>
-          </w:p>
-          <w:p>
-            <w:pPr>
-              <w:widowControl/>
-              <w:snapToGrid w:val="0"/>
-              <w:jc w:val="center"/>
-              <w:rPr>
-                <w:rFonts w:ascii="Tahoma" w:eastAsia="微软雅黑" w:hAnsi="Tahoma"/>
-                <w:kern w:val="0"/>
-                <w:sz w:val="22"/>
-              </w:rPr>
-            </w:pPr>
-            <w:r>
-              <w:rPr>
-                <w:rFonts w:hint="eastAsia"/>
-                <w:noProof/>
-              </w:rPr>
-              <w:drawing>
-                <wp:inline distT="0" distB="0" distL="0" distR="0" wp14:anchorId="380A60A8" wp14:editId="107D2255">
-                  <wp:extent cx="2072640" cy="851147"/>
-                  <wp:effectExtent l="0" t="0" r="3810" b="6350"/>
-                  <wp:docPr id="1331625808" name="图片 1"/>
-                  <wp:cNvGraphicFramePr>
-                    <a:graphicFrameLocks xmlns:a="http://schemas.openxmlformats.org/drawingml/2006/main" noChangeAspect="1"/>
-                  </wp:cNvGraphicFramePr>
-                  <a:graphic xmlns:a="http://schemas.openxmlformats.org/drawingml/2006/main">
-                    <a:graphicData uri="http://schemas.openxmlformats.org/drawingml/2006/picture">
-                      <pic:pic xmlns:pic="http://schemas.openxmlformats.org/drawingml/2006/picture">
-                        <pic:nvPicPr>
-                          <pic:cNvPr id="0" name="Picture 1"/>
-                          <pic:cNvPicPr>
-                            <a:picLocks noChangeAspect="1" noChangeArrowheads="1"/>
-                          </pic:cNvPicPr>
-                        </pic:nvPicPr>
-                        <pic:blipFill>
-                          <a:blip r:embed="rId8">
-                            <a:extLst>
-                              <a:ext uri="{28A0092B-C50C-407E-A947-70E740481C1C}">
-                                <a14:useLocalDpi xmlns:a14="http://schemas.microsoft.com/office/drawing/2010/main" val="0"/>
-                              </a:ext>
-                            </a:extLst>
-                          </a:blip>
-                          <a:srcRect/>
-                          <a:stretch>
-                            <a:fillRect/>
-                          </a:stretch>
-                        </pic:blipFill>
-                        <pic:spPr bwMode="auto">
-                          <a:xfrm>
-                            <a:off x="0" y="0"/>
-                            <a:ext cx="2088789" cy="857779"/>
-                          </a:xfrm>
-                          <a:prstGeom prst="rect">
-                            <a:avLst/>
-                          </a:prstGeom>
-                          <a:noFill/>
-                          <a:ln>
-                            <a:noFill/>
-                          </a:ln>
-                        </pic:spPr>
-                      </pic:pic>
-                    </a:graphicData>
-                  </a:graphic>
-                </wp:inline>
-              </w:drawing>
-            </w:r>
-            <w:r>
-              <w:rPr>
-                <w:rFonts w:ascii="Tahoma" w:eastAsia="微软雅黑" w:hAnsi="Tahoma" w:hint="eastAsia"/>
-                <w:kern w:val="0"/>
-                <w:sz w:val="22"/>
-              </w:rPr>
-              <w:t xml:space="preserve"> </w:t>
-            </w:r>
-            <w:r>
-              <w:rPr>
-                <w:rFonts w:hint="eastAsia"/>
-                <w:noProof/>
-              </w:rPr>
-              <w:drawing>
-                <wp:inline distT="0" distB="0" distL="0" distR="0" wp14:anchorId="3B78C7DD" wp14:editId="40A91154">
-                  <wp:extent cx="1601470" cy="853757"/>
-                  <wp:effectExtent l="0" t="0" r="0" b="3810"/>
-                  <wp:docPr id="1087066041" name="图片 2"/>
-                  <wp:cNvGraphicFramePr>
-                    <a:graphicFrameLocks xmlns:a="http://schemas.openxmlformats.org/drawingml/2006/main" noChangeAspect="1"/>
-                  </wp:cNvGraphicFramePr>
-                  <a:graphic xmlns:a="http://schemas.openxmlformats.org/drawingml/2006/main">
-                    <a:graphicData uri="http://schemas.openxmlformats.org/drawingml/2006/picture">
-                      <pic:pic xmlns:pic="http://schemas.openxmlformats.org/drawingml/2006/picture">
-                        <pic:nvPicPr>
-                          <pic:cNvPr id="0" name="Picture 3"/>
-                          <pic:cNvPicPr>
-                            <a:picLocks noChangeAspect="1" noChangeArrowheads="1"/>
-                          </pic:cNvPicPr>
-                        </pic:nvPicPr>
-                        <pic:blipFill>
-                          <a:blip r:embed="rId9" cstate="print">
-                            <a:extLst>
-                              <a:ext uri="{28A0092B-C50C-407E-A947-70E740481C1C}">
-                                <a14:useLocalDpi xmlns:a14="http://schemas.microsoft.com/office/drawing/2010/main" val="0"/>
-                              </a:ext>
-                            </a:extLst>
-                          </a:blip>
-                          <a:srcRect/>
-                          <a:stretch>
-                            <a:fillRect/>
-                          </a:stretch>
-                        </pic:blipFill>
-                        <pic:spPr bwMode="auto">
-                          <a:xfrm>
-                            <a:off x="0" y="0"/>
-                            <a:ext cx="1614756" cy="860840"/>
-                          </a:xfrm>
-                          <a:prstGeom prst="rect">
-                            <a:avLst/>
-                          </a:prstGeom>
-                          <a:noFill/>
-                          <a:ln>
-                            <a:noFill/>
-                          </a:ln>
-                        </pic:spPr>
-                      </pic:pic>
-                    </a:graphicData>
-                  </a:graphic>
-                </wp:inline>
-              </w:drawing>
-            </w:r>
-          </w:p>
-        </w:tc>
-      </w:tr>
-    </w:tbl>
+    <w:p>
+      <w:pPr>
+        <w:widowControl/>
+        <w:rPr>
+          <w:rFonts w:ascii="宋体" w:eastAsia="宋体" w:hAnsi="宋体" w:cs="宋体"/>
+          <w:kern w:val="0"/>
+          <w:sz w:val="24"/>
+          <w:szCs w:val="24"/>
+        </w:rPr>
+      </w:pPr>
+    </w:p>
+    <w:p>
+      <w:pPr>
+        <w:widowControl/>
+        <w:rPr>
+          <w:rFonts w:ascii="宋体" w:eastAsia="宋体" w:hAnsi="宋体" w:cs="宋体" w:hint="eastAsia"/>
+          <w:kern w:val="0"/>
+          <w:sz w:val="24"/>
+          <w:szCs w:val="24"/>
+        </w:rPr>
+      </w:pPr>
+    </w:p>
+    <w:p>
+      <w:pPr>
+        <w:pStyle w:val="3"/>
+      </w:pPr>
+      <w:r>
+        <w:rPr>
+          <w:rFonts w:hint="eastAsia"/>
+        </w:rPr>
+        <w:t>示例位置</w:t>
+      </w:r>
+    </w:p>
+    <w:p>
+      <w:pPr>
+        <w:widowControl/>
+        <w:snapToGrid w:val="0"/>
+        <w:jc w:val="left"/>
+        <w:rPr>
+          <w:rFonts w:ascii="Tahoma" w:eastAsia="微软雅黑" w:hAnsi="Tahoma"/>
+          <w:kern w:val="0"/>
+          <w:sz w:val="22"/>
+        </w:rPr>
+      </w:pPr>
+      <w:r>
+        <w:rPr>
+          <w:rFonts w:ascii="Tahoma" w:eastAsia="微软雅黑" w:hAnsi="Tahoma" w:hint="eastAsia"/>
+          <w:kern w:val="0"/>
+          <w:sz w:val="22"/>
+        </w:rPr>
+        <w:t>示例</w:t>
+      </w:r>
+      <w:r>
+        <w:rPr>
+          <w:rFonts w:ascii="Tahoma" w:eastAsia="微软雅黑" w:hAnsi="Tahoma" w:hint="eastAsia"/>
+          <w:kern w:val="0"/>
+          <w:sz w:val="22"/>
+        </w:rPr>
+        <w:t>中的地图为“设计</w:t>
+      </w:r>
+      <w:r>
+        <w:rPr>
+          <w:rFonts w:ascii="Tahoma" w:eastAsia="微软雅黑" w:hAnsi="Tahoma" w:hint="eastAsia"/>
+          <w:kern w:val="0"/>
+          <w:sz w:val="22"/>
+        </w:rPr>
+        <w:t>-</w:t>
+      </w:r>
+      <w:r>
+        <w:rPr>
+          <w:rFonts w:ascii="Tahoma" w:eastAsia="微软雅黑" w:hAnsi="Tahoma" w:hint="eastAsia"/>
+          <w:kern w:val="0"/>
+          <w:sz w:val="22"/>
+        </w:rPr>
+        <w:t>横版</w:t>
+      </w:r>
+      <w:r>
+        <w:rPr>
+          <w:rFonts w:ascii="Tahoma" w:eastAsia="微软雅黑" w:hAnsi="Tahoma" w:hint="eastAsia"/>
+          <w:kern w:val="0"/>
+          <w:sz w:val="22"/>
+        </w:rPr>
+        <w:t>2D</w:t>
+      </w:r>
+      <w:r>
+        <w:rPr>
+          <w:rFonts w:ascii="Tahoma" w:eastAsia="微软雅黑" w:hAnsi="Tahoma" w:hint="eastAsia"/>
+          <w:kern w:val="0"/>
+          <w:sz w:val="22"/>
+        </w:rPr>
+        <w:t>模仿”</w:t>
+      </w:r>
+      <w:r>
+        <w:rPr>
+          <w:rFonts w:ascii="Tahoma" w:eastAsia="微软雅黑" w:hAnsi="Tahoma" w:hint="eastAsia"/>
+          <w:kern w:val="0"/>
+          <w:sz w:val="22"/>
+        </w:rPr>
+        <w:t>，</w:t>
+      </w:r>
+      <w:r>
+        <w:rPr>
+          <w:rFonts w:ascii="Tahoma" w:eastAsia="微软雅黑" w:hAnsi="Tahoma" w:hint="eastAsia"/>
+          <w:kern w:val="0"/>
+          <w:sz w:val="22"/>
+        </w:rPr>
+        <w:t>你</w:t>
+      </w:r>
+      <w:r>
+        <w:rPr>
+          <w:rFonts w:ascii="Tahoma" w:eastAsia="微软雅黑" w:hAnsi="Tahoma" w:hint="eastAsia"/>
+          <w:kern w:val="0"/>
+          <w:sz w:val="22"/>
+        </w:rPr>
+        <w:t>可以</w:t>
+      </w:r>
+      <w:r>
+        <w:rPr>
+          <w:rFonts w:ascii="Tahoma" w:eastAsia="微软雅黑" w:hAnsi="Tahoma" w:hint="eastAsia"/>
+          <w:kern w:val="0"/>
+          <w:sz w:val="22"/>
+        </w:rPr>
+        <w:t>设置</w:t>
+      </w:r>
+      <w:r>
+        <w:rPr>
+          <w:rFonts w:ascii="Tahoma" w:eastAsia="微软雅黑" w:hAnsi="Tahoma" w:hint="eastAsia"/>
+          <w:kern w:val="0"/>
+          <w:sz w:val="22"/>
+        </w:rPr>
+        <w:t xml:space="preserve"> </w:t>
+      </w:r>
+      <w:r>
+        <w:rPr>
+          <w:rFonts w:ascii="Tahoma" w:eastAsia="微软雅黑" w:hAnsi="Tahoma" w:hint="eastAsia"/>
+          <w:kern w:val="0"/>
+          <w:sz w:val="22"/>
+        </w:rPr>
+        <w:t>玩家起始位置</w:t>
+      </w:r>
+      <w:r>
+        <w:rPr>
+          <w:rFonts w:ascii="Tahoma" w:eastAsia="微软雅黑" w:hAnsi="Tahoma" w:hint="eastAsia"/>
+          <w:kern w:val="0"/>
+          <w:sz w:val="22"/>
+        </w:rPr>
+        <w:t xml:space="preserve"> </w:t>
+      </w:r>
+      <w:r>
+        <w:rPr>
+          <w:rFonts w:ascii="Tahoma" w:eastAsia="微软雅黑" w:hAnsi="Tahoma" w:hint="eastAsia"/>
+          <w:kern w:val="0"/>
+          <w:sz w:val="22"/>
+        </w:rPr>
+        <w:t>在该地图。</w:t>
+      </w:r>
+    </w:p>
+    <w:p>
+      <w:pPr>
+        <w:widowControl/>
+        <w:snapToGrid w:val="0"/>
+        <w:jc w:val="left"/>
+        <w:rPr>
+          <w:rFonts w:ascii="Tahoma" w:eastAsia="微软雅黑" w:hAnsi="Tahoma"/>
+          <w:kern w:val="0"/>
+          <w:sz w:val="22"/>
+        </w:rPr>
+      </w:pPr>
+      <w:r>
+        <w:rPr>
+          <w:rFonts w:ascii="Tahoma" w:eastAsia="微软雅黑" w:hAnsi="Tahoma" w:hint="eastAsia"/>
+          <w:kern w:val="0"/>
+          <w:sz w:val="22"/>
+        </w:rPr>
+        <w:t>但注意，起始位置必须与右图的</w:t>
+      </w:r>
+      <w:r>
+        <w:rPr>
+          <w:rFonts w:ascii="Tahoma" w:eastAsia="微软雅黑" w:hAnsi="Tahoma" w:hint="eastAsia"/>
+          <w:kern w:val="0"/>
+          <w:sz w:val="22"/>
+        </w:rPr>
+        <w:t xml:space="preserve"> </w:t>
+      </w:r>
+      <w:r>
+        <w:rPr>
+          <w:rFonts w:ascii="Tahoma" w:eastAsia="微软雅黑" w:hAnsi="Tahoma" w:hint="eastAsia"/>
+          <w:kern w:val="0"/>
+          <w:sz w:val="22"/>
+        </w:rPr>
+        <w:t>小爱丽丝、</w:t>
+      </w:r>
+      <w:r>
+        <w:rPr>
+          <w:rFonts w:ascii="Tahoma" w:eastAsia="微软雅黑" w:hAnsi="Tahoma" w:hint="eastAsia"/>
+          <w:kern w:val="0"/>
+          <w:sz w:val="22"/>
+        </w:rPr>
+        <w:t>@</w:t>
+      </w:r>
+      <w:r>
+        <w:rPr>
+          <w:rFonts w:ascii="Tahoma" w:eastAsia="微软雅黑" w:hAnsi="Tahoma" w:hint="eastAsia"/>
+          <w:kern w:val="0"/>
+          <w:sz w:val="22"/>
+        </w:rPr>
+        <w:t>、门</w:t>
+      </w:r>
+      <w:r>
+        <w:rPr>
+          <w:rFonts w:ascii="Tahoma" w:eastAsia="微软雅黑" w:hAnsi="Tahoma" w:hint="eastAsia"/>
+          <w:kern w:val="0"/>
+          <w:sz w:val="22"/>
+        </w:rPr>
+        <w:t xml:space="preserve"> </w:t>
+      </w:r>
+      <w:r>
+        <w:rPr>
+          <w:rFonts w:ascii="Tahoma" w:eastAsia="微软雅黑" w:hAnsi="Tahoma" w:hint="eastAsia"/>
+          <w:kern w:val="0"/>
+          <w:sz w:val="22"/>
+        </w:rPr>
+        <w:t>在一个水平线上</w:t>
+      </w:r>
+      <w:r>
+        <w:rPr>
+          <w:rFonts w:ascii="Tahoma" w:eastAsia="微软雅黑" w:hAnsi="Tahoma" w:hint="eastAsia"/>
+          <w:kern w:val="0"/>
+          <w:sz w:val="22"/>
+        </w:rPr>
+        <w:t>。</w:t>
+      </w:r>
+    </w:p>
+    <w:p>
+      <w:pPr>
+        <w:jc w:val="center"/>
+        <w:rPr>
+          <w:rFonts w:ascii="Tahoma" w:eastAsia="微软雅黑" w:hAnsi="Tahoma"/>
+          <w:kern w:val="0"/>
+          <w:sz w:val="22"/>
+        </w:rPr>
+      </w:pPr>
+      <w:r>
+        <w:rPr>
+          <w:rFonts w:hint="eastAsia"/>
+          <w:noProof/>
+        </w:rPr>
+        <w:drawing>
+          <wp:inline distT="0" distB="0" distL="0" distR="0" wp14:anchorId="0785F63B" wp14:editId="3943EAB5">
+            <wp:extent cx="2072640" cy="851147"/>
+            <wp:effectExtent l="0" t="0" r="3810" b="6350"/>
+            <wp:docPr id="1331625808" name="图片 1"/>
+            <wp:cNvGraphicFramePr>
+              <a:graphicFrameLocks xmlns:a="http://schemas.openxmlformats.org/drawingml/2006/main" noChangeAspect="1"/>
+            </wp:cNvGraphicFramePr>
+            <a:graphic xmlns:a="http://schemas.openxmlformats.org/drawingml/2006/main">
+              <a:graphicData uri="http://schemas.openxmlformats.org/drawingml/2006/picture">
+                <pic:pic xmlns:pic="http://schemas.openxmlformats.org/drawingml/2006/picture">
+                  <pic:nvPicPr>
+                    <pic:cNvPr id="0" name="Picture 1"/>
+                    <pic:cNvPicPr>
+                      <a:picLocks noChangeAspect="1" noChangeArrowheads="1"/>
+                    </pic:cNvPicPr>
+                  </pic:nvPicPr>
+                  <pic:blipFill>
+                    <a:blip r:embed="rId8">
+                      <a:extLst>
+                        <a:ext uri="{28A0092B-C50C-407E-A947-70E740481C1C}">
+                          <a14:useLocalDpi xmlns:a14="http://schemas.microsoft.com/office/drawing/2010/main" val="0"/>
+                        </a:ext>
+                      </a:extLst>
+                    </a:blip>
+                    <a:srcRect/>
+                    <a:stretch>
+                      <a:fillRect/>
+                    </a:stretch>
+                  </pic:blipFill>
+                  <pic:spPr bwMode="auto">
+                    <a:xfrm>
+                      <a:off x="0" y="0"/>
+                      <a:ext cx="2088789" cy="857779"/>
+                    </a:xfrm>
+                    <a:prstGeom prst="rect">
+                      <a:avLst/>
+                    </a:prstGeom>
+                    <a:noFill/>
+                    <a:ln>
+                      <a:noFill/>
+                    </a:ln>
+                  </pic:spPr>
+                </pic:pic>
+              </a:graphicData>
+            </a:graphic>
+          </wp:inline>
+        </w:drawing>
+      </w:r>
+      <w:r>
+        <w:rPr>
+          <w:rFonts w:ascii="Tahoma" w:eastAsia="微软雅黑" w:hAnsi="Tahoma" w:hint="eastAsia"/>
+          <w:kern w:val="0"/>
+          <w:sz w:val="22"/>
+        </w:rPr>
+        <w:t xml:space="preserve"> </w:t>
+      </w:r>
+      <w:r>
+        <w:rPr>
+          <w:rFonts w:hint="eastAsia"/>
+          <w:noProof/>
+        </w:rPr>
+        <w:drawing>
+          <wp:inline distT="0" distB="0" distL="0" distR="0" wp14:anchorId="7D900136" wp14:editId="188B5E32">
+            <wp:extent cx="1601470" cy="853757"/>
+            <wp:effectExtent l="0" t="0" r="0" b="3810"/>
+            <wp:docPr id="1087066041" name="图片 2"/>
+            <wp:cNvGraphicFramePr>
+              <a:graphicFrameLocks xmlns:a="http://schemas.openxmlformats.org/drawingml/2006/main" noChangeAspect="1"/>
+            </wp:cNvGraphicFramePr>
+            <a:graphic xmlns:a="http://schemas.openxmlformats.org/drawingml/2006/main">
+              <a:graphicData uri="http://schemas.openxmlformats.org/drawingml/2006/picture">
+                <pic:pic xmlns:pic="http://schemas.openxmlformats.org/drawingml/2006/picture">
+                  <pic:nvPicPr>
+                    <pic:cNvPr id="0" name="Picture 3"/>
+                    <pic:cNvPicPr>
+                      <a:picLocks noChangeAspect="1" noChangeArrowheads="1"/>
+                    </pic:cNvPicPr>
+                  </pic:nvPicPr>
+                  <pic:blipFill>
+                    <a:blip r:embed="rId9" cstate="print">
+                      <a:extLst>
+                        <a:ext uri="{28A0092B-C50C-407E-A947-70E740481C1C}">
+                          <a14:useLocalDpi xmlns:a14="http://schemas.microsoft.com/office/drawing/2010/main" val="0"/>
+                        </a:ext>
+                      </a:extLst>
+                    </a:blip>
+                    <a:srcRect/>
+                    <a:stretch>
+                      <a:fillRect/>
+                    </a:stretch>
+                  </pic:blipFill>
+                  <pic:spPr bwMode="auto">
+                    <a:xfrm>
+                      <a:off x="0" y="0"/>
+                      <a:ext cx="1614756" cy="860840"/>
+                    </a:xfrm>
+                    <a:prstGeom prst="rect">
+                      <a:avLst/>
+                    </a:prstGeom>
+                    <a:noFill/>
+                    <a:ln>
+                      <a:noFill/>
+                    </a:ln>
+                  </pic:spPr>
+                </pic:pic>
+              </a:graphicData>
+            </a:graphic>
+          </wp:inline>
+        </w:drawing>
+      </w:r>
+    </w:p>
+    <w:p>
+      <w:pPr>
+        <w:rPr>
+          <w:rFonts w:ascii="宋体" w:eastAsia="宋体" w:hAnsi="宋体" w:cs="宋体"/>
+          <w:kern w:val="0"/>
+          <w:sz w:val="24"/>
+          <w:szCs w:val="24"/>
+        </w:rPr>
+      </w:pPr>
+    </w:p>
+    <w:p>
+      <w:pPr>
+        <w:widowControl/>
+        <w:jc w:val="left"/>
+        <w:rPr>
+          <w:rFonts w:ascii="宋体" w:eastAsia="宋体" w:hAnsi="宋体" w:cs="宋体" w:hint="eastAsia"/>
+          <w:kern w:val="0"/>
+          <w:sz w:val="24"/>
+          <w:szCs w:val="24"/>
+        </w:rPr>
+      </w:pPr>
+      <w:r>
+        <w:rPr>
+          <w:rFonts w:ascii="宋体" w:eastAsia="宋体" w:hAnsi="宋体" w:cs="宋体" w:hint="eastAsia"/>
+          <w:kern w:val="0"/>
+          <w:sz w:val="24"/>
+          <w:szCs w:val="24"/>
+        </w:rPr>
+        <w:br w:type="page"/>
+      </w:r>
+    </w:p>
+    <w:p>
+      <w:pPr>
+        <w:pStyle w:val="3"/>
+        <w:rPr>
+          <w:rFonts w:hint="eastAsia"/>
+        </w:rPr>
+      </w:pPr>
+      <w:r>
+        <w:rPr>
+          <w:rFonts w:hint="eastAsia"/>
+        </w:rPr>
+        <w:lastRenderedPageBreak/>
+        <w:t>灵感来源</w:t>
+      </w:r>
+    </w:p>
+    <w:p>
+      <w:pPr>
+        <w:widowControl/>
+        <w:snapToGrid w:val="0"/>
+        <w:jc w:val="left"/>
+        <w:rPr>
+          <w:rFonts w:ascii="Tahoma" w:eastAsia="微软雅黑" w:hAnsi="Tahoma"/>
+          <w:kern w:val="0"/>
+          <w:sz w:val="22"/>
+        </w:rPr>
+      </w:pPr>
+      <w:r>
+        <w:rPr>
+          <w:rFonts w:ascii="Tahoma" w:eastAsia="微软雅黑" w:hAnsi="Tahoma" w:hint="eastAsia"/>
+          <w:kern w:val="0"/>
+          <w:sz w:val="22"/>
+        </w:rPr>
+        <w:t>2023</w:t>
+      </w:r>
+      <w:r>
+        <w:rPr>
+          <w:rFonts w:ascii="Tahoma" w:eastAsia="微软雅黑" w:hAnsi="Tahoma" w:hint="eastAsia"/>
+          <w:kern w:val="0"/>
+          <w:sz w:val="22"/>
+        </w:rPr>
+        <w:t>年</w:t>
+      </w:r>
+      <w:r>
+        <w:rPr>
+          <w:rFonts w:ascii="Tahoma" w:eastAsia="微软雅黑" w:hAnsi="Tahoma" w:hint="eastAsia"/>
+          <w:kern w:val="0"/>
+          <w:sz w:val="22"/>
+        </w:rPr>
+        <w:t>4</w:t>
+      </w:r>
+      <w:r>
+        <w:rPr>
+          <w:rFonts w:ascii="Tahoma" w:eastAsia="微软雅黑" w:hAnsi="Tahoma" w:hint="eastAsia"/>
+          <w:kern w:val="0"/>
+          <w:sz w:val="22"/>
+        </w:rPr>
+        <w:t>月，作者我逛</w:t>
+      </w:r>
+      <w:r>
+        <w:rPr>
+          <w:rFonts w:ascii="Tahoma" w:eastAsia="微软雅黑" w:hAnsi="Tahoma" w:hint="eastAsia"/>
+          <w:kern w:val="0"/>
+          <w:sz w:val="22"/>
+        </w:rPr>
+        <w:t>b</w:t>
+      </w:r>
+      <w:r>
+        <w:rPr>
+          <w:rFonts w:ascii="Tahoma" w:eastAsia="微软雅黑" w:hAnsi="Tahoma" w:hint="eastAsia"/>
+          <w:kern w:val="0"/>
+          <w:sz w:val="22"/>
+        </w:rPr>
+        <w:t>站偶然看见了这个令我震惊的视频。</w:t>
+      </w:r>
+    </w:p>
+    <w:p>
+      <w:pPr>
+        <w:widowControl/>
+        <w:snapToGrid w:val="0"/>
+        <w:jc w:val="left"/>
+        <w:rPr>
+          <w:rFonts w:ascii="Tahoma" w:eastAsia="微软雅黑" w:hAnsi="Tahoma"/>
+          <w:kern w:val="0"/>
+          <w:sz w:val="22"/>
+        </w:rPr>
+      </w:pPr>
+      <w:hyperlink r:id="rId10" w:history="1">
+        <w:r>
+          <w:rPr>
+            <w:rStyle w:val="a4"/>
+            <w:rFonts w:ascii="Tahoma" w:eastAsia="微软雅黑" w:hAnsi="Tahoma"/>
+            <w:kern w:val="0"/>
+            <w:sz w:val="22"/>
+          </w:rPr>
+          <w:t>https://www.bilibili.com/video/BV1cX4y1U7M5/</w:t>
+        </w:r>
+      </w:hyperlink>
+      <w:r>
+        <w:rPr>
+          <w:rFonts w:ascii="Tahoma" w:eastAsia="微软雅黑" w:hAnsi="Tahoma" w:hint="eastAsia"/>
+          <w:kern w:val="0"/>
+          <w:sz w:val="22"/>
+        </w:rPr>
+        <w:t xml:space="preserve"> </w:t>
+      </w:r>
+    </w:p>
+    <w:p>
+      <w:pPr>
+        <w:widowControl/>
+        <w:snapToGrid w:val="0"/>
+        <w:jc w:val="left"/>
+        <w:rPr>
+          <w:rFonts w:ascii="Tahoma" w:eastAsia="微软雅黑" w:hAnsi="Tahoma"/>
+          <w:kern w:val="0"/>
+          <w:sz w:val="22"/>
+        </w:rPr>
+      </w:pPr>
+      <w:r>
+        <w:rPr>
+          <w:rFonts w:ascii="Tahoma" w:eastAsia="微软雅黑" w:hAnsi="Tahoma" w:hint="eastAsia"/>
+          <w:kern w:val="0"/>
+          <w:sz w:val="22"/>
+        </w:rPr>
+        <w:t>（那个时候我没来得及填坑，然后就扔收藏夹</w:t>
+      </w:r>
+      <w:proofErr w:type="gramStart"/>
+      <w:r>
+        <w:rPr>
+          <w:rFonts w:ascii="Tahoma" w:eastAsia="微软雅黑" w:hAnsi="Tahoma" w:hint="eastAsia"/>
+          <w:kern w:val="0"/>
+          <w:sz w:val="22"/>
+        </w:rPr>
+        <w:t>里吃灰了</w:t>
+      </w:r>
+      <w:proofErr w:type="gramEnd"/>
+      <w:r>
+        <w:rPr>
+          <w:rFonts w:ascii="Tahoma" w:eastAsia="微软雅黑" w:hAnsi="Tahoma" w:hint="eastAsia"/>
+          <w:kern w:val="0"/>
+          <w:sz w:val="22"/>
+        </w:rPr>
+        <w:t>）</w:t>
+      </w:r>
+    </w:p>
+    <w:p>
+      <w:pPr>
+        <w:widowControl/>
+        <w:jc w:val="center"/>
+        <w:rPr>
+          <w:rFonts w:ascii="宋体" w:eastAsia="宋体" w:hAnsi="宋体" w:cs="宋体" w:hint="eastAsia"/>
+          <w:kern w:val="0"/>
+          <w:sz w:val="24"/>
+          <w:szCs w:val="24"/>
+        </w:rPr>
+      </w:pPr>
+      <w:r>
+        <w:rPr>
+          <w:rFonts w:ascii="宋体" w:eastAsia="宋体" w:hAnsi="宋体" w:cs="宋体"/>
+          <w:noProof/>
+          <w:kern w:val="0"/>
+          <w:sz w:val="24"/>
+          <w:szCs w:val="24"/>
+        </w:rPr>
+        <w:drawing>
+          <wp:inline distT="0" distB="0" distL="0" distR="0" wp14:anchorId="4EF9CC7C" wp14:editId="602697D9">
+            <wp:extent cx="4298950" cy="2906682"/>
+            <wp:effectExtent l="0" t="0" r="6350" b="8255"/>
+            <wp:docPr id="463031984" name="图片 8"/>
+            <wp:cNvGraphicFramePr>
+              <a:graphicFrameLocks xmlns:a="http://schemas.openxmlformats.org/drawingml/2006/main" noChangeAspect="1"/>
+            </wp:cNvGraphicFramePr>
+            <a:graphic xmlns:a="http://schemas.openxmlformats.org/drawingml/2006/main">
+              <a:graphicData uri="http://schemas.openxmlformats.org/drawingml/2006/picture">
+                <pic:pic xmlns:pic="http://schemas.openxmlformats.org/drawingml/2006/picture">
+                  <pic:nvPicPr>
+                    <pic:cNvPr id="0" name="Picture 15"/>
+                    <pic:cNvPicPr>
+                      <a:picLocks noChangeAspect="1" noChangeArrowheads="1"/>
+                    </pic:cNvPicPr>
+                  </pic:nvPicPr>
+                  <pic:blipFill>
+                    <a:blip r:embed="rId11">
+                      <a:extLst>
+                        <a:ext uri="{28A0092B-C50C-407E-A947-70E740481C1C}">
+                          <a14:useLocalDpi xmlns:a14="http://schemas.microsoft.com/office/drawing/2010/main" val="0"/>
+                        </a:ext>
+                      </a:extLst>
+                    </a:blip>
+                    <a:srcRect/>
+                    <a:stretch>
+                      <a:fillRect/>
+                    </a:stretch>
+                  </pic:blipFill>
+                  <pic:spPr bwMode="auto">
+                    <a:xfrm>
+                      <a:off x="0" y="0"/>
+                      <a:ext cx="4301053" cy="2908104"/>
+                    </a:xfrm>
+                    <a:prstGeom prst="rect">
+                      <a:avLst/>
+                    </a:prstGeom>
+                    <a:noFill/>
+                    <a:ln>
+                      <a:noFill/>
+                    </a:ln>
+                  </pic:spPr>
+                </pic:pic>
+              </a:graphicData>
+            </a:graphic>
+          </wp:inline>
+        </w:drawing>
+      </w:r>
+    </w:p>
+    <w:p>
+      <w:pPr>
+        <w:widowControl/>
+        <w:snapToGrid w:val="0"/>
+        <w:jc w:val="left"/>
+        <w:rPr>
+          <w:rFonts w:ascii="Tahoma" w:eastAsia="微软雅黑" w:hAnsi="Tahoma"/>
+          <w:kern w:val="0"/>
+          <w:sz w:val="22"/>
+        </w:rPr>
+      </w:pPr>
+      <w:r>
+        <w:rPr>
+          <w:rFonts w:ascii="Tahoma" w:eastAsia="微软雅黑" w:hAnsi="Tahoma" w:hint="eastAsia"/>
+          <w:kern w:val="0"/>
+          <w:sz w:val="22"/>
+        </w:rPr>
+        <w:t>2</w:t>
+      </w:r>
+      <w:r>
+        <w:rPr>
+          <w:rFonts w:ascii="Tahoma" w:eastAsia="微软雅黑" w:hAnsi="Tahoma"/>
+          <w:kern w:val="0"/>
+          <w:sz w:val="22"/>
+        </w:rPr>
+        <w:t>02</w:t>
+      </w:r>
+      <w:r>
+        <w:rPr>
+          <w:rFonts w:ascii="Tahoma" w:eastAsia="微软雅黑" w:hAnsi="Tahoma" w:hint="eastAsia"/>
+          <w:kern w:val="0"/>
+          <w:sz w:val="22"/>
+        </w:rPr>
+        <w:t>4</w:t>
+      </w:r>
+      <w:r>
+        <w:rPr>
+          <w:rFonts w:ascii="Tahoma" w:eastAsia="微软雅黑" w:hAnsi="Tahoma" w:hint="eastAsia"/>
+          <w:kern w:val="0"/>
+          <w:sz w:val="22"/>
+        </w:rPr>
+        <w:t>年</w:t>
+      </w:r>
+      <w:r>
+        <w:rPr>
+          <w:rFonts w:ascii="Tahoma" w:eastAsia="微软雅黑" w:hAnsi="Tahoma"/>
+          <w:kern w:val="0"/>
+          <w:sz w:val="22"/>
+        </w:rPr>
+        <w:t>4</w:t>
+      </w:r>
+      <w:r>
+        <w:rPr>
+          <w:rFonts w:ascii="Tahoma" w:eastAsia="微软雅黑" w:hAnsi="Tahoma" w:hint="eastAsia"/>
+          <w:kern w:val="0"/>
+          <w:sz w:val="22"/>
+        </w:rPr>
+        <w:t>月，我重新找到了这个视频。</w:t>
+      </w:r>
+    </w:p>
+    <w:p>
+      <w:pPr>
+        <w:widowControl/>
+        <w:snapToGrid w:val="0"/>
+        <w:jc w:val="left"/>
+        <w:rPr>
+          <w:rFonts w:ascii="Tahoma" w:eastAsia="微软雅黑" w:hAnsi="Tahoma"/>
+          <w:kern w:val="0"/>
+          <w:sz w:val="22"/>
+        </w:rPr>
+      </w:pPr>
+      <w:r>
+        <w:rPr>
+          <w:rFonts w:ascii="Tahoma" w:eastAsia="微软雅黑" w:hAnsi="Tahoma" w:hint="eastAsia"/>
+          <w:kern w:val="0"/>
+          <w:sz w:val="22"/>
+        </w:rPr>
+        <w:t>这可是用制作</w:t>
+      </w:r>
+      <w:r>
+        <w:rPr>
+          <w:rFonts w:ascii="Tahoma" w:eastAsia="微软雅黑" w:hAnsi="Tahoma" w:hint="eastAsia"/>
+          <w:kern w:val="0"/>
+          <w:sz w:val="22"/>
+        </w:rPr>
+        <w:t>2d</w:t>
+      </w:r>
+      <w:r>
+        <w:rPr>
+          <w:rFonts w:ascii="Tahoma" w:eastAsia="微软雅黑" w:hAnsi="Tahoma" w:hint="eastAsia"/>
+          <w:kern w:val="0"/>
+          <w:sz w:val="22"/>
+        </w:rPr>
+        <w:t>横版素材的绝佳工具，而且可以配合最近出的</w:t>
+      </w:r>
+      <w:r>
+        <w:rPr>
+          <w:rFonts w:ascii="Tahoma" w:eastAsia="微软雅黑" w:hAnsi="Tahoma" w:hint="eastAsia"/>
+          <w:kern w:val="0"/>
+          <w:sz w:val="22"/>
+        </w:rPr>
+        <w:t>Suno</w:t>
+      </w:r>
+      <w:r>
+        <w:rPr>
+          <w:rFonts w:ascii="Tahoma" w:eastAsia="微软雅黑" w:hAnsi="Tahoma" w:hint="eastAsia"/>
+          <w:kern w:val="0"/>
+          <w:sz w:val="22"/>
+        </w:rPr>
+        <w:t>音乐工具。</w:t>
+      </w:r>
+    </w:p>
+    <w:p>
+      <w:pPr>
+        <w:widowControl/>
+        <w:snapToGrid w:val="0"/>
+        <w:jc w:val="left"/>
+        <w:rPr>
+          <w:rFonts w:ascii="Tahoma" w:eastAsia="微软雅黑" w:hAnsi="Tahoma"/>
+          <w:kern w:val="0"/>
+          <w:sz w:val="22"/>
+        </w:rPr>
+      </w:pPr>
+      <w:r>
+        <w:rPr>
+          <w:rFonts w:ascii="Tahoma" w:eastAsia="微软雅黑" w:hAnsi="Tahoma" w:hint="eastAsia"/>
+          <w:kern w:val="0"/>
+          <w:sz w:val="22"/>
+        </w:rPr>
+        <w:t>于是作者我订阅了</w:t>
+      </w:r>
+      <w:r>
+        <w:rPr>
+          <w:rFonts w:ascii="Tahoma" w:eastAsia="微软雅黑" w:hAnsi="Tahoma"/>
+          <w:kern w:val="0"/>
+          <w:sz w:val="22"/>
+        </w:rPr>
+        <w:t>Midjourney</w:t>
+      </w:r>
+      <w:r>
+        <w:rPr>
+          <w:rFonts w:ascii="Tahoma" w:eastAsia="微软雅黑" w:hAnsi="Tahoma" w:hint="eastAsia"/>
+          <w:kern w:val="0"/>
+          <w:sz w:val="22"/>
+        </w:rPr>
+        <w:t>，准备开坑。</w:t>
+      </w:r>
+    </w:p>
+    <w:p>
+      <w:pPr>
+        <w:widowControl/>
+        <w:jc w:val="center"/>
+        <w:rPr>
+          <w:rFonts w:ascii="Tahoma" w:eastAsia="微软雅黑" w:hAnsi="Tahoma"/>
+          <w:kern w:val="0"/>
+          <w:sz w:val="22"/>
+        </w:rPr>
+      </w:pPr>
+      <w:r>
+        <w:rPr>
+          <w:rFonts w:ascii="Tahoma" w:eastAsia="微软雅黑" w:hAnsi="Tahoma"/>
+          <w:noProof/>
+          <w:kern w:val="0"/>
+          <w:sz w:val="22"/>
+        </w:rPr>
+        <w:drawing>
+          <wp:inline distT="0" distB="0" distL="0" distR="0" wp14:anchorId="439C41C3" wp14:editId="5C93BF30">
+            <wp:extent cx="4571451" cy="1721036"/>
+            <wp:effectExtent l="0" t="0" r="635" b="0"/>
+            <wp:docPr id="1954677934" name="图片 6"/>
+            <wp:cNvGraphicFramePr>
+              <a:graphicFrameLocks xmlns:a="http://schemas.openxmlformats.org/drawingml/2006/main" noChangeAspect="1"/>
+            </wp:cNvGraphicFramePr>
+            <a:graphic xmlns:a="http://schemas.openxmlformats.org/drawingml/2006/main">
+              <a:graphicData uri="http://schemas.openxmlformats.org/drawingml/2006/picture">
+                <pic:pic xmlns:pic="http://schemas.openxmlformats.org/drawingml/2006/picture">
+                  <pic:nvPicPr>
+                    <pic:cNvPr id="0" name="Picture 11"/>
+                    <pic:cNvPicPr>
+                      <a:picLocks noChangeAspect="1" noChangeArrowheads="1"/>
+                    </pic:cNvPicPr>
+                  </pic:nvPicPr>
+                  <pic:blipFill>
+                    <a:blip r:embed="rId12" cstate="print">
+                      <a:extLst>
+                        <a:ext uri="{28A0092B-C50C-407E-A947-70E740481C1C}">
+                          <a14:useLocalDpi xmlns:a14="http://schemas.microsoft.com/office/drawing/2010/main" val="0"/>
+                        </a:ext>
+                      </a:extLst>
+                    </a:blip>
+                    <a:srcRect/>
+                    <a:stretch>
+                      <a:fillRect/>
+                    </a:stretch>
+                  </pic:blipFill>
+                  <pic:spPr bwMode="auto">
+                    <a:xfrm>
+                      <a:off x="0" y="0"/>
+                      <a:ext cx="4587281" cy="1726996"/>
+                    </a:xfrm>
+                    <a:prstGeom prst="rect">
+                      <a:avLst/>
+                    </a:prstGeom>
+                    <a:noFill/>
+                    <a:ln>
+                      <a:noFill/>
+                    </a:ln>
+                  </pic:spPr>
+                </pic:pic>
+              </a:graphicData>
+            </a:graphic>
+          </wp:inline>
+        </w:drawing>
+      </w:r>
+    </w:p>
+    <w:p>
+      <w:pPr>
+        <w:widowControl/>
+        <w:snapToGrid w:val="0"/>
+        <w:rPr>
+          <w:rFonts w:ascii="Tahoma" w:eastAsia="微软雅黑" w:hAnsi="Tahoma"/>
+          <w:kern w:val="0"/>
+          <w:sz w:val="22"/>
+        </w:rPr>
+      </w:pPr>
+    </w:p>
+    <w:p>
+      <w:pPr>
+        <w:widowControl/>
+        <w:jc w:val="left"/>
+        <w:rPr>
+          <w:rFonts w:ascii="Tahoma" w:eastAsia="微软雅黑" w:hAnsi="Tahoma"/>
+          <w:kern w:val="0"/>
+          <w:sz w:val="22"/>
+        </w:rPr>
+      </w:pPr>
+      <w:r>
+        <w:rPr>
+          <w:rFonts w:ascii="Tahoma" w:eastAsia="微软雅黑" w:hAnsi="Tahoma"/>
+          <w:kern w:val="0"/>
+          <w:sz w:val="22"/>
+        </w:rPr>
+        <w:br w:type="page"/>
+      </w:r>
+    </w:p>
+    <w:p>
+      <w:pPr>
+        <w:pStyle w:val="2"/>
+        <w:rPr>
+          <w:rFonts w:hint="eastAsia"/>
+        </w:rPr>
+      </w:pPr>
+      <w:r>
+        <w:rPr>
+          <w:rFonts w:hint="eastAsia"/>
+        </w:rPr>
+        <w:lastRenderedPageBreak/>
+        <w:t>===</w:t>
+      </w:r>
+      <w:r>
+        <w:rPr>
+          <w:rFonts w:hint="eastAsia"/>
+        </w:rPr>
+        <w:t>横版2D模仿</w:t>
+      </w:r>
+      <w:r>
+        <w:rPr>
+          <w:rFonts w:hint="eastAsia"/>
+        </w:rPr>
+        <w:t xml:space="preserve"> - 实现===</w:t>
+      </w:r>
+    </w:p>
+    <w:p>
+      <w:pPr>
+        <w:pStyle w:val="3"/>
+        <w:rPr>
+          <w:rFonts w:hint="eastAsia"/>
+        </w:rPr>
+      </w:pPr>
+      <w:r>
+        <w:rPr>
+          <w:rFonts w:hint="eastAsia"/>
+        </w:rPr>
+        <w:t>基础说明</w:t>
+      </w:r>
+    </w:p>
     <w:p>
       <w:pPr>
         <w:widowControl/>
@@ -546,15 +1098,7 @@
           <w:kern w:val="0"/>
           <w:sz w:val="22"/>
         </w:rPr>
-        <w:t>地图图像和地图音乐</w:t>
-      </w:r>
-      <w:r>
-        <w:rPr>
-          <w:rFonts w:ascii="Tahoma" w:eastAsia="微软雅黑" w:hAnsi="Tahoma" w:hint="eastAsia"/>
-          <w:kern w:val="0"/>
-          <w:sz w:val="22"/>
-        </w:rPr>
-        <w:t>是</w:t>
+        <w:t>地图图像和地图音乐是</w:t>
       </w:r>
       <w:r>
         <w:rPr>
@@ -602,15 +1146,7 @@
           <w:kern w:val="0"/>
           <w:sz w:val="22"/>
         </w:rPr>
-        <w:t>但是我还是要放下面这个图</w:t>
-      </w:r>
-      <w:r>
-        <w:rPr>
-          <w:rFonts w:ascii="Tahoma" w:eastAsia="微软雅黑" w:hAnsi="Tahoma" w:hint="eastAsia"/>
-          <w:kern w:val="0"/>
-          <w:sz w:val="22"/>
-        </w:rPr>
-        <w:t>。</w:t>
+        <w:t>但是我还是要放下面这个图。</w:t>
       </w:r>
     </w:p>
     <w:p>
@@ -625,7 +1161,7 @@
           <w:noProof/>
         </w:rPr>
         <w:drawing>
-          <wp:inline distT="0" distB="0" distL="0" distR="0" wp14:anchorId="669439BD" wp14:editId="2A253783">
+          <wp:inline distT="0" distB="0" distL="0" distR="0" wp14:anchorId="710FD6C6" wp14:editId="07AF4BA4">
             <wp:extent cx="5274310" cy="2635250"/>
             <wp:effectExtent l="0" t="0" r="2540" b="0"/>
             <wp:docPr id="73129369" name="图片 1"/>
@@ -642,7 +1178,7 @@
                     </pic:cNvPicPr>
                   </pic:nvPicPr>
                   <pic:blipFill>
-                    <a:blip r:embed="rId10">
+                    <a:blip r:embed="rId13">
                       <a:extLst>
                         <a:ext uri="{28A0092B-C50C-407E-A947-70E740481C1C}">
                           <a14:useLocalDpi xmlns:a14="http://schemas.microsoft.com/office/drawing/2010/main" val="0"/>
@@ -677,6 +1213,54 @@
     <w:p>
       <w:pPr>
         <w:widowControl/>
+        <w:snapToGrid w:val="0"/>
+        <w:jc w:val="left"/>
+        <w:rPr>
+          <w:rFonts w:ascii="Tahoma" w:eastAsia="微软雅黑" w:hAnsi="Tahoma" w:hint="eastAsia"/>
+          <w:kern w:val="0"/>
+          <w:sz w:val="22"/>
+        </w:rPr>
+      </w:pPr>
+    </w:p>
+    <w:p>
+      <w:pPr>
+        <w:pStyle w:val="3"/>
+        <w:rPr>
+          <w:rFonts w:hint="eastAsia"/>
+        </w:rPr>
+      </w:pPr>
+      <w:r>
+        <w:rPr>
+          <w:rFonts w:hint="eastAsia"/>
+        </w:rPr>
+        <w:t>基础插件</w:t>
+      </w:r>
+    </w:p>
+    <w:p>
+      <w:pPr>
+        <w:widowControl/>
+        <w:adjustRightInd w:val="0"/>
+        <w:snapToGrid w:val="0"/>
+        <w:spacing w:after="200"/>
+        <w:jc w:val="left"/>
+        <w:rPr>
+          <w:rFonts w:ascii="Tahoma" w:eastAsia="微软雅黑" w:hAnsi="Tahoma"/>
+          <w:kern w:val="0"/>
+          <w:sz w:val="22"/>
+        </w:rPr>
+      </w:pPr>
+      <w:r>
+        <w:rPr>
+          <w:rFonts w:ascii="Tahoma" w:eastAsia="微软雅黑" w:hAnsi="Tahoma" w:hint="eastAsia"/>
+          <w:kern w:val="0"/>
+          <w:sz w:val="22"/>
+        </w:rPr>
+        <w:t>如果要从零开始设计地图，需要用到下图的插件：</w:t>
+      </w:r>
+    </w:p>
+    <w:p>
+      <w:pPr>
+        <w:widowControl/>
         <w:jc w:val="left"/>
         <w:rPr>
           <w:rFonts w:ascii="宋体" w:eastAsia="宋体" w:hAnsi="宋体" w:cs="宋体" w:hint="eastAsia"/>
@@ -685,67 +1269,16 @@
           <w:szCs w:val="24"/>
         </w:rPr>
       </w:pPr>
-    </w:p>
-    <w:p>
-      <w:pPr>
-        <w:pStyle w:val="3"/>
-        <w:rPr>
-          <w:rFonts w:hint="eastAsia"/>
-          <w:sz w:val="28"/>
-        </w:rPr>
-      </w:pPr>
-      <w:r>
-        <w:rPr>
-          <w:rFonts w:hint="eastAsia"/>
-          <w:sz w:val="28"/>
-        </w:rPr>
-        <w:lastRenderedPageBreak/>
-        <w:t>基础插件</w:t>
-      </w:r>
-    </w:p>
-    <w:p>
-      <w:pPr>
-        <w:widowControl/>
-        <w:adjustRightInd w:val="0"/>
-        <w:snapToGrid w:val="0"/>
-        <w:spacing w:after="200"/>
-        <w:jc w:val="left"/>
-        <w:rPr>
-          <w:rFonts w:ascii="Tahoma" w:eastAsia="微软雅黑" w:hAnsi="Tahoma"/>
-          <w:kern w:val="0"/>
-          <w:sz w:val="22"/>
-        </w:rPr>
-      </w:pPr>
-      <w:r>
-        <w:rPr>
-          <w:rFonts w:ascii="Tahoma" w:eastAsia="微软雅黑" w:hAnsi="Tahoma" w:hint="eastAsia"/>
-          <w:kern w:val="0"/>
-          <w:sz w:val="22"/>
-        </w:rPr>
-        <w:t>如果要从零开始设计地图，需要用到下图的插件：</w:t>
-      </w:r>
-    </w:p>
-    <w:p>
-      <w:pPr>
-        <w:widowControl/>
-        <w:jc w:val="left"/>
-        <w:rPr>
-          <w:rFonts w:ascii="宋体" w:eastAsia="宋体" w:hAnsi="宋体" w:cs="宋体" w:hint="eastAsia"/>
+      <w:r>
+        <w:rPr>
+          <w:rFonts w:ascii="宋体" w:eastAsia="宋体" w:hAnsi="宋体" w:cs="宋体"/>
+          <w:noProof/>
           <w:kern w:val="0"/>
           <w:sz w:val="24"/>
           <w:szCs w:val="24"/>
         </w:rPr>
-      </w:pPr>
-      <w:r>
-        <w:rPr>
-          <w:rFonts w:ascii="宋体" w:eastAsia="宋体" w:hAnsi="宋体" w:cs="宋体"/>
-          <w:noProof/>
-          <w:kern w:val="0"/>
-          <w:sz w:val="24"/>
-          <w:szCs w:val="24"/>
-        </w:rPr>
         <w:drawing>
-          <wp:inline distT="0" distB="0" distL="0" distR="0" wp14:anchorId="4E66DD7F" wp14:editId="4FEC4093">
+          <wp:inline distT="0" distB="0" distL="0" distR="0" wp14:anchorId="357AC6A3" wp14:editId="42233940">
             <wp:extent cx="5274310" cy="2252345"/>
             <wp:effectExtent l="0" t="0" r="2540" b="0"/>
             <wp:docPr id="457655575" name="图片 1"/>
@@ -762,7 +1295,7 @@
                     </pic:cNvPicPr>
                   </pic:nvPicPr>
                   <pic:blipFill>
-                    <a:blip r:embed="rId11">
+                    <a:blip r:embed="rId14">
                       <a:extLst>
                         <a:ext uri="{28A0092B-C50C-407E-A947-70E740481C1C}">
                           <a14:useLocalDpi xmlns:a14="http://schemas.microsoft.com/office/drawing/2010/main" val="0"/>
@@ -832,23 +1365,14 @@
         <w:pStyle w:val="3"/>
         <w:rPr>
           <w:rFonts w:hint="eastAsia"/>
-          <w:sz w:val="28"/>
         </w:rPr>
       </w:pPr>
       <w:r>
         <w:rPr>
           <w:rFonts w:hint="eastAsia"/>
-          <w:sz w:val="28"/>
         </w:rPr>
         <w:lastRenderedPageBreak/>
-        <w:t>基础</w:t>
-      </w:r>
-      <w:r>
-        <w:rPr>
-          <w:rFonts w:hint="eastAsia"/>
-          <w:sz w:val="28"/>
-        </w:rPr>
-        <w:t>配置</w:t>
+        <w:t>基础配置</w:t>
       </w:r>
     </w:p>
     <w:p>
@@ -875,6 +1399,20 @@
     </w:p>
     <w:p>
       <w:pPr>
+        <w:pStyle w:val="4"/>
+      </w:pPr>
+      <w:r>
+        <w:t>1</w:t>
+      </w:r>
+      <w:r>
+        <w:rPr>
+          <w:rFonts w:hint="eastAsia"/>
+        </w:rPr>
+        <w:t>）文档基础知识</w:t>
+      </w:r>
+    </w:p>
+    <w:p>
+      <w:pPr>
         <w:widowControl/>
         <w:adjustRightInd w:val="0"/>
         <w:snapToGrid w:val="0"/>
@@ -882,52 +1420,6 @@
         <w:jc w:val="left"/>
         <w:rPr>
           <w:rFonts w:ascii="Tahoma" w:eastAsia="微软雅黑" w:hAnsi="Tahoma"/>
-          <w:b/>
-          <w:bCs/>
-          <w:kern w:val="0"/>
-          <w:sz w:val="22"/>
-        </w:rPr>
-      </w:pPr>
-      <w:r>
-        <w:rPr>
-          <w:rFonts w:ascii="Tahoma" w:eastAsia="微软雅黑" w:hAnsi="Tahoma"/>
-          <w:b/>
-          <w:bCs/>
-          <w:kern w:val="0"/>
-          <w:sz w:val="22"/>
-        </w:rPr>
-        <w:t>1</w:t>
-      </w:r>
-      <w:r>
-        <w:rPr>
-          <w:rFonts w:ascii="Tahoma" w:eastAsia="微软雅黑" w:hAnsi="Tahoma" w:hint="eastAsia"/>
-          <w:b/>
-          <w:bCs/>
-          <w:kern w:val="0"/>
-          <w:sz w:val="22"/>
-        </w:rPr>
-        <w:t>）</w:t>
-      </w:r>
-      <w:r>
-        <w:rPr>
-          <w:rFonts w:ascii="Tahoma" w:eastAsia="微软雅黑" w:hAnsi="Tahoma" w:hint="eastAsia"/>
-          <w:b/>
-          <w:bCs/>
-          <w:kern w:val="0"/>
-          <w:sz w:val="22"/>
-        </w:rPr>
-        <w:t>文档基础知识</w:t>
-      </w:r>
-    </w:p>
-    <w:p>
-      <w:pPr>
-        <w:widowControl/>
-        <w:adjustRightInd w:val="0"/>
-        <w:snapToGrid w:val="0"/>
-        <w:spacing w:after="200"/>
-        <w:jc w:val="left"/>
-        <w:rPr>
-          <w:rFonts w:ascii="Tahoma" w:eastAsia="微软雅黑" w:hAnsi="Tahoma"/>
           <w:kern w:val="0"/>
           <w:sz w:val="22"/>
         </w:rPr>
@@ -1000,8 +1492,19 @@
           <w:kern w:val="0"/>
           <w:sz w:val="22"/>
         </w:rPr>
-        <w:t>层级与堆叠级</w:t>
-      </w:r>
+        <w:t>层级与</w:t>
+      </w:r>
+      <w:proofErr w:type="gramStart"/>
+      <w:r>
+        <w:rPr>
+          <w:rFonts w:ascii="Tahoma" w:eastAsia="微软雅黑" w:hAnsi="Tahoma" w:hint="eastAsia"/>
+          <w:color w:val="0070C0"/>
+          <w:kern w:val="0"/>
+          <w:sz w:val="22"/>
+        </w:rPr>
+        <w:t>堆叠级</w:t>
+      </w:r>
+      <w:proofErr w:type="gramEnd"/>
       <w:r>
         <w:rPr>
           <w:rFonts w:ascii="Tahoma" w:eastAsia="微软雅黑" w:hAnsi="Tahoma" w:hint="eastAsia"/>
@@ -1029,7 +1532,7 @@
           <w:noProof/>
         </w:rPr>
         <w:drawing>
-          <wp:inline distT="0" distB="0" distL="0" distR="0" wp14:anchorId="72E7B994" wp14:editId="4E59D6C7">
+          <wp:inline distT="0" distB="0" distL="0" distR="0" wp14:anchorId="5E2D67C6" wp14:editId="0EF3127D">
             <wp:extent cx="4663440" cy="3766235"/>
             <wp:effectExtent l="0" t="0" r="3810" b="5715"/>
             <wp:docPr id="1594698690" name="图片 3"/>
@@ -1046,7 +1549,7 @@
                     </pic:cNvPicPr>
                   </pic:nvPicPr>
                   <pic:blipFill>
-                    <a:blip r:embed="rId12">
+                    <a:blip r:embed="rId15">
                       <a:extLst>
                         <a:ext uri="{28A0092B-C50C-407E-A947-70E740481C1C}">
                           <a14:useLocalDpi xmlns:a14="http://schemas.microsoft.com/office/drawing/2010/main" val="0"/>
@@ -1080,48 +1583,42 @@
     </w:p>
     <w:p>
       <w:pPr>
+        <w:pStyle w:val="4"/>
+      </w:pPr>
+      <w:r>
+        <w:rPr>
+          <w:rFonts w:hint="eastAsia"/>
+        </w:rPr>
+        <w:t>2）地图背景设计</w:t>
+      </w:r>
+    </w:p>
+    <w:p>
+      <w:pPr>
         <w:widowControl/>
         <w:adjustRightInd w:val="0"/>
         <w:snapToGrid w:val="0"/>
-        <w:spacing w:after="200"/>
         <w:jc w:val="left"/>
         <w:rPr>
           <w:rFonts w:ascii="Tahoma" w:eastAsia="微软雅黑" w:hAnsi="Tahoma"/>
-          <w:b/>
-          <w:bCs/>
-          <w:kern w:val="0"/>
-          <w:sz w:val="22"/>
-        </w:rPr>
-      </w:pPr>
-      <w:r>
-        <w:rPr>
-          <w:rFonts w:ascii="Tahoma" w:eastAsia="微软雅黑" w:hAnsi="Tahoma" w:hint="eastAsia"/>
-          <w:b/>
-          <w:bCs/>
-          <w:kern w:val="0"/>
-          <w:sz w:val="22"/>
-        </w:rPr>
-        <w:t>2</w:t>
-      </w:r>
-      <w:r>
-        <w:rPr>
-          <w:rFonts w:ascii="Tahoma" w:eastAsia="微软雅黑" w:hAnsi="Tahoma" w:hint="eastAsia"/>
-          <w:b/>
-          <w:bCs/>
-          <w:kern w:val="0"/>
-          <w:sz w:val="22"/>
-        </w:rPr>
-        <w:t>）</w:t>
-      </w:r>
-      <w:r>
-        <w:rPr>
-          <w:rFonts w:ascii="Tahoma" w:eastAsia="微软雅黑" w:hAnsi="Tahoma" w:hint="eastAsia"/>
-          <w:b/>
-          <w:bCs/>
-          <w:kern w:val="0"/>
-          <w:sz w:val="22"/>
-        </w:rPr>
-        <w:t>地图背景设计</w:t>
+          <w:kern w:val="0"/>
+          <w:sz w:val="22"/>
+        </w:rPr>
+      </w:pPr>
+      <w:r>
+        <w:rPr>
+          <w:rFonts w:ascii="Tahoma" w:eastAsia="微软雅黑" w:hAnsi="Tahoma" w:hint="eastAsia"/>
+          <w:kern w:val="0"/>
+          <w:sz w:val="22"/>
+        </w:rPr>
+        <w:t>地图分成了五个层：</w:t>
+      </w:r>
+      <w:r>
+        <w:rPr>
+          <w:rFonts w:ascii="Tahoma" w:eastAsia="微软雅黑" w:hAnsi="Tahoma"/>
+          <w:kern w:val="0"/>
+          <w:sz w:val="22"/>
+        </w:rPr>
+        <w:t xml:space="preserve"> </w:t>
       </w:r>
     </w:p>
     <w:p>
@@ -1129,67 +1626,6 @@
         <w:widowControl/>
         <w:adjustRightInd w:val="0"/>
         <w:snapToGrid w:val="0"/>
-        <w:jc w:val="left"/>
-        <w:rPr>
-          <w:rFonts w:ascii="Tahoma" w:eastAsia="微软雅黑" w:hAnsi="Tahoma"/>
-          <w:kern w:val="0"/>
-          <w:sz w:val="22"/>
-        </w:rPr>
-      </w:pPr>
-      <w:r>
-        <w:rPr>
-          <w:rFonts w:ascii="Tahoma" w:eastAsia="微软雅黑" w:hAnsi="Tahoma" w:hint="eastAsia"/>
-          <w:kern w:val="0"/>
-          <w:sz w:val="22"/>
-        </w:rPr>
-        <w:t>地图</w:t>
-      </w:r>
-      <w:r>
-        <w:rPr>
-          <w:rFonts w:ascii="Tahoma" w:eastAsia="微软雅黑" w:hAnsi="Tahoma" w:hint="eastAsia"/>
-          <w:kern w:val="0"/>
-          <w:sz w:val="22"/>
-        </w:rPr>
-        <w:t>分成了</w:t>
-      </w:r>
-      <w:r>
-        <w:rPr>
-          <w:rFonts w:ascii="Tahoma" w:eastAsia="微软雅黑" w:hAnsi="Tahoma" w:hint="eastAsia"/>
-          <w:kern w:val="0"/>
-          <w:sz w:val="22"/>
-        </w:rPr>
-        <w:t>五个</w:t>
-      </w:r>
-      <w:r>
-        <w:rPr>
-          <w:rFonts w:ascii="Tahoma" w:eastAsia="微软雅黑" w:hAnsi="Tahoma" w:hint="eastAsia"/>
-          <w:kern w:val="0"/>
-          <w:sz w:val="22"/>
-        </w:rPr>
-        <w:t>层</w:t>
-      </w:r>
-      <w:r>
-        <w:rPr>
-          <w:rFonts w:ascii="Tahoma" w:eastAsia="微软雅黑" w:hAnsi="Tahoma" w:hint="eastAsia"/>
-          <w:kern w:val="0"/>
-          <w:sz w:val="22"/>
-        </w:rPr>
-        <w:t>：</w:t>
-      </w:r>
-      <w:r>
-        <w:rPr>
-          <w:rFonts w:ascii="Tahoma" w:eastAsia="微软雅黑" w:hAnsi="Tahoma"/>
-          <w:kern w:val="0"/>
-          <w:sz w:val="22"/>
-        </w:rPr>
-        <w:t xml:space="preserve"> </w:t>
-      </w:r>
-    </w:p>
-    <w:p>
-      <w:pPr>
-        <w:widowControl/>
-        <w:adjustRightInd w:val="0"/>
-        <w:snapToGrid w:val="0"/>
         <w:jc w:val="center"/>
         <w:rPr>
           <w:rFonts w:ascii="Tahoma" w:eastAsia="微软雅黑" w:hAnsi="Tahoma"/>
@@ -1205,7 +1641,7 @@
           <w:sz w:val="22"/>
         </w:rPr>
         <w:drawing>
-          <wp:inline distT="0" distB="0" distL="0" distR="0" wp14:anchorId="2CAD2408" wp14:editId="485021C9">
+          <wp:inline distT="0" distB="0" distL="0" distR="0" wp14:anchorId="1E190D0B" wp14:editId="42162B59">
             <wp:extent cx="4526280" cy="1051560"/>
             <wp:effectExtent l="0" t="0" r="7620" b="0"/>
             <wp:docPr id="1450032792" name="图片 2"/>
@@ -1222,7 +1658,7 @@
                     </pic:cNvPicPr>
                   </pic:nvPicPr>
                   <pic:blipFill>
-                    <a:blip r:embed="rId13">
+                    <a:blip r:embed="rId16">
                       <a:extLst>
                         <a:ext uri="{28A0092B-C50C-407E-A947-70E740481C1C}">
                           <a14:useLocalDpi xmlns:a14="http://schemas.microsoft.com/office/drawing/2010/main" val="0"/>
@@ -1274,7 +1710,7 @@
           <w:sz w:val="22"/>
         </w:rPr>
         <w:drawing>
-          <wp:inline distT="0" distB="0" distL="0" distR="0" wp14:anchorId="7DF295A0" wp14:editId="696896A3">
+          <wp:inline distT="0" distB="0" distL="0" distR="0" wp14:anchorId="6789D2B1" wp14:editId="2D64B694">
             <wp:extent cx="5083810" cy="1168432"/>
             <wp:effectExtent l="0" t="0" r="2540" b="0"/>
             <wp:docPr id="681081931" name="图片 1"/>
@@ -1291,7 +1727,7 @@
                     </pic:cNvPicPr>
                   </pic:nvPicPr>
                   <pic:blipFill>
-                    <a:blip r:embed="rId14">
+                    <a:blip r:embed="rId17">
                       <a:extLst>
                         <a:ext uri="{28A0092B-C50C-407E-A947-70E740481C1C}">
                           <a14:useLocalDpi xmlns:a14="http://schemas.microsoft.com/office/drawing/2010/main" val="0"/>
@@ -1346,98 +1782,59 @@
     </w:p>
     <w:p>
       <w:pPr>
+        <w:pStyle w:val="4"/>
+      </w:pPr>
+      <w:r>
+        <w:rPr>
+          <w:rFonts w:hint="eastAsia"/>
+        </w:rPr>
+        <w:lastRenderedPageBreak/>
+        <w:t>3）</w:t>
+      </w:r>
+      <w:proofErr w:type="gramStart"/>
+      <w:r>
+        <w:rPr>
+          <w:rFonts w:hint="eastAsia"/>
+        </w:rPr>
+        <w:t>图块与</w:t>
+      </w:r>
+      <w:proofErr w:type="gramEnd"/>
+      <w:r>
+        <w:rPr>
+          <w:rFonts w:hint="eastAsia"/>
+        </w:rPr>
+        <w:t>可通行设计</w:t>
+      </w:r>
+    </w:p>
+    <w:p>
+      <w:pPr>
         <w:widowControl/>
         <w:adjustRightInd w:val="0"/>
         <w:snapToGrid w:val="0"/>
-        <w:spacing w:after="200"/>
         <w:jc w:val="left"/>
         <w:rPr>
           <w:rFonts w:ascii="Tahoma" w:eastAsia="微软雅黑" w:hAnsi="Tahoma"/>
-          <w:b/>
-          <w:bCs/>
-          <w:kern w:val="0"/>
-          <w:sz w:val="22"/>
-        </w:rPr>
-      </w:pPr>
-      <w:r>
-        <w:rPr>
-          <w:rFonts w:ascii="Tahoma" w:eastAsia="微软雅黑" w:hAnsi="Tahoma" w:hint="eastAsia"/>
-          <w:b/>
-          <w:bCs/>
-          <w:kern w:val="0"/>
-          <w:sz w:val="22"/>
-        </w:rPr>
-        <w:lastRenderedPageBreak/>
-        <w:t>3</w:t>
-      </w:r>
-      <w:r>
-        <w:rPr>
-          <w:rFonts w:ascii="Tahoma" w:eastAsia="微软雅黑" w:hAnsi="Tahoma" w:hint="eastAsia"/>
-          <w:b/>
-          <w:bCs/>
-          <w:kern w:val="0"/>
-          <w:sz w:val="22"/>
-        </w:rPr>
-        <w:t>）</w:t>
-      </w:r>
-      <w:r>
-        <w:rPr>
-          <w:rFonts w:ascii="Tahoma" w:eastAsia="微软雅黑" w:hAnsi="Tahoma" w:hint="eastAsia"/>
-          <w:b/>
-          <w:bCs/>
-          <w:kern w:val="0"/>
-          <w:sz w:val="22"/>
-        </w:rPr>
-        <w:t>图块</w:t>
-      </w:r>
-      <w:r>
-        <w:rPr>
-          <w:rFonts w:ascii="Tahoma" w:eastAsia="微软雅黑" w:hAnsi="Tahoma" w:hint="eastAsia"/>
-          <w:b/>
-          <w:bCs/>
-          <w:kern w:val="0"/>
-          <w:sz w:val="22"/>
-        </w:rPr>
-        <w:t>与可通行</w:t>
-      </w:r>
-      <w:r>
-        <w:rPr>
-          <w:rFonts w:ascii="Tahoma" w:eastAsia="微软雅黑" w:hAnsi="Tahoma" w:hint="eastAsia"/>
-          <w:b/>
-          <w:bCs/>
-          <w:kern w:val="0"/>
-          <w:sz w:val="22"/>
-        </w:rPr>
-        <w:t>设计</w:t>
-      </w:r>
-    </w:p>
-    <w:p>
-      <w:pPr>
-        <w:widowControl/>
-        <w:adjustRightInd w:val="0"/>
-        <w:snapToGrid w:val="0"/>
-        <w:jc w:val="left"/>
-        <w:rPr>
-          <w:rFonts w:ascii="Tahoma" w:eastAsia="微软雅黑" w:hAnsi="Tahoma"/>
-          <w:kern w:val="0"/>
-          <w:sz w:val="22"/>
-        </w:rPr>
-      </w:pPr>
-      <w:r>
-        <w:rPr>
-          <w:rFonts w:ascii="Tahoma" w:eastAsia="微软雅黑" w:hAnsi="Tahoma" w:hint="eastAsia"/>
-          <w:kern w:val="0"/>
-          <w:sz w:val="22"/>
-        </w:rPr>
-        <w:t>图块在该地图中只用于铺可通行性设置</w:t>
-      </w:r>
-      <w:r>
-        <w:rPr>
-          <w:rFonts w:ascii="Tahoma" w:eastAsia="微软雅黑" w:hAnsi="Tahoma" w:hint="eastAsia"/>
-          <w:kern w:val="0"/>
-          <w:sz w:val="22"/>
-        </w:rPr>
-        <w:t>。</w:t>
+          <w:kern w:val="0"/>
+          <w:sz w:val="22"/>
+        </w:rPr>
+      </w:pPr>
+      <w:proofErr w:type="gramStart"/>
+      <w:r>
+        <w:rPr>
+          <w:rFonts w:ascii="Tahoma" w:eastAsia="微软雅黑" w:hAnsi="Tahoma" w:hint="eastAsia"/>
+          <w:kern w:val="0"/>
+          <w:sz w:val="22"/>
+        </w:rPr>
+        <w:t>图块在</w:t>
+      </w:r>
+      <w:proofErr w:type="gramEnd"/>
+      <w:r>
+        <w:rPr>
+          <w:rFonts w:ascii="Tahoma" w:eastAsia="微软雅黑" w:hAnsi="Tahoma" w:hint="eastAsia"/>
+          <w:kern w:val="0"/>
+          <w:sz w:val="22"/>
+        </w:rPr>
+        <w:t>该地图中只用于铺可通行性设置。</w:t>
       </w:r>
     </w:p>
     <w:p>
@@ -1481,7 +1878,7 @@
           <w:szCs w:val="24"/>
         </w:rPr>
         <w:drawing>
-          <wp:inline distT="0" distB="0" distL="0" distR="0" wp14:anchorId="065C9067" wp14:editId="5A19F439">
+          <wp:inline distT="0" distB="0" distL="0" distR="0" wp14:anchorId="0BBD2349" wp14:editId="71FF60FD">
             <wp:extent cx="1298874" cy="1318260"/>
             <wp:effectExtent l="0" t="0" r="0" b="0"/>
             <wp:docPr id="347957259" name="图片 6"/>
@@ -1498,7 +1895,7 @@
                     </pic:cNvPicPr>
                   </pic:nvPicPr>
                   <pic:blipFill>
-                    <a:blip r:embed="rId15">
+                    <a:blip r:embed="rId18">
                       <a:extLst>
                         <a:ext uri="{28A0092B-C50C-407E-A947-70E740481C1C}">
                           <a14:useLocalDpi xmlns:a14="http://schemas.microsoft.com/office/drawing/2010/main" val="0"/>
@@ -1538,7 +1935,7 @@
           <w:szCs w:val="24"/>
         </w:rPr>
         <w:drawing>
-          <wp:inline distT="0" distB="0" distL="0" distR="0" wp14:anchorId="017807ED" wp14:editId="30BF0DCE">
+          <wp:inline distT="0" distB="0" distL="0" distR="0" wp14:anchorId="6D38AFF6" wp14:editId="32C3597E">
             <wp:extent cx="2950835" cy="1311641"/>
             <wp:effectExtent l="0" t="0" r="2540" b="3175"/>
             <wp:docPr id="713854719" name="图片 3"/>
@@ -1555,7 +1952,7 @@
                     </pic:cNvPicPr>
                   </pic:nvPicPr>
                   <pic:blipFill>
-                    <a:blip r:embed="rId16" cstate="print">
+                    <a:blip r:embed="rId19" cstate="print">
                       <a:extLst>
                         <a:ext uri="{28A0092B-C50C-407E-A947-70E740481C1C}">
                           <a14:useLocalDpi xmlns:a14="http://schemas.microsoft.com/office/drawing/2010/main" val="0"/>
@@ -1600,77 +1997,34 @@
     </w:p>
     <w:p>
       <w:pPr>
+        <w:pStyle w:val="4"/>
+      </w:pPr>
+      <w:r>
+        <w:rPr>
+          <w:rFonts w:hint="eastAsia"/>
+        </w:rPr>
+        <w:t>4）事件设计</w:t>
+      </w:r>
+    </w:p>
+    <w:p>
+      <w:pPr>
         <w:widowControl/>
         <w:adjustRightInd w:val="0"/>
         <w:snapToGrid w:val="0"/>
-        <w:spacing w:after="200"/>
         <w:jc w:val="left"/>
         <w:rPr>
           <w:rFonts w:ascii="Tahoma" w:eastAsia="微软雅黑" w:hAnsi="Tahoma"/>
-          <w:b/>
-          <w:bCs/>
-          <w:kern w:val="0"/>
-          <w:sz w:val="22"/>
-        </w:rPr>
-      </w:pPr>
-      <w:r>
-        <w:rPr>
-          <w:rFonts w:ascii="Tahoma" w:eastAsia="微软雅黑" w:hAnsi="Tahoma" w:hint="eastAsia"/>
-          <w:b/>
-          <w:bCs/>
-          <w:kern w:val="0"/>
-          <w:sz w:val="22"/>
-        </w:rPr>
-        <w:t>4</w:t>
-      </w:r>
-      <w:r>
-        <w:rPr>
-          <w:rFonts w:ascii="Tahoma" w:eastAsia="微软雅黑" w:hAnsi="Tahoma" w:hint="eastAsia"/>
-          <w:b/>
-          <w:bCs/>
-          <w:kern w:val="0"/>
-          <w:sz w:val="22"/>
-        </w:rPr>
-        <w:t>）</w:t>
-      </w:r>
-      <w:r>
-        <w:rPr>
-          <w:rFonts w:ascii="Tahoma" w:eastAsia="微软雅黑" w:hAnsi="Tahoma" w:hint="eastAsia"/>
-          <w:b/>
-          <w:bCs/>
-          <w:kern w:val="0"/>
-          <w:sz w:val="22"/>
-        </w:rPr>
-        <w:t>事件设计</w:t>
-      </w:r>
-    </w:p>
-    <w:p>
-      <w:pPr>
-        <w:widowControl/>
-        <w:adjustRightInd w:val="0"/>
-        <w:snapToGrid w:val="0"/>
-        <w:jc w:val="left"/>
-        <w:rPr>
-          <w:rFonts w:ascii="Tahoma" w:eastAsia="微软雅黑" w:hAnsi="Tahoma"/>
-          <w:kern w:val="0"/>
-          <w:sz w:val="22"/>
-        </w:rPr>
-      </w:pPr>
-      <w:r>
-        <w:rPr>
-          <w:rFonts w:ascii="Tahoma" w:eastAsia="微软雅黑" w:hAnsi="Tahoma" w:hint="eastAsia"/>
-          <w:kern w:val="0"/>
-          <w:sz w:val="22"/>
-        </w:rPr>
-        <w:t>由于</w:t>
-      </w:r>
-      <w:r>
-        <w:rPr>
-          <w:rFonts w:ascii="Tahoma" w:eastAsia="微软雅黑" w:hAnsi="Tahoma" w:hint="eastAsia"/>
-          <w:kern w:val="0"/>
-          <w:sz w:val="22"/>
-        </w:rPr>
-        <w:t>事件的位置与画的地图位置密切相关，</w:t>
+          <w:kern w:val="0"/>
+          <w:sz w:val="22"/>
+        </w:rPr>
+      </w:pPr>
+      <w:r>
+        <w:rPr>
+          <w:rFonts w:ascii="Tahoma" w:eastAsia="微软雅黑" w:hAnsi="Tahoma" w:hint="eastAsia"/>
+          <w:kern w:val="0"/>
+          <w:sz w:val="22"/>
+        </w:rPr>
+        <w:t>由于事件的位置与画的地图位置密切相关，</w:t>
       </w:r>
     </w:p>
     <w:p>
@@ -1714,7 +2068,7 @@
           <w:szCs w:val="24"/>
         </w:rPr>
         <w:drawing>
-          <wp:inline distT="0" distB="0" distL="0" distR="0" wp14:anchorId="5F1E5602" wp14:editId="242945C0">
+          <wp:inline distT="0" distB="0" distL="0" distR="0" wp14:anchorId="0B4D0A9F" wp14:editId="259D330E">
             <wp:extent cx="4641850" cy="850019"/>
             <wp:effectExtent l="0" t="0" r="6350" b="7620"/>
             <wp:docPr id="609498357" name="图片 4"/>
@@ -1731,7 +2085,7 @@
                     </pic:cNvPicPr>
                   </pic:nvPicPr>
                   <pic:blipFill>
-                    <a:blip r:embed="rId17">
+                    <a:blip r:embed="rId20">
                       <a:extLst>
                         <a:ext uri="{28A0092B-C50C-407E-A947-70E740481C1C}">
                           <a14:useLocalDpi xmlns:a14="http://schemas.microsoft.com/office/drawing/2010/main" val="0"/>
@@ -1800,7 +2154,7 @@
     </w:p>
     <w:p>
       <w:pPr>
-        <w:pStyle w:val="2"/>
+        <w:pStyle w:val="3"/>
         <w:rPr>
           <w:rFonts w:hint="eastAsia"/>
         </w:rPr>
@@ -1808,1220 +2162,6 @@
       <w:r>
         <w:rPr>
           <w:rFonts w:hint="eastAsia"/>
-        </w:rPr>
-        <w:lastRenderedPageBreak/>
-        <w:t>横版2D模仿</w:t>
-      </w:r>
-      <w:r>
-        <w:rPr>
-          <w:rFonts w:hint="eastAsia"/>
-        </w:rPr>
-        <w:t>-</w:t>
-      </w:r>
-      <w:r>
-        <w:rPr>
-          <w:rFonts w:hint="eastAsia"/>
-        </w:rPr>
-        <w:t>设计</w:t>
-      </w:r>
-    </w:p>
-    <w:p>
-      <w:pPr>
-        <w:pStyle w:val="3"/>
-        <w:rPr>
-          <w:rFonts w:hint="eastAsia"/>
-          <w:sz w:val="28"/>
-        </w:rPr>
-      </w:pPr>
-      <w:r>
-        <w:rPr>
-          <w:rFonts w:hint="eastAsia"/>
-          <w:sz w:val="28"/>
-        </w:rPr>
-        <w:t>设计</w:t>
-      </w:r>
-      <w:r>
-        <w:rPr>
-          <w:rFonts w:hint="eastAsia"/>
-          <w:sz w:val="28"/>
-        </w:rPr>
-        <w:t>简介</w:t>
-      </w:r>
-    </w:p>
-    <w:p>
-      <w:pPr>
-        <w:pStyle w:val="4"/>
-        <w:rPr>
-          <w:rFonts w:hint="eastAsia"/>
-        </w:rPr>
-      </w:pPr>
-      <w:r>
-        <w:rPr>
-          <w:rFonts w:hint="eastAsia"/>
-        </w:rPr>
-        <w:t>1）</w:t>
-      </w:r>
-      <w:r>
-        <w:rPr>
-          <w:rFonts w:hint="eastAsia"/>
-        </w:rPr>
-        <w:t>灵感来源</w:t>
-      </w:r>
-    </w:p>
-    <w:p>
-      <w:pPr>
-        <w:widowControl/>
-        <w:snapToGrid w:val="0"/>
-        <w:jc w:val="left"/>
-        <w:rPr>
-          <w:rFonts w:ascii="Tahoma" w:eastAsia="微软雅黑" w:hAnsi="Tahoma"/>
-          <w:kern w:val="0"/>
-          <w:sz w:val="22"/>
-        </w:rPr>
-      </w:pPr>
-      <w:r>
-        <w:rPr>
-          <w:rFonts w:ascii="Tahoma" w:eastAsia="微软雅黑" w:hAnsi="Tahoma" w:hint="eastAsia"/>
-          <w:kern w:val="0"/>
-          <w:sz w:val="22"/>
-        </w:rPr>
-        <w:t>2023</w:t>
-      </w:r>
-      <w:r>
-        <w:rPr>
-          <w:rFonts w:ascii="Tahoma" w:eastAsia="微软雅黑" w:hAnsi="Tahoma" w:hint="eastAsia"/>
-          <w:kern w:val="0"/>
-          <w:sz w:val="22"/>
-        </w:rPr>
-        <w:t>年</w:t>
-      </w:r>
-      <w:r>
-        <w:rPr>
-          <w:rFonts w:ascii="Tahoma" w:eastAsia="微软雅黑" w:hAnsi="Tahoma" w:hint="eastAsia"/>
-          <w:kern w:val="0"/>
-          <w:sz w:val="22"/>
-        </w:rPr>
-        <w:t>4</w:t>
-      </w:r>
-      <w:r>
-        <w:rPr>
-          <w:rFonts w:ascii="Tahoma" w:eastAsia="微软雅黑" w:hAnsi="Tahoma" w:hint="eastAsia"/>
-          <w:kern w:val="0"/>
-          <w:sz w:val="22"/>
-        </w:rPr>
-        <w:t>月</w:t>
-      </w:r>
-      <w:r>
-        <w:rPr>
-          <w:rFonts w:ascii="Tahoma" w:eastAsia="微软雅黑" w:hAnsi="Tahoma" w:hint="eastAsia"/>
-          <w:kern w:val="0"/>
-          <w:sz w:val="22"/>
-        </w:rPr>
-        <w:t>，</w:t>
-      </w:r>
-      <w:r>
-        <w:rPr>
-          <w:rFonts w:ascii="Tahoma" w:eastAsia="微软雅黑" w:hAnsi="Tahoma" w:hint="eastAsia"/>
-          <w:kern w:val="0"/>
-          <w:sz w:val="22"/>
-        </w:rPr>
-        <w:t>作者我逛</w:t>
-      </w:r>
-      <w:r>
-        <w:rPr>
-          <w:rFonts w:ascii="Tahoma" w:eastAsia="微软雅黑" w:hAnsi="Tahoma" w:hint="eastAsia"/>
-          <w:kern w:val="0"/>
-          <w:sz w:val="22"/>
-        </w:rPr>
-        <w:t>b</w:t>
-      </w:r>
-      <w:r>
-        <w:rPr>
-          <w:rFonts w:ascii="Tahoma" w:eastAsia="微软雅黑" w:hAnsi="Tahoma" w:hint="eastAsia"/>
-          <w:kern w:val="0"/>
-          <w:sz w:val="22"/>
-        </w:rPr>
-        <w:t>站偶然看见了这个令我震惊的视频。</w:t>
-      </w:r>
-    </w:p>
-    <w:p>
-      <w:pPr>
-        <w:widowControl/>
-        <w:snapToGrid w:val="0"/>
-        <w:jc w:val="left"/>
-        <w:rPr>
-          <w:rFonts w:ascii="Tahoma" w:eastAsia="微软雅黑" w:hAnsi="Tahoma"/>
-          <w:kern w:val="0"/>
-          <w:sz w:val="22"/>
-        </w:rPr>
-      </w:pPr>
-      <w:hyperlink r:id="rId18" w:history="1">
-        <w:r>
-          <w:rPr>
-            <w:rStyle w:val="a4"/>
-            <w:rFonts w:ascii="Tahoma" w:eastAsia="微软雅黑" w:hAnsi="Tahoma"/>
-            <w:kern w:val="0"/>
-            <w:sz w:val="22"/>
-          </w:rPr>
-          <w:t>https://www.bilibili.com/video/BV1cX4y1U7M5/</w:t>
-        </w:r>
-      </w:hyperlink>
-      <w:r>
-        <w:rPr>
-          <w:rFonts w:ascii="Tahoma" w:eastAsia="微软雅黑" w:hAnsi="Tahoma" w:hint="eastAsia"/>
-          <w:kern w:val="0"/>
-          <w:sz w:val="22"/>
-        </w:rPr>
-        <w:t xml:space="preserve"> </w:t>
-      </w:r>
-    </w:p>
-    <w:p>
-      <w:pPr>
-        <w:widowControl/>
-        <w:snapToGrid w:val="0"/>
-        <w:jc w:val="left"/>
-        <w:rPr>
-          <w:rFonts w:ascii="Tahoma" w:eastAsia="微软雅黑" w:hAnsi="Tahoma"/>
-          <w:kern w:val="0"/>
-          <w:sz w:val="22"/>
-        </w:rPr>
-      </w:pPr>
-      <w:r>
-        <w:rPr>
-          <w:rFonts w:ascii="Tahoma" w:eastAsia="微软雅黑" w:hAnsi="Tahoma" w:hint="eastAsia"/>
-          <w:kern w:val="0"/>
-          <w:sz w:val="22"/>
-        </w:rPr>
-        <w:t>（那个时候我没来得及填坑，然后就扔收藏夹里吃灰了）</w:t>
-      </w:r>
-    </w:p>
-    <w:p>
-      <w:pPr>
-        <w:widowControl/>
-        <w:jc w:val="center"/>
-        <w:rPr>
-          <w:rFonts w:ascii="宋体" w:eastAsia="宋体" w:hAnsi="宋体" w:cs="宋体" w:hint="eastAsia"/>
-          <w:kern w:val="0"/>
-          <w:sz w:val="24"/>
-          <w:szCs w:val="24"/>
-        </w:rPr>
-      </w:pPr>
-      <w:r>
-        <w:rPr>
-          <w:rFonts w:ascii="宋体" w:eastAsia="宋体" w:hAnsi="宋体" w:cs="宋体"/>
-          <w:noProof/>
-          <w:kern w:val="0"/>
-          <w:sz w:val="24"/>
-          <w:szCs w:val="24"/>
-        </w:rPr>
-        <w:drawing>
-          <wp:inline distT="0" distB="0" distL="0" distR="0" wp14:anchorId="1C2E0BDA" wp14:editId="30B91893">
-            <wp:extent cx="4298950" cy="2906682"/>
-            <wp:effectExtent l="0" t="0" r="6350" b="8255"/>
-            <wp:docPr id="463031984" name="图片 8"/>
-            <wp:cNvGraphicFramePr>
-              <a:graphicFrameLocks xmlns:a="http://schemas.openxmlformats.org/drawingml/2006/main" noChangeAspect="1"/>
-            </wp:cNvGraphicFramePr>
-            <a:graphic xmlns:a="http://schemas.openxmlformats.org/drawingml/2006/main">
-              <a:graphicData uri="http://schemas.openxmlformats.org/drawingml/2006/picture">
-                <pic:pic xmlns:pic="http://schemas.openxmlformats.org/drawingml/2006/picture">
-                  <pic:nvPicPr>
-                    <pic:cNvPr id="0" name="Picture 15"/>
-                    <pic:cNvPicPr>
-                      <a:picLocks noChangeAspect="1" noChangeArrowheads="1"/>
-                    </pic:cNvPicPr>
-                  </pic:nvPicPr>
-                  <pic:blipFill>
-                    <a:blip r:embed="rId19">
-                      <a:extLst>
-                        <a:ext uri="{28A0092B-C50C-407E-A947-70E740481C1C}">
-                          <a14:useLocalDpi xmlns:a14="http://schemas.microsoft.com/office/drawing/2010/main" val="0"/>
-                        </a:ext>
-                      </a:extLst>
-                    </a:blip>
-                    <a:srcRect/>
-                    <a:stretch>
-                      <a:fillRect/>
-                    </a:stretch>
-                  </pic:blipFill>
-                  <pic:spPr bwMode="auto">
-                    <a:xfrm>
-                      <a:off x="0" y="0"/>
-                      <a:ext cx="4301053" cy="2908104"/>
-                    </a:xfrm>
-                    <a:prstGeom prst="rect">
-                      <a:avLst/>
-                    </a:prstGeom>
-                    <a:noFill/>
-                    <a:ln>
-                      <a:noFill/>
-                    </a:ln>
-                  </pic:spPr>
-                </pic:pic>
-              </a:graphicData>
-            </a:graphic>
-          </wp:inline>
-        </w:drawing>
-      </w:r>
-    </w:p>
-    <w:p>
-      <w:pPr>
-        <w:widowControl/>
-        <w:snapToGrid w:val="0"/>
-        <w:jc w:val="left"/>
-        <w:rPr>
-          <w:rFonts w:ascii="Tahoma" w:eastAsia="微软雅黑" w:hAnsi="Tahoma"/>
-          <w:kern w:val="0"/>
-          <w:sz w:val="22"/>
-        </w:rPr>
-      </w:pPr>
-      <w:r>
-        <w:rPr>
-          <w:rFonts w:ascii="Tahoma" w:eastAsia="微软雅黑" w:hAnsi="Tahoma" w:hint="eastAsia"/>
-          <w:kern w:val="0"/>
-          <w:sz w:val="22"/>
-        </w:rPr>
-        <w:t>2</w:t>
-      </w:r>
-      <w:r>
-        <w:rPr>
-          <w:rFonts w:ascii="Tahoma" w:eastAsia="微软雅黑" w:hAnsi="Tahoma"/>
-          <w:kern w:val="0"/>
-          <w:sz w:val="22"/>
-        </w:rPr>
-        <w:t>02</w:t>
-      </w:r>
-      <w:r>
-        <w:rPr>
-          <w:rFonts w:ascii="Tahoma" w:eastAsia="微软雅黑" w:hAnsi="Tahoma" w:hint="eastAsia"/>
-          <w:kern w:val="0"/>
-          <w:sz w:val="22"/>
-        </w:rPr>
-        <w:t>4</w:t>
-      </w:r>
-      <w:r>
-        <w:rPr>
-          <w:rFonts w:ascii="Tahoma" w:eastAsia="微软雅黑" w:hAnsi="Tahoma" w:hint="eastAsia"/>
-          <w:kern w:val="0"/>
-          <w:sz w:val="22"/>
-        </w:rPr>
-        <w:t>年</w:t>
-      </w:r>
-      <w:r>
-        <w:rPr>
-          <w:rFonts w:ascii="Tahoma" w:eastAsia="微软雅黑" w:hAnsi="Tahoma"/>
-          <w:kern w:val="0"/>
-          <w:sz w:val="22"/>
-        </w:rPr>
-        <w:t>4</w:t>
-      </w:r>
-      <w:r>
-        <w:rPr>
-          <w:rFonts w:ascii="Tahoma" w:eastAsia="微软雅黑" w:hAnsi="Tahoma" w:hint="eastAsia"/>
-          <w:kern w:val="0"/>
-          <w:sz w:val="22"/>
-        </w:rPr>
-        <w:t>月，</w:t>
-      </w:r>
-      <w:r>
-        <w:rPr>
-          <w:rFonts w:ascii="Tahoma" w:eastAsia="微软雅黑" w:hAnsi="Tahoma" w:hint="eastAsia"/>
-          <w:kern w:val="0"/>
-          <w:sz w:val="22"/>
-        </w:rPr>
-        <w:t>我重新找到了这个视频。</w:t>
-      </w:r>
-    </w:p>
-    <w:p>
-      <w:pPr>
-        <w:widowControl/>
-        <w:snapToGrid w:val="0"/>
-        <w:jc w:val="left"/>
-        <w:rPr>
-          <w:rFonts w:ascii="Tahoma" w:eastAsia="微软雅黑" w:hAnsi="Tahoma"/>
-          <w:kern w:val="0"/>
-          <w:sz w:val="22"/>
-        </w:rPr>
-      </w:pPr>
-      <w:r>
-        <w:rPr>
-          <w:rFonts w:ascii="Tahoma" w:eastAsia="微软雅黑" w:hAnsi="Tahoma" w:hint="eastAsia"/>
-          <w:kern w:val="0"/>
-          <w:sz w:val="22"/>
-        </w:rPr>
-        <w:t>这可是用制作</w:t>
-      </w:r>
-      <w:r>
-        <w:rPr>
-          <w:rFonts w:ascii="Tahoma" w:eastAsia="微软雅黑" w:hAnsi="Tahoma" w:hint="eastAsia"/>
-          <w:kern w:val="0"/>
-          <w:sz w:val="22"/>
-        </w:rPr>
-        <w:t>2d</w:t>
-      </w:r>
-      <w:r>
-        <w:rPr>
-          <w:rFonts w:ascii="Tahoma" w:eastAsia="微软雅黑" w:hAnsi="Tahoma" w:hint="eastAsia"/>
-          <w:kern w:val="0"/>
-          <w:sz w:val="22"/>
-        </w:rPr>
-        <w:t>横版</w:t>
-      </w:r>
-      <w:r>
-        <w:rPr>
-          <w:rFonts w:ascii="Tahoma" w:eastAsia="微软雅黑" w:hAnsi="Tahoma" w:hint="eastAsia"/>
-          <w:kern w:val="0"/>
-          <w:sz w:val="22"/>
-        </w:rPr>
-        <w:t>素材的</w:t>
-      </w:r>
-      <w:r>
-        <w:rPr>
-          <w:rFonts w:ascii="Tahoma" w:eastAsia="微软雅黑" w:hAnsi="Tahoma" w:hint="eastAsia"/>
-          <w:kern w:val="0"/>
-          <w:sz w:val="22"/>
-        </w:rPr>
-        <w:t>绝佳工具，</w:t>
-      </w:r>
-      <w:r>
-        <w:rPr>
-          <w:rFonts w:ascii="Tahoma" w:eastAsia="微软雅黑" w:hAnsi="Tahoma" w:hint="eastAsia"/>
-          <w:kern w:val="0"/>
-          <w:sz w:val="22"/>
-        </w:rPr>
-        <w:t>而且可以配合最近出的</w:t>
-      </w:r>
-      <w:r>
-        <w:rPr>
-          <w:rFonts w:ascii="Tahoma" w:eastAsia="微软雅黑" w:hAnsi="Tahoma" w:hint="eastAsia"/>
-          <w:kern w:val="0"/>
-          <w:sz w:val="22"/>
-        </w:rPr>
-        <w:t>Suno</w:t>
-      </w:r>
-      <w:r>
-        <w:rPr>
-          <w:rFonts w:ascii="Tahoma" w:eastAsia="微软雅黑" w:hAnsi="Tahoma" w:hint="eastAsia"/>
-          <w:kern w:val="0"/>
-          <w:sz w:val="22"/>
-        </w:rPr>
-        <w:t>音乐</w:t>
-      </w:r>
-      <w:r>
-        <w:rPr>
-          <w:rFonts w:ascii="Tahoma" w:eastAsia="微软雅黑" w:hAnsi="Tahoma" w:hint="eastAsia"/>
-          <w:kern w:val="0"/>
-          <w:sz w:val="22"/>
-        </w:rPr>
-        <w:t>工具</w:t>
-      </w:r>
-      <w:r>
-        <w:rPr>
-          <w:rFonts w:ascii="Tahoma" w:eastAsia="微软雅黑" w:hAnsi="Tahoma" w:hint="eastAsia"/>
-          <w:kern w:val="0"/>
-          <w:sz w:val="22"/>
-        </w:rPr>
-        <w:t>。</w:t>
-      </w:r>
-    </w:p>
-    <w:p>
-      <w:pPr>
-        <w:widowControl/>
-        <w:snapToGrid w:val="0"/>
-        <w:jc w:val="left"/>
-        <w:rPr>
-          <w:rFonts w:ascii="Tahoma" w:eastAsia="微软雅黑" w:hAnsi="Tahoma"/>
-          <w:kern w:val="0"/>
-          <w:sz w:val="22"/>
-        </w:rPr>
-      </w:pPr>
-      <w:r>
-        <w:rPr>
-          <w:rFonts w:ascii="Tahoma" w:eastAsia="微软雅黑" w:hAnsi="Tahoma" w:hint="eastAsia"/>
-          <w:kern w:val="0"/>
-          <w:sz w:val="22"/>
-        </w:rPr>
-        <w:t>于是</w:t>
-      </w:r>
-      <w:r>
-        <w:rPr>
-          <w:rFonts w:ascii="Tahoma" w:eastAsia="微软雅黑" w:hAnsi="Tahoma" w:hint="eastAsia"/>
-          <w:kern w:val="0"/>
-          <w:sz w:val="22"/>
-        </w:rPr>
-        <w:t>作者我</w:t>
-      </w:r>
-      <w:r>
-        <w:rPr>
-          <w:rFonts w:ascii="Tahoma" w:eastAsia="微软雅黑" w:hAnsi="Tahoma" w:hint="eastAsia"/>
-          <w:kern w:val="0"/>
-          <w:sz w:val="22"/>
-        </w:rPr>
-        <w:t>订阅了</w:t>
-      </w:r>
-      <w:r>
-        <w:rPr>
-          <w:rFonts w:ascii="Tahoma" w:eastAsia="微软雅黑" w:hAnsi="Tahoma"/>
-          <w:kern w:val="0"/>
-          <w:sz w:val="22"/>
-        </w:rPr>
-        <w:t>Midjourney</w:t>
-      </w:r>
-      <w:r>
-        <w:rPr>
-          <w:rFonts w:ascii="Tahoma" w:eastAsia="微软雅黑" w:hAnsi="Tahoma" w:hint="eastAsia"/>
-          <w:kern w:val="0"/>
-          <w:sz w:val="22"/>
-        </w:rPr>
-        <w:t>，</w:t>
-      </w:r>
-      <w:r>
-        <w:rPr>
-          <w:rFonts w:ascii="Tahoma" w:eastAsia="微软雅黑" w:hAnsi="Tahoma" w:hint="eastAsia"/>
-          <w:kern w:val="0"/>
-          <w:sz w:val="22"/>
-        </w:rPr>
-        <w:t>准备</w:t>
-      </w:r>
-      <w:r>
-        <w:rPr>
-          <w:rFonts w:ascii="Tahoma" w:eastAsia="微软雅黑" w:hAnsi="Tahoma" w:hint="eastAsia"/>
-          <w:kern w:val="0"/>
-          <w:sz w:val="22"/>
-        </w:rPr>
-        <w:t>开坑。</w:t>
-      </w:r>
-    </w:p>
-    <w:p>
-      <w:pPr>
-        <w:widowControl/>
-        <w:jc w:val="center"/>
-        <w:rPr>
-          <w:rFonts w:ascii="Tahoma" w:eastAsia="微软雅黑" w:hAnsi="Tahoma"/>
-          <w:kern w:val="0"/>
-          <w:sz w:val="22"/>
-        </w:rPr>
-      </w:pPr>
-      <w:r>
-        <w:rPr>
-          <w:rFonts w:ascii="Tahoma" w:eastAsia="微软雅黑" w:hAnsi="Tahoma"/>
-          <w:noProof/>
-          <w:kern w:val="0"/>
-          <w:sz w:val="22"/>
-        </w:rPr>
-        <w:drawing>
-          <wp:inline distT="0" distB="0" distL="0" distR="0" wp14:anchorId="76588EBE" wp14:editId="34CF2532">
-            <wp:extent cx="4571451" cy="1721036"/>
-            <wp:effectExtent l="0" t="0" r="635" b="0"/>
-            <wp:docPr id="1954677934" name="图片 6"/>
-            <wp:cNvGraphicFramePr>
-              <a:graphicFrameLocks xmlns:a="http://schemas.openxmlformats.org/drawingml/2006/main" noChangeAspect="1"/>
-            </wp:cNvGraphicFramePr>
-            <a:graphic xmlns:a="http://schemas.openxmlformats.org/drawingml/2006/main">
-              <a:graphicData uri="http://schemas.openxmlformats.org/drawingml/2006/picture">
-                <pic:pic xmlns:pic="http://schemas.openxmlformats.org/drawingml/2006/picture">
-                  <pic:nvPicPr>
-                    <pic:cNvPr id="0" name="Picture 11"/>
-                    <pic:cNvPicPr>
-                      <a:picLocks noChangeAspect="1" noChangeArrowheads="1"/>
-                    </pic:cNvPicPr>
-                  </pic:nvPicPr>
-                  <pic:blipFill>
-                    <a:blip r:embed="rId20" cstate="print">
-                      <a:extLst>
-                        <a:ext uri="{28A0092B-C50C-407E-A947-70E740481C1C}">
-                          <a14:useLocalDpi xmlns:a14="http://schemas.microsoft.com/office/drawing/2010/main" val="0"/>
-                        </a:ext>
-                      </a:extLst>
-                    </a:blip>
-                    <a:srcRect/>
-                    <a:stretch>
-                      <a:fillRect/>
-                    </a:stretch>
-                  </pic:blipFill>
-                  <pic:spPr bwMode="auto">
-                    <a:xfrm>
-                      <a:off x="0" y="0"/>
-                      <a:ext cx="4587281" cy="1726996"/>
-                    </a:xfrm>
-                    <a:prstGeom prst="rect">
-                      <a:avLst/>
-                    </a:prstGeom>
-                    <a:noFill/>
-                    <a:ln>
-                      <a:noFill/>
-                    </a:ln>
-                  </pic:spPr>
-                </pic:pic>
-              </a:graphicData>
-            </a:graphic>
-          </wp:inline>
-        </w:drawing>
-      </w:r>
-    </w:p>
-    <w:p>
-      <w:pPr>
-        <w:widowControl/>
-        <w:snapToGrid w:val="0"/>
-        <w:rPr>
-          <w:rFonts w:ascii="Tahoma" w:eastAsia="微软雅黑" w:hAnsi="Tahoma"/>
-          <w:kern w:val="0"/>
-          <w:sz w:val="22"/>
-        </w:rPr>
-      </w:pPr>
-    </w:p>
-    <w:p>
-      <w:pPr>
-        <w:widowControl/>
-        <w:jc w:val="left"/>
-        <w:rPr>
-          <w:rFonts w:ascii="Tahoma" w:eastAsia="微软雅黑" w:hAnsi="Tahoma"/>
-          <w:kern w:val="0"/>
-          <w:sz w:val="22"/>
-        </w:rPr>
-      </w:pPr>
-      <w:r>
-        <w:rPr>
-          <w:rFonts w:ascii="Tahoma" w:eastAsia="微软雅黑" w:hAnsi="Tahoma"/>
-          <w:kern w:val="0"/>
-          <w:sz w:val="22"/>
-        </w:rPr>
-        <w:br w:type="page"/>
-      </w:r>
-    </w:p>
-    <w:p>
-      <w:pPr>
-        <w:pStyle w:val="4"/>
-        <w:rPr>
-          <w:rFonts w:hint="eastAsia"/>
-        </w:rPr>
-      </w:pPr>
-      <w:r>
-        <w:rPr>
-          <w:rFonts w:hint="eastAsia"/>
-        </w:rPr>
-        <w:lastRenderedPageBreak/>
-        <w:t>2）</w:t>
-      </w:r>
-      <w:r>
-        <w:rPr>
-          <w:rFonts w:hint="eastAsia"/>
-        </w:rPr>
-        <w:t>设计安排建议</w:t>
-      </w:r>
-    </w:p>
-    <w:p>
-      <w:pPr>
-        <w:widowControl/>
-        <w:snapToGrid w:val="0"/>
-        <w:rPr>
-          <w:rFonts w:ascii="Tahoma" w:eastAsia="微软雅黑" w:hAnsi="Tahoma"/>
-          <w:kern w:val="0"/>
-          <w:sz w:val="22"/>
-        </w:rPr>
-      </w:pPr>
-      <w:r>
-        <w:rPr>
-          <w:rFonts w:ascii="Tahoma" w:eastAsia="微软雅黑" w:hAnsi="Tahoma" w:hint="eastAsia"/>
-          <w:kern w:val="0"/>
-          <w:sz w:val="22"/>
-        </w:rPr>
-        <w:t>这个地图的设计，一般</w:t>
-      </w:r>
-      <w:r>
-        <w:rPr>
-          <w:rFonts w:ascii="Tahoma" w:eastAsia="微软雅黑" w:hAnsi="Tahoma" w:hint="eastAsia"/>
-          <w:kern w:val="0"/>
-          <w:sz w:val="22"/>
-        </w:rPr>
-        <w:t>用于：</w:t>
-      </w:r>
-    </w:p>
-    <w:p>
-      <w:pPr>
-        <w:widowControl/>
-        <w:snapToGrid w:val="0"/>
-        <w:rPr>
-          <w:rFonts w:ascii="Tahoma" w:eastAsia="微软雅黑" w:hAnsi="Tahoma"/>
-          <w:kern w:val="0"/>
-          <w:sz w:val="22"/>
-        </w:rPr>
-      </w:pPr>
-      <w:r>
-        <w:rPr>
-          <w:rFonts w:ascii="Tahoma" w:eastAsia="微软雅黑" w:hAnsi="Tahoma" w:hint="eastAsia"/>
-          <w:kern w:val="0"/>
-          <w:sz w:val="22"/>
-        </w:rPr>
-        <w:t xml:space="preserve">&gt; </w:t>
-      </w:r>
-      <w:r>
-        <w:rPr>
-          <w:rFonts w:ascii="Tahoma" w:eastAsia="微软雅黑" w:hAnsi="Tahoma" w:hint="eastAsia"/>
-          <w:kern w:val="0"/>
-          <w:sz w:val="22"/>
-        </w:rPr>
-        <w:t>RPG</w:t>
-      </w:r>
-      <w:r>
-        <w:rPr>
-          <w:rFonts w:ascii="Tahoma" w:eastAsia="微软雅黑" w:hAnsi="Tahoma" w:hint="eastAsia"/>
-          <w:kern w:val="0"/>
-          <w:sz w:val="22"/>
-        </w:rPr>
-        <w:t>剧情推进</w:t>
-      </w:r>
-    </w:p>
-    <w:p>
-      <w:pPr>
-        <w:widowControl/>
-        <w:snapToGrid w:val="0"/>
-        <w:ind w:firstLine="420"/>
-        <w:rPr>
-          <w:rFonts w:ascii="Tahoma" w:eastAsia="微软雅黑" w:hAnsi="Tahoma"/>
-          <w:kern w:val="0"/>
-          <w:sz w:val="22"/>
-        </w:rPr>
-      </w:pPr>
-      <w:r>
-        <w:rPr>
-          <w:rFonts w:ascii="Tahoma" w:eastAsia="微软雅黑" w:hAnsi="Tahoma" w:hint="eastAsia"/>
-          <w:kern w:val="0"/>
-          <w:sz w:val="22"/>
-        </w:rPr>
-        <w:t>（</w:t>
-      </w:r>
-      <w:r>
-        <w:rPr>
-          <w:rFonts w:ascii="Tahoma" w:eastAsia="微软雅黑" w:hAnsi="Tahoma" w:hint="eastAsia"/>
-          <w:kern w:val="0"/>
-          <w:sz w:val="22"/>
-        </w:rPr>
-        <w:t>让玩家感受一下横版风格的游戏世界观）</w:t>
-      </w:r>
-    </w:p>
-    <w:p>
-      <w:pPr>
-        <w:widowControl/>
-        <w:snapToGrid w:val="0"/>
-        <w:rPr>
-          <w:rFonts w:ascii="Tahoma" w:eastAsia="微软雅黑" w:hAnsi="Tahoma"/>
-          <w:kern w:val="0"/>
-          <w:sz w:val="22"/>
-        </w:rPr>
-      </w:pPr>
-      <w:r>
-        <w:rPr>
-          <w:rFonts w:ascii="Tahoma" w:eastAsia="微软雅黑" w:hAnsi="Tahoma" w:hint="eastAsia"/>
-          <w:kern w:val="0"/>
-          <w:sz w:val="22"/>
-        </w:rPr>
-        <w:t xml:space="preserve">&gt; </w:t>
-      </w:r>
-      <w:r>
-        <w:rPr>
-          <w:rFonts w:ascii="Tahoma" w:eastAsia="微软雅黑" w:hAnsi="Tahoma" w:hint="eastAsia"/>
-          <w:kern w:val="0"/>
-          <w:sz w:val="22"/>
-        </w:rPr>
-        <w:t>时间线的故事介绍</w:t>
-      </w:r>
-    </w:p>
-    <w:p>
-      <w:pPr>
-        <w:widowControl/>
-        <w:snapToGrid w:val="0"/>
-        <w:ind w:firstLine="420"/>
-        <w:rPr>
-          <w:rFonts w:ascii="Tahoma" w:eastAsia="微软雅黑" w:hAnsi="Tahoma"/>
-          <w:kern w:val="0"/>
-          <w:sz w:val="22"/>
-        </w:rPr>
-      </w:pPr>
-      <w:r>
-        <w:rPr>
-          <w:rFonts w:ascii="Tahoma" w:eastAsia="微软雅黑" w:hAnsi="Tahoma" w:hint="eastAsia"/>
-          <w:kern w:val="0"/>
-          <w:sz w:val="22"/>
-        </w:rPr>
-        <w:t>（让玩家一直向前走，中途闪过各种回忆</w:t>
-      </w:r>
-      <w:r>
-        <w:rPr>
-          <w:rFonts w:ascii="Tahoma" w:eastAsia="微软雅黑" w:hAnsi="Tahoma" w:hint="eastAsia"/>
-          <w:kern w:val="0"/>
-          <w:sz w:val="22"/>
-        </w:rPr>
-        <w:t>CG</w:t>
-      </w:r>
-      <w:r>
-        <w:rPr>
-          <w:rFonts w:ascii="Tahoma" w:eastAsia="微软雅黑" w:hAnsi="Tahoma" w:hint="eastAsia"/>
-          <w:kern w:val="0"/>
-          <w:sz w:val="22"/>
-        </w:rPr>
-        <w:t>或路途遇见某人）</w:t>
-      </w:r>
-    </w:p>
-    <w:p>
-      <w:pPr>
-        <w:widowControl/>
-        <w:snapToGrid w:val="0"/>
-        <w:rPr>
-          <w:rFonts w:ascii="Tahoma" w:eastAsia="微软雅黑" w:hAnsi="Tahoma"/>
-          <w:kern w:val="0"/>
-          <w:sz w:val="22"/>
-        </w:rPr>
-      </w:pPr>
-      <w:r>
-        <w:rPr>
-          <w:rFonts w:ascii="Tahoma" w:eastAsia="微软雅黑" w:hAnsi="Tahoma" w:hint="eastAsia"/>
-          <w:kern w:val="0"/>
-          <w:sz w:val="22"/>
-        </w:rPr>
-        <w:t xml:space="preserve">&gt; </w:t>
-      </w:r>
-      <w:r>
-        <w:rPr>
-          <w:rFonts w:ascii="Tahoma" w:eastAsia="微软雅黑" w:hAnsi="Tahoma" w:hint="eastAsia"/>
-          <w:kern w:val="0"/>
-          <w:sz w:val="22"/>
-        </w:rPr>
-        <w:t>分成数个孤岛的解谜关卡</w:t>
-      </w:r>
-    </w:p>
-    <w:p>
-      <w:pPr>
-        <w:widowControl/>
-        <w:snapToGrid w:val="0"/>
-        <w:ind w:firstLine="420"/>
-        <w:rPr>
-          <w:rFonts w:ascii="Tahoma" w:eastAsia="微软雅黑" w:hAnsi="Tahoma"/>
-          <w:kern w:val="0"/>
-          <w:sz w:val="22"/>
-        </w:rPr>
-      </w:pPr>
-      <w:r>
-        <w:rPr>
-          <w:rFonts w:ascii="Tahoma" w:eastAsia="微软雅黑" w:hAnsi="Tahoma" w:hint="eastAsia"/>
-          <w:kern w:val="0"/>
-          <w:sz w:val="22"/>
-        </w:rPr>
-        <w:t>（</w:t>
-      </w:r>
-      <w:r>
-        <w:rPr>
-          <w:rFonts w:ascii="Tahoma" w:eastAsia="微软雅黑" w:hAnsi="Tahoma" w:hint="eastAsia"/>
-          <w:kern w:val="0"/>
-          <w:sz w:val="22"/>
-        </w:rPr>
-        <w:t>必须通过特定能力或道具才能到达的孤岛，可</w:t>
-      </w:r>
-      <w:r>
-        <w:rPr>
-          <w:rFonts w:ascii="Tahoma" w:eastAsia="微软雅黑" w:hAnsi="Tahoma" w:hint="eastAsia"/>
-          <w:kern w:val="0"/>
-          <w:sz w:val="22"/>
-        </w:rPr>
-        <w:t>见后面章节：</w:t>
-      </w:r>
-      <w:hyperlink w:anchor="_孤岛的设计" w:history="1">
-        <w:r>
-          <w:rPr>
-            <w:rStyle w:val="a4"/>
-            <w:rFonts w:ascii="Tahoma" w:eastAsia="微软雅黑" w:hAnsi="Tahoma" w:hint="eastAsia"/>
-            <w:kern w:val="0"/>
-            <w:sz w:val="22"/>
-          </w:rPr>
-          <w:t>孤岛的设计</w:t>
-        </w:r>
-      </w:hyperlink>
-      <w:r>
-        <w:rPr>
-          <w:rFonts w:ascii="Tahoma" w:eastAsia="微软雅黑" w:hAnsi="Tahoma" w:hint="eastAsia"/>
-          <w:kern w:val="0"/>
-          <w:sz w:val="22"/>
-        </w:rPr>
-        <w:t xml:space="preserve"> </w:t>
-      </w:r>
-      <w:r>
-        <w:rPr>
-          <w:rFonts w:ascii="Tahoma" w:eastAsia="微软雅黑" w:hAnsi="Tahoma" w:hint="eastAsia"/>
-          <w:kern w:val="0"/>
-          <w:sz w:val="22"/>
-        </w:rPr>
-        <w:t>）</w:t>
-      </w:r>
-    </w:p>
-    <w:p>
-      <w:pPr>
-        <w:widowControl/>
-        <w:jc w:val="left"/>
-        <w:rPr>
-          <w:rFonts w:ascii="Tahoma" w:eastAsia="微软雅黑" w:hAnsi="Tahoma"/>
-          <w:kern w:val="0"/>
-          <w:sz w:val="22"/>
-        </w:rPr>
-      </w:pPr>
-    </w:p>
-    <w:p>
-      <w:pPr>
-        <w:widowControl/>
-        <w:jc w:val="left"/>
-        <w:rPr>
-          <w:rFonts w:ascii="Tahoma" w:eastAsia="微软雅黑" w:hAnsi="Tahoma"/>
-          <w:kern w:val="0"/>
-          <w:sz w:val="22"/>
-        </w:rPr>
-      </w:pPr>
-    </w:p>
-    <w:p>
-      <w:pPr>
-        <w:pStyle w:val="4"/>
-        <w:rPr>
-          <w:rFonts w:hint="eastAsia"/>
-        </w:rPr>
-      </w:pPr>
-      <w:r>
-        <w:rPr>
-          <w:rFonts w:hint="eastAsia"/>
-        </w:rPr>
-        <w:t>3</w:t>
-      </w:r>
-      <w:r>
-        <w:rPr>
-          <w:rFonts w:hint="eastAsia"/>
-        </w:rPr>
-        <w:t>）</w:t>
-      </w:r>
-      <w:r>
-        <w:rPr>
-          <w:rFonts w:hint="eastAsia"/>
-        </w:rPr>
-        <w:t>素材建议</w:t>
-      </w:r>
-    </w:p>
-    <w:p>
-      <w:pPr>
-        <w:widowControl/>
-        <w:snapToGrid w:val="0"/>
-        <w:jc w:val="left"/>
-        <w:rPr>
-          <w:rFonts w:ascii="Tahoma" w:eastAsia="微软雅黑" w:hAnsi="Tahoma"/>
-          <w:kern w:val="0"/>
-          <w:sz w:val="22"/>
-        </w:rPr>
-      </w:pPr>
-      <w:r>
-        <w:rPr>
-          <w:rFonts w:ascii="Tahoma" w:eastAsia="微软雅黑" w:hAnsi="Tahoma" w:hint="eastAsia"/>
-          <w:kern w:val="0"/>
-          <w:sz w:val="22"/>
-        </w:rPr>
-        <w:t>其实作者我可以</w:t>
-      </w:r>
-      <w:r>
-        <w:rPr>
-          <w:rFonts w:ascii="Tahoma" w:eastAsia="微软雅黑" w:hAnsi="Tahoma" w:hint="eastAsia"/>
-          <w:kern w:val="0"/>
-          <w:sz w:val="22"/>
-        </w:rPr>
-        <w:t>更</w:t>
-      </w:r>
-      <w:r>
-        <w:rPr>
-          <w:rFonts w:ascii="Tahoma" w:eastAsia="微软雅黑" w:hAnsi="Tahoma" w:hint="eastAsia"/>
-          <w:kern w:val="0"/>
-          <w:sz w:val="22"/>
-        </w:rPr>
-        <w:t>细心一点，</w:t>
-      </w:r>
-    </w:p>
-    <w:p>
-      <w:pPr>
-        <w:widowControl/>
-        <w:snapToGrid w:val="0"/>
-        <w:jc w:val="left"/>
-        <w:rPr>
-          <w:rFonts w:ascii="Tahoma" w:eastAsia="微软雅黑" w:hAnsi="Tahoma"/>
-          <w:kern w:val="0"/>
-          <w:sz w:val="22"/>
-        </w:rPr>
-      </w:pPr>
-      <w:r>
-        <w:rPr>
-          <w:rFonts w:ascii="Tahoma" w:eastAsia="微软雅黑" w:hAnsi="Tahoma" w:hint="eastAsia"/>
-          <w:kern w:val="0"/>
-          <w:sz w:val="22"/>
-        </w:rPr>
-        <w:t>只基于</w:t>
-      </w:r>
-      <w:r>
-        <w:rPr>
-          <w:rFonts w:ascii="Tahoma" w:eastAsia="微软雅黑" w:hAnsi="Tahoma"/>
-          <w:kern w:val="0"/>
-          <w:sz w:val="22"/>
-        </w:rPr>
-        <w:t>ai</w:t>
-      </w:r>
-      <w:r>
-        <w:rPr>
-          <w:rFonts w:ascii="Tahoma" w:eastAsia="微软雅黑" w:hAnsi="Tahoma"/>
-          <w:kern w:val="0"/>
-          <w:sz w:val="22"/>
-        </w:rPr>
-        <w:t>的构图，依靠自己</w:t>
-      </w:r>
-      <w:r>
-        <w:rPr>
-          <w:rFonts w:ascii="Tahoma" w:eastAsia="微软雅黑" w:hAnsi="Tahoma" w:hint="eastAsia"/>
-          <w:kern w:val="0"/>
-          <w:sz w:val="22"/>
-        </w:rPr>
-        <w:t>一点点</w:t>
-      </w:r>
-      <w:r>
-        <w:rPr>
-          <w:rFonts w:ascii="Tahoma" w:eastAsia="微软雅黑" w:hAnsi="Tahoma"/>
-          <w:kern w:val="0"/>
-          <w:sz w:val="22"/>
-        </w:rPr>
-        <w:t>画像素的方式来</w:t>
-      </w:r>
-      <w:r>
-        <w:rPr>
-          <w:rFonts w:ascii="Tahoma" w:eastAsia="微软雅黑" w:hAnsi="Tahoma" w:hint="eastAsia"/>
-          <w:kern w:val="0"/>
-          <w:sz w:val="22"/>
-        </w:rPr>
-        <w:t>画完全部地图细节</w:t>
-      </w:r>
-      <w:r>
-        <w:rPr>
-          <w:rFonts w:ascii="Tahoma" w:eastAsia="微软雅黑" w:hAnsi="Tahoma" w:hint="eastAsia"/>
-          <w:kern w:val="0"/>
-          <w:sz w:val="22"/>
-        </w:rPr>
-        <w:t>。</w:t>
-      </w:r>
-    </w:p>
-    <w:p>
-      <w:pPr>
-        <w:widowControl/>
-        <w:snapToGrid w:val="0"/>
-        <w:spacing w:after="200"/>
-        <w:jc w:val="left"/>
-        <w:rPr>
-          <w:rFonts w:ascii="Tahoma" w:eastAsia="微软雅黑" w:hAnsi="Tahoma"/>
-          <w:kern w:val="0"/>
-          <w:sz w:val="22"/>
-        </w:rPr>
-      </w:pPr>
-      <w:r>
-        <w:rPr>
-          <w:rFonts w:ascii="Tahoma" w:eastAsia="微软雅黑" w:hAnsi="Tahoma" w:hint="eastAsia"/>
-          <w:kern w:val="0"/>
-          <w:sz w:val="22"/>
-        </w:rPr>
-        <w:t>因为</w:t>
-      </w:r>
-      <w:r>
-        <w:rPr>
-          <w:rFonts w:ascii="Tahoma" w:eastAsia="微软雅黑" w:hAnsi="Tahoma" w:hint="eastAsia"/>
-          <w:kern w:val="0"/>
-          <w:sz w:val="22"/>
-        </w:rPr>
-        <w:t>ai</w:t>
-      </w:r>
-      <w:r>
-        <w:rPr>
-          <w:rFonts w:ascii="Tahoma" w:eastAsia="微软雅黑" w:hAnsi="Tahoma" w:hint="eastAsia"/>
-          <w:kern w:val="0"/>
-          <w:sz w:val="22"/>
-        </w:rPr>
-        <w:t>图中很多</w:t>
-      </w:r>
-      <w:r>
-        <w:rPr>
-          <w:rFonts w:ascii="Tahoma" w:eastAsia="微软雅黑" w:hAnsi="Tahoma" w:hint="eastAsia"/>
-          <w:kern w:val="0"/>
-          <w:sz w:val="22"/>
-        </w:rPr>
-        <w:t>物体放置都不合理，自己画能避免很多问题。</w:t>
-      </w:r>
-    </w:p>
-    <w:p>
-      <w:pPr>
-        <w:widowControl/>
-        <w:snapToGrid w:val="0"/>
-        <w:jc w:val="left"/>
-        <w:rPr>
-          <w:rFonts w:ascii="Tahoma" w:eastAsia="微软雅黑" w:hAnsi="Tahoma"/>
-          <w:kern w:val="0"/>
-          <w:sz w:val="22"/>
-        </w:rPr>
-      </w:pPr>
-      <w:r>
-        <w:rPr>
-          <w:rFonts w:ascii="Tahoma" w:eastAsia="微软雅黑" w:hAnsi="Tahoma"/>
-          <w:kern w:val="0"/>
-          <w:sz w:val="22"/>
-        </w:rPr>
-        <w:t>但这里作者我懒了</w:t>
-      </w:r>
-      <w:r>
-        <w:rPr>
-          <w:rFonts w:ascii="Tahoma" w:eastAsia="微软雅黑" w:hAnsi="Tahoma" w:hint="eastAsia"/>
-          <w:kern w:val="0"/>
-          <w:sz w:val="22"/>
-        </w:rPr>
-        <w:t>。。。</w:t>
-      </w:r>
-    </w:p>
-    <w:p>
-      <w:pPr>
-        <w:widowControl/>
-        <w:snapToGrid w:val="0"/>
-        <w:jc w:val="left"/>
-        <w:rPr>
-          <w:rFonts w:ascii="Tahoma" w:eastAsia="微软雅黑" w:hAnsi="Tahoma"/>
-          <w:kern w:val="0"/>
-          <w:sz w:val="22"/>
-        </w:rPr>
-      </w:pPr>
-      <w:r>
-        <w:rPr>
-          <w:rFonts w:ascii="Tahoma" w:eastAsia="微软雅黑" w:hAnsi="Tahoma" w:hint="eastAsia"/>
-          <w:kern w:val="0"/>
-          <w:sz w:val="22"/>
-        </w:rPr>
-        <w:t>这也是给你们展示</w:t>
-      </w:r>
-      <w:r>
-        <w:rPr>
-          <w:rFonts w:ascii="Tahoma" w:eastAsia="微软雅黑" w:hAnsi="Tahoma" w:hint="eastAsia"/>
-          <w:kern w:val="0"/>
-          <w:sz w:val="22"/>
-        </w:rPr>
-        <w:t>ai</w:t>
-      </w:r>
-      <w:r>
-        <w:rPr>
-          <w:rFonts w:ascii="Tahoma" w:eastAsia="微软雅黑" w:hAnsi="Tahoma" w:hint="eastAsia"/>
-          <w:kern w:val="0"/>
-          <w:sz w:val="22"/>
-        </w:rPr>
-        <w:t>与实际游戏地图作画差距的好机会，</w:t>
-      </w:r>
-    </w:p>
-    <w:p>
-      <w:pPr>
-        <w:widowControl/>
-        <w:snapToGrid w:val="0"/>
-        <w:jc w:val="left"/>
-        <w:rPr>
-          <w:rFonts w:ascii="Tahoma" w:eastAsia="微软雅黑" w:hAnsi="Tahoma"/>
-          <w:kern w:val="0"/>
-          <w:sz w:val="22"/>
-        </w:rPr>
-      </w:pPr>
-      <w:r>
-        <w:rPr>
-          <w:rFonts w:ascii="Tahoma" w:eastAsia="微软雅黑" w:hAnsi="Tahoma" w:hint="eastAsia"/>
-          <w:kern w:val="0"/>
-          <w:sz w:val="22"/>
-        </w:rPr>
-        <w:t>你们可不能像</w:t>
-      </w:r>
-      <w:r>
-        <w:rPr>
-          <w:rFonts w:ascii="Tahoma" w:eastAsia="微软雅黑" w:hAnsi="Tahoma" w:hint="eastAsia"/>
-          <w:kern w:val="0"/>
-          <w:sz w:val="22"/>
-        </w:rPr>
-        <w:t>作者</w:t>
-      </w:r>
-      <w:r>
-        <w:rPr>
-          <w:rFonts w:ascii="Tahoma" w:eastAsia="微软雅黑" w:hAnsi="Tahoma" w:hint="eastAsia"/>
-          <w:kern w:val="0"/>
-          <w:sz w:val="22"/>
-        </w:rPr>
-        <w:t>我这样</w:t>
-      </w:r>
-      <w:r>
-        <w:rPr>
-          <w:rFonts w:ascii="Tahoma" w:eastAsia="微软雅黑" w:hAnsi="Tahoma" w:hint="eastAsia"/>
-          <w:kern w:val="0"/>
-          <w:sz w:val="22"/>
-        </w:rPr>
-        <w:t>随便</w:t>
-      </w:r>
-      <w:r>
-        <w:rPr>
-          <w:rFonts w:ascii="Tahoma" w:eastAsia="微软雅黑" w:hAnsi="Tahoma" w:hint="eastAsia"/>
-          <w:kern w:val="0"/>
-          <w:sz w:val="22"/>
-        </w:rPr>
-        <w:t>糊弄哦。</w:t>
-      </w:r>
-    </w:p>
-    <w:p>
-      <w:pPr>
-        <w:widowControl/>
-        <w:snapToGrid w:val="0"/>
-        <w:jc w:val="left"/>
-        <w:rPr>
-          <w:rFonts w:ascii="Tahoma" w:eastAsia="微软雅黑" w:hAnsi="Tahoma"/>
-          <w:kern w:val="0"/>
-          <w:sz w:val="22"/>
-        </w:rPr>
-      </w:pPr>
-    </w:p>
-    <w:p>
-      <w:pPr>
-        <w:widowControl/>
-        <w:snapToGrid w:val="0"/>
-        <w:jc w:val="left"/>
-        <w:rPr>
-          <w:rFonts w:ascii="Tahoma" w:eastAsia="微软雅黑" w:hAnsi="Tahoma"/>
-          <w:kern w:val="0"/>
-          <w:sz w:val="22"/>
-        </w:rPr>
-      </w:pPr>
-    </w:p>
-    <w:p>
-      <w:pPr>
-        <w:widowControl/>
-        <w:snapToGrid w:val="0"/>
-        <w:jc w:val="left"/>
-        <w:rPr>
-          <w:rFonts w:ascii="Tahoma" w:eastAsia="微软雅黑" w:hAnsi="Tahoma"/>
-          <w:kern w:val="0"/>
-          <w:sz w:val="22"/>
-        </w:rPr>
-      </w:pPr>
-      <w:r>
-        <w:rPr>
-          <w:rFonts w:ascii="Tahoma" w:eastAsia="微软雅黑" w:hAnsi="Tahoma"/>
-          <w:kern w:val="0"/>
-          <w:sz w:val="22"/>
-        </w:rPr>
-        <w:br w:type="page"/>
-      </w:r>
-    </w:p>
-    <w:p>
-      <w:pPr>
-        <w:pStyle w:val="3"/>
-        <w:rPr>
-          <w:rFonts w:hint="eastAsia"/>
-          <w:sz w:val="28"/>
-        </w:rPr>
-      </w:pPr>
-      <w:r>
-        <w:rPr>
-          <w:rFonts w:hint="eastAsia"/>
-          <w:sz w:val="28"/>
         </w:rPr>
         <w:lastRenderedPageBreak/>
         <w:t>素材准备</w:t>
@@ -3044,13 +2184,7 @@
         <w:rPr>
           <w:rFonts w:hint="eastAsia"/>
         </w:rPr>
-        <w:t>使</w:t>
-      </w:r>
-      <w:r>
-        <w:rPr>
-          <w:rFonts w:hint="eastAsia"/>
-        </w:rPr>
-        <w:t>用</w:t>
+        <w:t>使用</w:t>
       </w:r>
       <w:r>
         <w:t>Midjourney工具</w:t>
@@ -3269,13 +2403,23 @@
           <w:sz w:val="22"/>
         </w:rPr>
       </w:pPr>
-      <w:r>
-        <w:rPr>
-          <w:rFonts w:ascii="Tahoma" w:eastAsia="微软雅黑" w:hAnsi="Tahoma" w:hint="eastAsia"/>
-          <w:kern w:val="0"/>
-          <w:sz w:val="22"/>
-        </w:rPr>
-        <w:t>官网如下图，不要被国内的盗版</w:t>
+      <w:proofErr w:type="gramStart"/>
+      <w:r>
+        <w:rPr>
+          <w:rFonts w:ascii="Tahoma" w:eastAsia="微软雅黑" w:hAnsi="Tahoma" w:hint="eastAsia"/>
+          <w:kern w:val="0"/>
+          <w:sz w:val="22"/>
+        </w:rPr>
+        <w:t>官网如下</w:t>
+      </w:r>
+      <w:proofErr w:type="gramEnd"/>
+      <w:r>
+        <w:rPr>
+          <w:rFonts w:ascii="Tahoma" w:eastAsia="微软雅黑" w:hAnsi="Tahoma" w:hint="eastAsia"/>
+          <w:kern w:val="0"/>
+          <w:sz w:val="22"/>
+        </w:rPr>
+        <w:t>图，不要被国内的盗版</w:t>
       </w:r>
       <w:r>
         <w:rPr>
@@ -3480,7 +2624,25 @@
           <w:kern w:val="0"/>
           <w:sz w:val="22"/>
         </w:rPr>
-        <w:t>都很笨，给你生成的一大半都是天空，然后一堆很矮很矮的房子。</w:t>
+        <w:t>都很笨，给你生成的一大半都是天空，然后一堆</w:t>
+      </w:r>
+      <w:proofErr w:type="gramStart"/>
+      <w:r>
+        <w:rPr>
+          <w:rFonts w:ascii="Tahoma" w:eastAsia="微软雅黑" w:hAnsi="Tahoma" w:hint="eastAsia"/>
+          <w:kern w:val="0"/>
+          <w:sz w:val="22"/>
+        </w:rPr>
+        <w:t>很矮很矮</w:t>
+      </w:r>
+      <w:proofErr w:type="gramEnd"/>
+      <w:r>
+        <w:rPr>
+          <w:rFonts w:ascii="Tahoma" w:eastAsia="微软雅黑" w:hAnsi="Tahoma" w:hint="eastAsia"/>
+          <w:kern w:val="0"/>
+          <w:sz w:val="22"/>
+        </w:rPr>
+        <w:t>的房子。</w:t>
       </w:r>
     </w:p>
     <w:p>
@@ -3661,7 +2823,7 @@
         </w:rPr>
         <w:lastRenderedPageBreak/>
         <w:drawing>
-          <wp:inline distT="0" distB="0" distL="0" distR="0" wp14:anchorId="6489E321" wp14:editId="61024FDF">
+          <wp:inline distT="0" distB="0" distL="0" distR="0" wp14:anchorId="6489E321" wp14:editId="25210077">
             <wp:extent cx="3919036" cy="2695575"/>
             <wp:effectExtent l="0" t="0" r="5715" b="0"/>
             <wp:docPr id="133538284" name="图片 5"/>
@@ -4307,13 +3469,11 @@
         <w:pStyle w:val="3"/>
         <w:rPr>
           <w:rFonts w:hint="eastAsia"/>
-          <w:sz w:val="28"/>
         </w:rPr>
       </w:pPr>
       <w:r>
         <w:rPr>
           <w:rFonts w:hint="eastAsia"/>
-          <w:sz w:val="28"/>
         </w:rPr>
         <w:lastRenderedPageBreak/>
         <w:t>层级的设计</w:t>
@@ -4335,7 +3495,25 @@
           <w:kern w:val="0"/>
           <w:sz w:val="22"/>
         </w:rPr>
-        <w:t>素材准备后，先在地图界面中画一条清晰的蓝色图块线，用于对齐素材</w:t>
+        <w:t>素材准备后，先在地图界面中画一条清晰的蓝色</w:t>
+      </w:r>
+      <w:proofErr w:type="gramStart"/>
+      <w:r>
+        <w:rPr>
+          <w:rFonts w:ascii="Tahoma" w:eastAsia="微软雅黑" w:hAnsi="Tahoma" w:hint="eastAsia"/>
+          <w:kern w:val="0"/>
+          <w:sz w:val="22"/>
+        </w:rPr>
+        <w:t>图块线</w:t>
+      </w:r>
+      <w:proofErr w:type="gramEnd"/>
+      <w:r>
+        <w:rPr>
+          <w:rFonts w:ascii="Tahoma" w:eastAsia="微软雅黑" w:hAnsi="Tahoma" w:hint="eastAsia"/>
+          <w:kern w:val="0"/>
+          <w:sz w:val="22"/>
+        </w:rPr>
+        <w:t>，用于对齐素材</w:t>
       </w:r>
       <w:r>
         <w:rPr>
@@ -4973,8 +4151,19 @@
                   <w:kern w:val="0"/>
                   <w:sz w:val="22"/>
                 </w:rPr>
-                <w:t>小爱丽丝与堆叠级控制</w:t>
+                <w:t>小爱丽丝与</w:t>
               </w:r>
+              <w:proofErr w:type="gramStart"/>
+              <w:r>
+                <w:rPr>
+                  <w:rStyle w:val="a4"/>
+                  <w:rFonts w:ascii="Tahoma" w:eastAsia="微软雅黑" w:hAnsi="Tahoma" w:hint="eastAsia"/>
+                  <w:kern w:val="0"/>
+                  <w:sz w:val="22"/>
+                </w:rPr>
+                <w:t>堆叠级控制</w:t>
+              </w:r>
+              <w:proofErr w:type="gramEnd"/>
             </w:hyperlink>
             <w:r>
               <w:rPr>
@@ -5020,7 +4209,6 @@
         <w:pStyle w:val="3"/>
         <w:rPr>
           <w:rFonts w:hint="eastAsia"/>
-          <w:sz w:val="28"/>
         </w:rPr>
       </w:pPr>
       <w:bookmarkStart w:id="1" w:name="_孤岛的设计"/>
@@ -5028,7 +4216,6 @@
       <w:r>
         <w:rPr>
           <w:rFonts w:hint="eastAsia"/>
-          <w:sz w:val="28"/>
         </w:rPr>
         <w:lastRenderedPageBreak/>
         <w:t>孤岛的设计</w:t>
@@ -5096,8 +4283,18 @@
           <w:kern w:val="0"/>
           <w:sz w:val="22"/>
         </w:rPr>
-        <w:t>横版似乎</w:t>
-      </w:r>
+        <w:t>横</w:t>
+      </w:r>
+      <w:proofErr w:type="gramStart"/>
+      <w:r>
+        <w:rPr>
+          <w:rFonts w:ascii="Tahoma" w:eastAsia="微软雅黑" w:hAnsi="Tahoma" w:hint="eastAsia"/>
+          <w:kern w:val="0"/>
+          <w:sz w:val="22"/>
+        </w:rPr>
+        <w:t>版似乎</w:t>
+      </w:r>
+      <w:proofErr w:type="gramEnd"/>
       <w:r>
         <w:rPr>
           <w:rFonts w:ascii="Tahoma" w:eastAsia="微软雅黑" w:hAnsi="Tahoma" w:hint="eastAsia"/>
@@ -5149,13 +4346,23 @@
         </w:rPr>
         <w:t>但</w:t>
       </w:r>
-      <w:r>
-        <w:rPr>
-          <w:rFonts w:ascii="Tahoma" w:eastAsia="微软雅黑" w:hAnsi="Tahoma" w:hint="eastAsia"/>
-          <w:kern w:val="0"/>
-          <w:sz w:val="22"/>
-        </w:rPr>
-        <w:t>打开图块来看，发现</w:t>
+      <w:proofErr w:type="gramStart"/>
+      <w:r>
+        <w:rPr>
+          <w:rFonts w:ascii="Tahoma" w:eastAsia="微软雅黑" w:hAnsi="Tahoma" w:hint="eastAsia"/>
+          <w:kern w:val="0"/>
+          <w:sz w:val="22"/>
+        </w:rPr>
+        <w:t>打开图块来看</w:t>
+      </w:r>
+      <w:proofErr w:type="gramEnd"/>
+      <w:r>
+        <w:rPr>
+          <w:rFonts w:ascii="Tahoma" w:eastAsia="微软雅黑" w:hAnsi="Tahoma" w:hint="eastAsia"/>
+          <w:kern w:val="0"/>
+          <w:sz w:val="22"/>
+        </w:rPr>
+        <w:t>，发现</w:t>
       </w:r>
       <w:r>
         <w:rPr>
@@ -5181,6 +4388,7 @@
         </w:rPr>
         <w:t>是数个孤岛，</w:t>
       </w:r>
+      <w:proofErr w:type="gramStart"/>
       <w:r>
         <w:rPr>
           <w:rFonts w:ascii="Tahoma" w:eastAsia="微软雅黑" w:hAnsi="Tahoma" w:hint="eastAsia"/>
@@ -5195,7 +4403,16 @@
           <w:kern w:val="0"/>
           <w:sz w:val="22"/>
         </w:rPr>
-        <w:t>只在有限区域移动</w:t>
+        <w:t>只</w:t>
+      </w:r>
+      <w:proofErr w:type="gramEnd"/>
+      <w:r>
+        <w:rPr>
+          <w:rFonts w:ascii="Tahoma" w:eastAsia="微软雅黑" w:hAnsi="Tahoma" w:hint="eastAsia"/>
+          <w:kern w:val="0"/>
+          <w:sz w:val="22"/>
+        </w:rPr>
+        <w:t>在有限区域移动</w:t>
       </w:r>
       <w:r>
         <w:rPr>
@@ -5222,7 +4439,7 @@
           <w:noProof/>
         </w:rPr>
         <w:drawing>
-          <wp:inline distT="0" distB="0" distL="0" distR="0" wp14:anchorId="556F4FA4" wp14:editId="67B334ED">
+          <wp:inline distT="0" distB="0" distL="0" distR="0" wp14:anchorId="556F4FA4" wp14:editId="1B44453D">
             <wp:extent cx="2266950" cy="1487736"/>
             <wp:effectExtent l="0" t="0" r="0" b="0"/>
             <wp:docPr id="1652500785" name="图片 9"/>
@@ -5583,7 +4800,7 @@
           <w:noProof/>
         </w:rPr>
         <w:drawing>
-          <wp:inline distT="0" distB="0" distL="0" distR="0" wp14:anchorId="1B5DEE44" wp14:editId="2D81CD71">
+          <wp:inline distT="0" distB="0" distL="0" distR="0" wp14:anchorId="1B5DEE44" wp14:editId="5679D745">
             <wp:extent cx="2051685" cy="1699445"/>
             <wp:effectExtent l="0" t="0" r="5715" b="0"/>
             <wp:docPr id="1319758369" name="图片 24"/>
@@ -5636,7 +4853,7 @@
           <w:noProof/>
         </w:rPr>
         <w:drawing>
-          <wp:inline distT="0" distB="0" distL="0" distR="0" wp14:anchorId="4DA14B2B" wp14:editId="5E16D8A3">
+          <wp:inline distT="0" distB="0" distL="0" distR="0" wp14:anchorId="4DA14B2B" wp14:editId="1D0B52F2">
             <wp:extent cx="1905517" cy="1687830"/>
             <wp:effectExtent l="0" t="0" r="0" b="7620"/>
             <wp:docPr id="715032687" name="图片 23"/>
@@ -5747,7 +4964,6 @@
         <w:pStyle w:val="3"/>
         <w:rPr>
           <w:rFonts w:hint="eastAsia"/>
-          <w:sz w:val="28"/>
         </w:rPr>
       </w:pPr>
       <w:bookmarkStart w:id="2" w:name="_小爱丽丝与堆叠级控制"/>
@@ -5755,7 +4971,6 @@
       <w:r>
         <w:rPr>
           <w:rFonts w:hint="eastAsia"/>
-          <w:sz w:val="28"/>
         </w:rPr>
         <w:lastRenderedPageBreak/>
         <w:t>小爱丽丝</w:t>
@@ -5763,10 +4978,17 @@
       <w:r>
         <w:rPr>
           <w:rFonts w:hint="eastAsia"/>
-          <w:sz w:val="28"/>
-        </w:rPr>
-        <w:t>与堆叠级控制</w:t>
-      </w:r>
+        </w:rPr>
+        <w:t>与</w:t>
+      </w:r>
+      <w:proofErr w:type="gramStart"/>
+      <w:r>
+        <w:rPr>
+          <w:rFonts w:hint="eastAsia"/>
+        </w:rPr>
+        <w:t>堆叠级控制</w:t>
+      </w:r>
+      <w:proofErr w:type="gramEnd"/>
     </w:p>
     <w:p>
       <w:pPr>
@@ -5798,7 +5020,25 @@
           <w:kern w:val="0"/>
           <w:sz w:val="22"/>
         </w:rPr>
-        <w:t>以一个小爱丽丝事件为例，</w:t>
+        <w:t>以一个小爱丽</w:t>
+      </w:r>
+      <w:proofErr w:type="gramStart"/>
+      <w:r>
+        <w:rPr>
+          <w:rFonts w:ascii="Tahoma" w:eastAsia="微软雅黑" w:hAnsi="Tahoma" w:hint="eastAsia"/>
+          <w:kern w:val="0"/>
+          <w:sz w:val="22"/>
+        </w:rPr>
+        <w:t>丝事件</w:t>
+      </w:r>
+      <w:proofErr w:type="gramEnd"/>
+      <w:r>
+        <w:rPr>
+          <w:rFonts w:ascii="Tahoma" w:eastAsia="微软雅黑" w:hAnsi="Tahoma" w:hint="eastAsia"/>
+          <w:kern w:val="0"/>
+          <w:sz w:val="22"/>
+        </w:rPr>
+        <w:t>为例，</w:t>
       </w:r>
     </w:p>
     <w:p>
@@ -6555,7 +5795,25 @@
           <w:kern w:val="0"/>
           <w:sz w:val="22"/>
         </w:rPr>
-        <w:t>的下面，图块层的上面，所以可以放</w:t>
+        <w:t>的下面，</w:t>
+      </w:r>
+      <w:proofErr w:type="gramStart"/>
+      <w:r>
+        <w:rPr>
+          <w:rFonts w:ascii="Tahoma" w:eastAsia="微软雅黑" w:hAnsi="Tahoma" w:hint="eastAsia"/>
+          <w:kern w:val="0"/>
+          <w:sz w:val="22"/>
+        </w:rPr>
+        <w:t>图块层</w:t>
+      </w:r>
+      <w:proofErr w:type="gramEnd"/>
+      <w:r>
+        <w:rPr>
+          <w:rFonts w:ascii="Tahoma" w:eastAsia="微软雅黑" w:hAnsi="Tahoma" w:hint="eastAsia"/>
+          <w:kern w:val="0"/>
+          <w:sz w:val="22"/>
+        </w:rPr>
+        <w:t>的上面，所以可以放</w:t>
       </w:r>
       <w:r>
         <w:rPr>
@@ -6660,8 +5918,19 @@
           <w:kern w:val="0"/>
           <w:sz w:val="22"/>
         </w:rPr>
-        <w:t>层级与堆叠级</w:t>
-      </w:r>
+        <w:t>层级与</w:t>
+      </w:r>
+      <w:proofErr w:type="gramStart"/>
+      <w:r>
+        <w:rPr>
+          <w:rFonts w:ascii="Tahoma" w:eastAsia="微软雅黑" w:hAnsi="Tahoma" w:hint="eastAsia"/>
+          <w:color w:val="0070C0"/>
+          <w:kern w:val="0"/>
+          <w:sz w:val="22"/>
+        </w:rPr>
+        <w:t>堆叠级</w:t>
+      </w:r>
+      <w:proofErr w:type="gramEnd"/>
       <w:r>
         <w:rPr>
           <w:rFonts w:ascii="Tahoma" w:eastAsia="微软雅黑" w:hAnsi="Tahoma" w:hint="eastAsia"/>
@@ -6790,7 +6059,25 @@
           <w:kern w:val="0"/>
           <w:sz w:val="22"/>
         </w:rPr>
-        <w:t>设置小爱丽丝事件的层级也在中层，并设置</w:t>
+        <w:t>设置小爱丽</w:t>
+      </w:r>
+      <w:proofErr w:type="gramStart"/>
+      <w:r>
+        <w:rPr>
+          <w:rFonts w:ascii="Tahoma" w:eastAsia="微软雅黑" w:hAnsi="Tahoma" w:hint="eastAsia"/>
+          <w:kern w:val="0"/>
+          <w:sz w:val="22"/>
+        </w:rPr>
+        <w:t>丝事件</w:t>
+      </w:r>
+      <w:proofErr w:type="gramEnd"/>
+      <w:r>
+        <w:rPr>
+          <w:rFonts w:ascii="Tahoma" w:eastAsia="微软雅黑" w:hAnsi="Tahoma" w:hint="eastAsia"/>
+          <w:kern w:val="0"/>
+          <w:sz w:val="22"/>
+        </w:rPr>
+        <w:t>的层级也在中层，并设置</w:t>
       </w:r>
       <w:r>
         <w:rPr>
@@ -6806,8 +6093,18 @@
           <w:kern w:val="0"/>
           <w:sz w:val="22"/>
         </w:rPr>
-        <w:t>固定堆叠级</w:t>
-      </w:r>
+        <w:t>固定</w:t>
+      </w:r>
+      <w:proofErr w:type="gramStart"/>
+      <w:r>
+        <w:rPr>
+          <w:rFonts w:ascii="Tahoma" w:eastAsia="微软雅黑" w:hAnsi="Tahoma" w:hint="eastAsia"/>
+          <w:kern w:val="0"/>
+          <w:sz w:val="22"/>
+        </w:rPr>
+        <w:t>堆叠级</w:t>
+      </w:r>
+      <w:proofErr w:type="gramEnd"/>
       <w:r>
         <w:rPr>
           <w:rFonts w:ascii="Tahoma" w:eastAsia="微软雅黑" w:hAnsi="Tahoma" w:hint="eastAsia"/>
@@ -6841,7 +6138,25 @@
           <w:kern w:val="0"/>
           <w:sz w:val="22"/>
         </w:rPr>
-        <w:t>（堆叠级可以为负数，</w:t>
+        <w:t>（</w:t>
+      </w:r>
+      <w:proofErr w:type="gramStart"/>
+      <w:r>
+        <w:rPr>
+          <w:rFonts w:ascii="Tahoma" w:eastAsia="微软雅黑" w:hAnsi="Tahoma" w:hint="eastAsia"/>
+          <w:kern w:val="0"/>
+          <w:sz w:val="22"/>
+        </w:rPr>
+        <w:t>堆叠级</w:t>
+      </w:r>
+      <w:proofErr w:type="gramEnd"/>
+      <w:r>
+        <w:rPr>
+          <w:rFonts w:ascii="Tahoma" w:eastAsia="微软雅黑" w:hAnsi="Tahoma" w:hint="eastAsia"/>
+          <w:kern w:val="0"/>
+          <w:sz w:val="22"/>
+        </w:rPr>
+        <w:t>可以为负数，</w:t>
       </w:r>
       <w:r>
         <w:rPr>
@@ -7056,19 +6371,31 @@
           <w:rFonts w:hint="eastAsia"/>
         </w:rPr>
         <w:lastRenderedPageBreak/>
+        <w:t>===</w:t>
+      </w:r>
+      <w:r>
+        <w:rPr>
+          <w:rFonts w:hint="eastAsia"/>
+        </w:rPr>
         <w:t>横版2D模仿</w:t>
       </w:r>
       <w:r>
         <w:rPr>
           <w:rFonts w:hint="eastAsia"/>
         </w:rPr>
+        <w:t xml:space="preserve"> </w:t>
+      </w:r>
+      <w:r>
+        <w:rPr>
+          <w:rFonts w:hint="eastAsia"/>
+        </w:rPr>
         <w:t>-</w:t>
       </w:r>
       <w:r>
         <w:rPr>
           <w:rFonts w:hint="eastAsia"/>
         </w:rPr>
-        <w:t>细节问题</w:t>
+        <w:t xml:space="preserve"> 注意事项===</w:t>
       </w:r>
     </w:p>
     <w:p>
@@ -7076,27 +6403,23 @@
         <w:pStyle w:val="3"/>
         <w:rPr>
           <w:rFonts w:hint="eastAsia"/>
-          <w:sz w:val="28"/>
         </w:rPr>
       </w:pPr>
       <w:r>
         <w:rPr>
           <w:rFonts w:hint="eastAsia"/>
-          <w:sz w:val="28"/>
         </w:rPr>
         <w:t>如何</w:t>
       </w:r>
       <w:r>
         <w:rPr>
           <w:rFonts w:hint="eastAsia"/>
-          <w:sz w:val="28"/>
         </w:rPr>
         <w:t>找出</w:t>
       </w:r>
       <w:r>
         <w:rPr>
           <w:rFonts w:hint="eastAsia"/>
-          <w:sz w:val="28"/>
         </w:rPr>
         <w:t>可通行的图块</w:t>
       </w:r>
@@ -7142,7 +6465,25 @@
           <w:kern w:val="0"/>
           <w:sz w:val="22"/>
         </w:rPr>
-        <w:t>透明的图块即可</w:t>
+        <w:t>透明</w:t>
+      </w:r>
+      <w:proofErr w:type="gramStart"/>
+      <w:r>
+        <w:rPr>
+          <w:rFonts w:ascii="Tahoma" w:eastAsia="微软雅黑" w:hAnsi="Tahoma" w:hint="eastAsia"/>
+          <w:kern w:val="0"/>
+          <w:sz w:val="22"/>
+        </w:rPr>
+        <w:t>的图块即</w:t>
+      </w:r>
+      <w:proofErr w:type="gramEnd"/>
+      <w:r>
+        <w:rPr>
+          <w:rFonts w:ascii="Tahoma" w:eastAsia="微软雅黑" w:hAnsi="Tahoma" w:hint="eastAsia"/>
+          <w:kern w:val="0"/>
+          <w:sz w:val="22"/>
+        </w:rPr>
+        <w:t>可</w:t>
       </w:r>
       <w:r>
         <w:rPr>
@@ -7295,7 +6636,7 @@
           <w:noProof/>
         </w:rPr>
         <w:drawing>
-          <wp:inline distT="0" distB="0" distL="0" distR="0" wp14:anchorId="5A5BAA09" wp14:editId="70CF5C5A">
+          <wp:inline distT="0" distB="0" distL="0" distR="0" wp14:anchorId="5A5BAA09" wp14:editId="09A1BE39">
             <wp:extent cx="2781300" cy="1825290"/>
             <wp:effectExtent l="0" t="0" r="0" b="3810"/>
             <wp:docPr id="1418377465" name="图片 9"/>
@@ -7380,13 +6721,11 @@
         <w:pStyle w:val="3"/>
         <w:rPr>
           <w:rFonts w:hint="eastAsia"/>
-          <w:sz w:val="28"/>
         </w:rPr>
       </w:pPr>
       <w:r>
         <w:rPr>
           <w:rFonts w:hint="eastAsia"/>
-          <w:sz w:val="28"/>
         </w:rPr>
         <w:lastRenderedPageBreak/>
         <w:t>建筑</w:t>
@@ -7394,14 +6733,12 @@
       <w:r>
         <w:rPr>
           <w:rFonts w:hint="eastAsia"/>
-          <w:sz w:val="28"/>
         </w:rPr>
         <w:t>高度</w:t>
       </w:r>
       <w:r>
         <w:rPr>
           <w:rFonts w:hint="eastAsia"/>
-          <w:sz w:val="28"/>
         </w:rPr>
         <w:t>对不齐的图块</w:t>
       </w:r>
@@ -7455,7 +6792,25 @@
           <w:kern w:val="0"/>
           <w:sz w:val="22"/>
         </w:rPr>
-        <w:t>时，会发现素材中的建筑高度和图块差距很大。</w:t>
+        <w:t>时，会发现素材中的建筑高度和</w:t>
+      </w:r>
+      <w:proofErr w:type="gramStart"/>
+      <w:r>
+        <w:rPr>
+          <w:rFonts w:ascii="Tahoma" w:eastAsia="微软雅黑" w:hAnsi="Tahoma" w:hint="eastAsia"/>
+          <w:kern w:val="0"/>
+          <w:sz w:val="22"/>
+        </w:rPr>
+        <w:t>图块差距</w:t>
+      </w:r>
+      <w:proofErr w:type="gramEnd"/>
+      <w:r>
+        <w:rPr>
+          <w:rFonts w:ascii="Tahoma" w:eastAsia="微软雅黑" w:hAnsi="Tahoma" w:hint="eastAsia"/>
+          <w:kern w:val="0"/>
+          <w:sz w:val="22"/>
+        </w:rPr>
+        <w:t>很大。</w:t>
       </w:r>
     </w:p>
     <w:p>
@@ -7571,7 +6926,25 @@
           <w:kern w:val="0"/>
           <w:sz w:val="22"/>
         </w:rPr>
-        <w:t>拉伸一下就能够着了。</w:t>
+        <w:t>拉伸一下就</w:t>
+      </w:r>
+      <w:proofErr w:type="gramStart"/>
+      <w:r>
+        <w:rPr>
+          <w:rFonts w:ascii="Tahoma" w:eastAsia="微软雅黑" w:hAnsi="Tahoma" w:hint="eastAsia"/>
+          <w:kern w:val="0"/>
+          <w:sz w:val="22"/>
+        </w:rPr>
+        <w:t>能够着</w:t>
+      </w:r>
+      <w:proofErr w:type="gramEnd"/>
+      <w:r>
+        <w:rPr>
+          <w:rFonts w:ascii="Tahoma" w:eastAsia="微软雅黑" w:hAnsi="Tahoma" w:hint="eastAsia"/>
+          <w:kern w:val="0"/>
+          <w:sz w:val="22"/>
+        </w:rPr>
+        <w:t>了。</w:t>
       </w:r>
     </w:p>
     <w:p>
@@ -7669,6 +7042,608 @@
         <w:jc w:val="left"/>
         <w:rPr>
           <w:rFonts w:ascii="Tahoma" w:eastAsia="微软雅黑" w:hAnsi="Tahoma"/>
+          <w:kern w:val="0"/>
+          <w:sz w:val="22"/>
+        </w:rPr>
+      </w:pPr>
+    </w:p>
+    <w:p>
+      <w:pPr>
+        <w:widowControl/>
+        <w:jc w:val="left"/>
+        <w:rPr>
+          <w:rFonts w:ascii="Tahoma" w:eastAsia="微软雅黑" w:hAnsi="Tahoma"/>
+          <w:kern w:val="0"/>
+          <w:sz w:val="22"/>
+        </w:rPr>
+      </w:pPr>
+      <w:r>
+        <w:rPr>
+          <w:rFonts w:ascii="Tahoma" w:eastAsia="微软雅黑" w:hAnsi="Tahoma"/>
+          <w:kern w:val="0"/>
+          <w:sz w:val="22"/>
+        </w:rPr>
+        <w:br w:type="page"/>
+      </w:r>
+    </w:p>
+    <w:p>
+      <w:pPr>
+        <w:pStyle w:val="2"/>
+        <w:rPr>
+          <w:rFonts w:hint="eastAsia"/>
+        </w:rPr>
+      </w:pPr>
+      <w:r>
+        <w:rPr>
+          <w:rFonts w:hint="eastAsia"/>
+        </w:rPr>
+        <w:lastRenderedPageBreak/>
+        <w:t xml:space="preserve">===横版2D模仿 </w:t>
+      </w:r>
+      <w:r>
+        <w:rPr>
+          <w:rFonts w:hint="eastAsia"/>
+        </w:rPr>
+        <w:t>-</w:t>
+      </w:r>
+      <w:r>
+        <w:rPr>
+          <w:rFonts w:hint="eastAsia"/>
+        </w:rPr>
+        <w:t xml:space="preserve"> </w:t>
+      </w:r>
+      <w:r>
+        <w:rPr>
+          <w:rFonts w:hint="eastAsia"/>
+        </w:rPr>
+        <w:t>特殊说明</w:t>
+      </w:r>
+      <w:r>
+        <w:rPr>
+          <w:rFonts w:hint="eastAsia"/>
+        </w:rPr>
+        <w:t>===</w:t>
+      </w:r>
+    </w:p>
+    <w:p>
+      <w:pPr>
+        <w:pStyle w:val="3"/>
+        <w:rPr>
+          <w:rFonts w:hint="eastAsia"/>
+        </w:rPr>
+      </w:pPr>
+      <w:r>
+        <w:rPr>
+          <w:rFonts w:hint="eastAsia"/>
+        </w:rPr>
+        <w:t>地图</w:t>
+      </w:r>
+      <w:r>
+        <w:rPr>
+          <w:rFonts w:hint="eastAsia"/>
+        </w:rPr>
+        <w:t>设计建议</w:t>
+      </w:r>
+    </w:p>
+    <w:p>
+      <w:pPr>
+        <w:widowControl/>
+        <w:snapToGrid w:val="0"/>
+        <w:rPr>
+          <w:rFonts w:ascii="Tahoma" w:eastAsia="微软雅黑" w:hAnsi="Tahoma"/>
+          <w:kern w:val="0"/>
+          <w:sz w:val="22"/>
+        </w:rPr>
+      </w:pPr>
+      <w:r>
+        <w:rPr>
+          <w:rFonts w:ascii="Tahoma" w:eastAsia="微软雅黑" w:hAnsi="Tahoma" w:hint="eastAsia"/>
+          <w:kern w:val="0"/>
+          <w:sz w:val="22"/>
+        </w:rPr>
+        <w:t>这个地图的设计，一般用于：</w:t>
+      </w:r>
+    </w:p>
+    <w:p>
+      <w:pPr>
+        <w:widowControl/>
+        <w:snapToGrid w:val="0"/>
+        <w:rPr>
+          <w:rFonts w:ascii="Tahoma" w:eastAsia="微软雅黑" w:hAnsi="Tahoma"/>
+          <w:kern w:val="0"/>
+          <w:sz w:val="22"/>
+        </w:rPr>
+      </w:pPr>
+      <w:r>
+        <w:rPr>
+          <w:rFonts w:ascii="Tahoma" w:eastAsia="微软雅黑" w:hAnsi="Tahoma" w:hint="eastAsia"/>
+          <w:kern w:val="0"/>
+          <w:sz w:val="22"/>
+        </w:rPr>
+        <w:t>&gt; RPG</w:t>
+      </w:r>
+      <w:r>
+        <w:rPr>
+          <w:rFonts w:ascii="Tahoma" w:eastAsia="微软雅黑" w:hAnsi="Tahoma" w:hint="eastAsia"/>
+          <w:kern w:val="0"/>
+          <w:sz w:val="22"/>
+        </w:rPr>
+        <w:t>剧情推进</w:t>
+      </w:r>
+    </w:p>
+    <w:p>
+      <w:pPr>
+        <w:widowControl/>
+        <w:snapToGrid w:val="0"/>
+        <w:ind w:firstLine="420"/>
+        <w:rPr>
+          <w:rFonts w:ascii="Tahoma" w:eastAsia="微软雅黑" w:hAnsi="Tahoma"/>
+          <w:kern w:val="0"/>
+          <w:sz w:val="22"/>
+        </w:rPr>
+      </w:pPr>
+      <w:r>
+        <w:rPr>
+          <w:rFonts w:ascii="Tahoma" w:eastAsia="微软雅黑" w:hAnsi="Tahoma" w:hint="eastAsia"/>
+          <w:kern w:val="0"/>
+          <w:sz w:val="22"/>
+        </w:rPr>
+        <w:t>（让玩家感受一下横</w:t>
+      </w:r>
+      <w:proofErr w:type="gramStart"/>
+      <w:r>
+        <w:rPr>
+          <w:rFonts w:ascii="Tahoma" w:eastAsia="微软雅黑" w:hAnsi="Tahoma" w:hint="eastAsia"/>
+          <w:kern w:val="0"/>
+          <w:sz w:val="22"/>
+        </w:rPr>
+        <w:t>版风格</w:t>
+      </w:r>
+      <w:proofErr w:type="gramEnd"/>
+      <w:r>
+        <w:rPr>
+          <w:rFonts w:ascii="Tahoma" w:eastAsia="微软雅黑" w:hAnsi="Tahoma" w:hint="eastAsia"/>
+          <w:kern w:val="0"/>
+          <w:sz w:val="22"/>
+        </w:rPr>
+        <w:t>的游戏世界观）</w:t>
+      </w:r>
+    </w:p>
+    <w:p>
+      <w:pPr>
+        <w:widowControl/>
+        <w:snapToGrid w:val="0"/>
+        <w:rPr>
+          <w:rFonts w:ascii="Tahoma" w:eastAsia="微软雅黑" w:hAnsi="Tahoma"/>
+          <w:kern w:val="0"/>
+          <w:sz w:val="22"/>
+        </w:rPr>
+      </w:pPr>
+      <w:r>
+        <w:rPr>
+          <w:rFonts w:ascii="Tahoma" w:eastAsia="微软雅黑" w:hAnsi="Tahoma" w:hint="eastAsia"/>
+          <w:kern w:val="0"/>
+          <w:sz w:val="22"/>
+        </w:rPr>
+        <w:t xml:space="preserve">&gt; </w:t>
+      </w:r>
+      <w:r>
+        <w:rPr>
+          <w:rFonts w:ascii="Tahoma" w:eastAsia="微软雅黑" w:hAnsi="Tahoma" w:hint="eastAsia"/>
+          <w:kern w:val="0"/>
+          <w:sz w:val="22"/>
+        </w:rPr>
+        <w:t>时间线的故事介绍</w:t>
+      </w:r>
+    </w:p>
+    <w:p>
+      <w:pPr>
+        <w:widowControl/>
+        <w:snapToGrid w:val="0"/>
+        <w:ind w:firstLine="420"/>
+        <w:rPr>
+          <w:rFonts w:ascii="Tahoma" w:eastAsia="微软雅黑" w:hAnsi="Tahoma"/>
+          <w:kern w:val="0"/>
+          <w:sz w:val="22"/>
+        </w:rPr>
+      </w:pPr>
+      <w:r>
+        <w:rPr>
+          <w:rFonts w:ascii="Tahoma" w:eastAsia="微软雅黑" w:hAnsi="Tahoma" w:hint="eastAsia"/>
+          <w:kern w:val="0"/>
+          <w:sz w:val="22"/>
+        </w:rPr>
+        <w:t>（让玩家一直向前走，中途闪过各种回忆</w:t>
+      </w:r>
+      <w:r>
+        <w:rPr>
+          <w:rFonts w:ascii="Tahoma" w:eastAsia="微软雅黑" w:hAnsi="Tahoma" w:hint="eastAsia"/>
+          <w:kern w:val="0"/>
+          <w:sz w:val="22"/>
+        </w:rPr>
+        <w:t>CG</w:t>
+      </w:r>
+      <w:r>
+        <w:rPr>
+          <w:rFonts w:ascii="Tahoma" w:eastAsia="微软雅黑" w:hAnsi="Tahoma" w:hint="eastAsia"/>
+          <w:kern w:val="0"/>
+          <w:sz w:val="22"/>
+        </w:rPr>
+        <w:t>或路途遇见某人）</w:t>
+      </w:r>
+    </w:p>
+    <w:p>
+      <w:pPr>
+        <w:widowControl/>
+        <w:snapToGrid w:val="0"/>
+        <w:rPr>
+          <w:rFonts w:ascii="Tahoma" w:eastAsia="微软雅黑" w:hAnsi="Tahoma"/>
+          <w:kern w:val="0"/>
+          <w:sz w:val="22"/>
+        </w:rPr>
+      </w:pPr>
+      <w:r>
+        <w:rPr>
+          <w:rFonts w:ascii="Tahoma" w:eastAsia="微软雅黑" w:hAnsi="Tahoma" w:hint="eastAsia"/>
+          <w:kern w:val="0"/>
+          <w:sz w:val="22"/>
+        </w:rPr>
+        <w:t xml:space="preserve">&gt; </w:t>
+      </w:r>
+      <w:r>
+        <w:rPr>
+          <w:rFonts w:ascii="Tahoma" w:eastAsia="微软雅黑" w:hAnsi="Tahoma" w:hint="eastAsia"/>
+          <w:kern w:val="0"/>
+          <w:sz w:val="22"/>
+        </w:rPr>
+        <w:t>分成数</w:t>
+      </w:r>
+      <w:proofErr w:type="gramStart"/>
+      <w:r>
+        <w:rPr>
+          <w:rFonts w:ascii="Tahoma" w:eastAsia="微软雅黑" w:hAnsi="Tahoma" w:hint="eastAsia"/>
+          <w:kern w:val="0"/>
+          <w:sz w:val="22"/>
+        </w:rPr>
+        <w:t>个</w:t>
+      </w:r>
+      <w:proofErr w:type="gramEnd"/>
+      <w:r>
+        <w:rPr>
+          <w:rFonts w:ascii="Tahoma" w:eastAsia="微软雅黑" w:hAnsi="Tahoma" w:hint="eastAsia"/>
+          <w:kern w:val="0"/>
+          <w:sz w:val="22"/>
+        </w:rPr>
+        <w:t>孤岛的解谜关卡</w:t>
+      </w:r>
+    </w:p>
+    <w:p>
+      <w:pPr>
+        <w:widowControl/>
+        <w:snapToGrid w:val="0"/>
+        <w:ind w:firstLine="420"/>
+        <w:rPr>
+          <w:rFonts w:ascii="Tahoma" w:eastAsia="微软雅黑" w:hAnsi="Tahoma"/>
+          <w:kern w:val="0"/>
+          <w:sz w:val="22"/>
+        </w:rPr>
+      </w:pPr>
+      <w:r>
+        <w:rPr>
+          <w:rFonts w:ascii="Tahoma" w:eastAsia="微软雅黑" w:hAnsi="Tahoma" w:hint="eastAsia"/>
+          <w:kern w:val="0"/>
+          <w:sz w:val="22"/>
+        </w:rPr>
+        <w:t>（必须通过特定能力或道具才能到达的孤岛，可见后面章节：</w:t>
+      </w:r>
+      <w:hyperlink w:anchor="_孤岛的设计" w:history="1">
+        <w:r>
+          <w:rPr>
+            <w:rStyle w:val="a4"/>
+            <w:rFonts w:ascii="Tahoma" w:eastAsia="微软雅黑" w:hAnsi="Tahoma" w:hint="eastAsia"/>
+            <w:kern w:val="0"/>
+            <w:sz w:val="22"/>
+          </w:rPr>
+          <w:t>孤岛的设计</w:t>
+        </w:r>
+      </w:hyperlink>
+      <w:r>
+        <w:rPr>
+          <w:rFonts w:ascii="Tahoma" w:eastAsia="微软雅黑" w:hAnsi="Tahoma" w:hint="eastAsia"/>
+          <w:kern w:val="0"/>
+          <w:sz w:val="22"/>
+        </w:rPr>
+        <w:t xml:space="preserve"> </w:t>
+      </w:r>
+      <w:r>
+        <w:rPr>
+          <w:rFonts w:ascii="Tahoma" w:eastAsia="微软雅黑" w:hAnsi="Tahoma" w:hint="eastAsia"/>
+          <w:kern w:val="0"/>
+          <w:sz w:val="22"/>
+        </w:rPr>
+        <w:t>）</w:t>
+      </w:r>
+    </w:p>
+    <w:p>
+      <w:pPr>
+        <w:widowControl/>
+        <w:jc w:val="left"/>
+        <w:rPr>
+          <w:rFonts w:ascii="Tahoma" w:eastAsia="微软雅黑" w:hAnsi="Tahoma" w:hint="eastAsia"/>
+          <w:kern w:val="0"/>
+          <w:sz w:val="22"/>
+        </w:rPr>
+      </w:pPr>
+    </w:p>
+    <w:p>
+      <w:pPr>
+        <w:widowControl/>
+        <w:jc w:val="left"/>
+        <w:rPr>
+          <w:rFonts w:hint="eastAsia"/>
+        </w:rPr>
+      </w:pPr>
+    </w:p>
+    <w:p>
+      <w:pPr>
+        <w:pStyle w:val="3"/>
+        <w:rPr>
+          <w:rFonts w:hint="eastAsia"/>
+        </w:rPr>
+      </w:pPr>
+      <w:r>
+        <w:rPr>
+          <w:rFonts w:hint="eastAsia"/>
+        </w:rPr>
+        <w:t>素材建议</w:t>
+      </w:r>
+    </w:p>
+    <w:p>
+      <w:pPr>
+        <w:widowControl/>
+        <w:snapToGrid w:val="0"/>
+        <w:jc w:val="left"/>
+        <w:rPr>
+          <w:rFonts w:ascii="Tahoma" w:eastAsia="微软雅黑" w:hAnsi="Tahoma"/>
+          <w:kern w:val="0"/>
+          <w:sz w:val="22"/>
+        </w:rPr>
+      </w:pPr>
+      <w:r>
+        <w:rPr>
+          <w:rFonts w:ascii="Tahoma" w:eastAsia="微软雅黑" w:hAnsi="Tahoma" w:hint="eastAsia"/>
+          <w:kern w:val="0"/>
+          <w:sz w:val="22"/>
+        </w:rPr>
+        <w:t>其实作者我可以</w:t>
+      </w:r>
+      <w:r>
+        <w:rPr>
+          <w:rFonts w:ascii="Tahoma" w:eastAsia="微软雅黑" w:hAnsi="Tahoma" w:hint="eastAsia"/>
+          <w:kern w:val="0"/>
+          <w:sz w:val="22"/>
+        </w:rPr>
+        <w:t>更</w:t>
+      </w:r>
+      <w:r>
+        <w:rPr>
+          <w:rFonts w:ascii="Tahoma" w:eastAsia="微软雅黑" w:hAnsi="Tahoma" w:hint="eastAsia"/>
+          <w:kern w:val="0"/>
+          <w:sz w:val="22"/>
+        </w:rPr>
+        <w:t>细心一点，</w:t>
+      </w:r>
+    </w:p>
+    <w:p>
+      <w:pPr>
+        <w:widowControl/>
+        <w:snapToGrid w:val="0"/>
+        <w:jc w:val="left"/>
+        <w:rPr>
+          <w:rFonts w:ascii="Tahoma" w:eastAsia="微软雅黑" w:hAnsi="Tahoma"/>
+          <w:kern w:val="0"/>
+          <w:sz w:val="22"/>
+        </w:rPr>
+      </w:pPr>
+      <w:r>
+        <w:rPr>
+          <w:rFonts w:ascii="Tahoma" w:eastAsia="微软雅黑" w:hAnsi="Tahoma" w:hint="eastAsia"/>
+          <w:kern w:val="0"/>
+          <w:sz w:val="22"/>
+        </w:rPr>
+        <w:t>只基于</w:t>
+      </w:r>
+      <w:r>
+        <w:rPr>
+          <w:rFonts w:ascii="Tahoma" w:eastAsia="微软雅黑" w:hAnsi="Tahoma"/>
+          <w:kern w:val="0"/>
+          <w:sz w:val="22"/>
+        </w:rPr>
+        <w:t>ai</w:t>
+      </w:r>
+      <w:r>
+        <w:rPr>
+          <w:rFonts w:ascii="Tahoma" w:eastAsia="微软雅黑" w:hAnsi="Tahoma"/>
+          <w:kern w:val="0"/>
+          <w:sz w:val="22"/>
+        </w:rPr>
+        <w:t>的构图，依靠自己</w:t>
+      </w:r>
+      <w:r>
+        <w:rPr>
+          <w:rFonts w:ascii="Tahoma" w:eastAsia="微软雅黑" w:hAnsi="Tahoma" w:hint="eastAsia"/>
+          <w:kern w:val="0"/>
+          <w:sz w:val="22"/>
+        </w:rPr>
+        <w:t>一点点</w:t>
+      </w:r>
+      <w:r>
+        <w:rPr>
+          <w:rFonts w:ascii="Tahoma" w:eastAsia="微软雅黑" w:hAnsi="Tahoma"/>
+          <w:kern w:val="0"/>
+          <w:sz w:val="22"/>
+        </w:rPr>
+        <w:t>画像素的方式来</w:t>
+      </w:r>
+      <w:proofErr w:type="gramStart"/>
+      <w:r>
+        <w:rPr>
+          <w:rFonts w:ascii="Tahoma" w:eastAsia="微软雅黑" w:hAnsi="Tahoma" w:hint="eastAsia"/>
+          <w:kern w:val="0"/>
+          <w:sz w:val="22"/>
+        </w:rPr>
+        <w:t>画完全</w:t>
+      </w:r>
+      <w:proofErr w:type="gramEnd"/>
+      <w:r>
+        <w:rPr>
+          <w:rFonts w:ascii="Tahoma" w:eastAsia="微软雅黑" w:hAnsi="Tahoma" w:hint="eastAsia"/>
+          <w:kern w:val="0"/>
+          <w:sz w:val="22"/>
+        </w:rPr>
+        <w:t>部地图细节。</w:t>
+      </w:r>
+    </w:p>
+    <w:p>
+      <w:pPr>
+        <w:widowControl/>
+        <w:snapToGrid w:val="0"/>
+        <w:spacing w:after="200"/>
+        <w:jc w:val="left"/>
+        <w:rPr>
+          <w:rFonts w:ascii="Tahoma" w:eastAsia="微软雅黑" w:hAnsi="Tahoma"/>
+          <w:kern w:val="0"/>
+          <w:sz w:val="22"/>
+        </w:rPr>
+      </w:pPr>
+      <w:r>
+        <w:rPr>
+          <w:rFonts w:ascii="Tahoma" w:eastAsia="微软雅黑" w:hAnsi="Tahoma" w:hint="eastAsia"/>
+          <w:kern w:val="0"/>
+          <w:sz w:val="22"/>
+        </w:rPr>
+        <w:t>因为</w:t>
+      </w:r>
+      <w:r>
+        <w:rPr>
+          <w:rFonts w:ascii="Tahoma" w:eastAsia="微软雅黑" w:hAnsi="Tahoma" w:hint="eastAsia"/>
+          <w:kern w:val="0"/>
+          <w:sz w:val="22"/>
+        </w:rPr>
+        <w:t>ai</w:t>
+      </w:r>
+      <w:r>
+        <w:rPr>
+          <w:rFonts w:ascii="Tahoma" w:eastAsia="微软雅黑" w:hAnsi="Tahoma" w:hint="eastAsia"/>
+          <w:kern w:val="0"/>
+          <w:sz w:val="22"/>
+        </w:rPr>
+        <w:t>图中很多物体放置都不合理，自己画能避免很多问题。</w:t>
+      </w:r>
+    </w:p>
+    <w:p>
+      <w:pPr>
+        <w:widowControl/>
+        <w:snapToGrid w:val="0"/>
+        <w:jc w:val="left"/>
+        <w:rPr>
+          <w:rFonts w:ascii="Tahoma" w:eastAsia="微软雅黑" w:hAnsi="Tahoma"/>
+          <w:kern w:val="0"/>
+          <w:sz w:val="22"/>
+        </w:rPr>
+      </w:pPr>
+      <w:r>
+        <w:rPr>
+          <w:rFonts w:ascii="Tahoma" w:eastAsia="微软雅黑" w:hAnsi="Tahoma"/>
+          <w:kern w:val="0"/>
+          <w:sz w:val="22"/>
+        </w:rPr>
+        <w:t>但这里作者我懒了</w:t>
+      </w:r>
+      <w:r>
+        <w:rPr>
+          <w:rFonts w:ascii="Tahoma" w:eastAsia="微软雅黑" w:hAnsi="Tahoma" w:hint="eastAsia"/>
+          <w:kern w:val="0"/>
+          <w:sz w:val="22"/>
+        </w:rPr>
+        <w:t>。。。</w:t>
+      </w:r>
+    </w:p>
+    <w:p>
+      <w:pPr>
+        <w:widowControl/>
+        <w:snapToGrid w:val="0"/>
+        <w:jc w:val="left"/>
+        <w:rPr>
+          <w:rFonts w:ascii="Tahoma" w:eastAsia="微软雅黑" w:hAnsi="Tahoma"/>
+          <w:kern w:val="0"/>
+          <w:sz w:val="22"/>
+        </w:rPr>
+      </w:pPr>
+      <w:r>
+        <w:rPr>
+          <w:rFonts w:ascii="Tahoma" w:eastAsia="微软雅黑" w:hAnsi="Tahoma" w:hint="eastAsia"/>
+          <w:kern w:val="0"/>
+          <w:sz w:val="22"/>
+        </w:rPr>
+        <w:t>这也是给你们展示</w:t>
+      </w:r>
+      <w:r>
+        <w:rPr>
+          <w:rFonts w:ascii="Tahoma" w:eastAsia="微软雅黑" w:hAnsi="Tahoma" w:hint="eastAsia"/>
+          <w:kern w:val="0"/>
+          <w:sz w:val="22"/>
+        </w:rPr>
+        <w:t>ai</w:t>
+      </w:r>
+      <w:r>
+        <w:rPr>
+          <w:rFonts w:ascii="Tahoma" w:eastAsia="微软雅黑" w:hAnsi="Tahoma" w:hint="eastAsia"/>
+          <w:kern w:val="0"/>
+          <w:sz w:val="22"/>
+        </w:rPr>
+        <w:t>与实际游戏地图作画差距的好机会，</w:t>
+      </w:r>
+    </w:p>
+    <w:p>
+      <w:pPr>
+        <w:widowControl/>
+        <w:snapToGrid w:val="0"/>
+        <w:jc w:val="left"/>
+        <w:rPr>
+          <w:rFonts w:ascii="Tahoma" w:eastAsia="微软雅黑" w:hAnsi="Tahoma"/>
+          <w:kern w:val="0"/>
+          <w:sz w:val="22"/>
+        </w:rPr>
+      </w:pPr>
+      <w:r>
+        <w:rPr>
+          <w:rFonts w:ascii="Tahoma" w:eastAsia="微软雅黑" w:hAnsi="Tahoma" w:hint="eastAsia"/>
+          <w:kern w:val="0"/>
+          <w:sz w:val="22"/>
+        </w:rPr>
+        <w:t>你们可不能像作者我这样随便糊弄哦。</w:t>
+      </w:r>
+    </w:p>
+    <w:p>
+      <w:pPr>
+        <w:widowControl/>
+        <w:snapToGrid w:val="0"/>
+        <w:jc w:val="left"/>
+        <w:rPr>
+          <w:rFonts w:ascii="Tahoma" w:eastAsia="微软雅黑" w:hAnsi="Tahoma"/>
+          <w:kern w:val="0"/>
+          <w:sz w:val="22"/>
+        </w:rPr>
+      </w:pPr>
+    </w:p>
+    <w:p>
+      <w:pPr>
+        <w:widowControl/>
+        <w:snapToGrid w:val="0"/>
+        <w:jc w:val="left"/>
+        <w:rPr>
+          <w:rFonts w:ascii="Tahoma" w:eastAsia="微软雅黑" w:hAnsi="Tahoma" w:hint="eastAsia"/>
           <w:kern w:val="0"/>
           <w:sz w:val="22"/>
         </w:rPr>
@@ -8284,41 +8259,42 @@
     <w:uiPriority w:val="9"/>
     <w:unhideWhenUsed/>
     <w:qFormat/>
-    <w:rsid w:val="00AA0818"/>
+    <w:rsid w:val="00FE4C72"/>
     <w:pPr>
       <w:keepNext/>
       <w:keepLines/>
-      <w:spacing w:before="260" w:after="260" w:line="416" w:lineRule="auto"/>
+      <w:spacing w:before="120" w:after="120" w:line="415" w:lineRule="auto"/>
       <w:outlineLvl w:val="2"/>
     </w:pPr>
     <w:rPr>
       <w:b/>
       <w:bCs/>
-      <w:sz w:val="32"/>
-      <w:szCs w:val="32"/>
+      <w:sz w:val="28"/>
+      <w:szCs w:val="28"/>
     </w:rPr>
   </w:style>
   <w:style w:type="paragraph" w:styleId="4">
     <w:name w:val="heading 4"/>
+    <w:aliases w:val="第三层条,第四层,(１)黑小三,36标题4,标题 4 Char Char,1.1.1.1,1.1.1.1标题 4,H4,h4,PIM 4,第四层1 Char,第四层1,四级标题,四级,bullet,bl,bb,论文标题 3,论文标题3,四级标题 Char,36标题 4,第三层条1.1,1.1.1.1 标题 4,第三层条1,第三层条2,第三层条3,第三层条4,第三层条5,第三层条6,第三层条7,第三层条8,第三层条9,第三层条10,第三层条11,第三层条12,第三层条13,标题 4-lzg"/>
     <w:basedOn w:val="a"/>
     <w:next w:val="a"/>
     <w:link w:val="40"/>
     <w:uiPriority w:val="9"/>
     <w:unhideWhenUsed/>
     <w:qFormat/>
-    <w:rsid w:val="002159C8"/>
+    <w:rsid w:val="00140FC7"/>
     <w:pPr>
       <w:keepNext/>
       <w:keepLines/>
-      <w:spacing w:before="120" w:after="120" w:line="377" w:lineRule="auto"/>
+      <w:snapToGrid w:val="0"/>
+      <w:spacing w:before="120" w:after="120"/>
       <w:outlineLvl w:val="3"/>
     </w:pPr>
     <w:rPr>
-      <w:rFonts w:asciiTheme="majorHAnsi" w:eastAsiaTheme="majorEastAsia" w:hAnsiTheme="majorHAnsi" w:cstheme="majorBidi"/>
+      <w:rFonts w:ascii="微软雅黑" w:eastAsia="微软雅黑" w:hAnsi="微软雅黑" w:cstheme="majorBidi"/>
       <w:b/>
       <w:bCs/>
-      <w:sz w:val="28"/>
-      <w:szCs w:val="28"/>
+      <w:sz w:val="22"/>
     </w:rPr>
   </w:style>
   <w:style w:type="character" w:default="1" w:styleId="a0">
@@ -8574,12 +8550,12 @@
     <w:basedOn w:val="a0"/>
     <w:link w:val="3"/>
     <w:uiPriority w:val="9"/>
-    <w:rsid w:val="00AA0818"/>
+    <w:rsid w:val="00FE4C72"/>
     <w:rPr>
       <w:b/>
       <w:bCs/>
-      <w:sz w:val="32"/>
-      <w:szCs w:val="32"/>
+      <w:sz w:val="28"/>
+      <w:szCs w:val="28"/>
     </w:rPr>
   </w:style>
   <w:style w:type="paragraph" w:styleId="af1">
@@ -8606,16 +8582,16 @@
   </w:style>
   <w:style w:type="character" w:customStyle="1" w:styleId="40">
     <w:name w:val="标题 4 字符"/>
+    <w:aliases w:val="第三层条 字符,第四层 字符,(１)黑小三 字符,36标题4 字符,标题 4 Char Char 字符,1.1.1.1 字符,1.1.1.1标题 4 字符,H4 字符,h4 字符,PIM 4 字符,第四层1 Char 字符,第四层1 字符,四级标题 字符,四级 字符,bullet 字符,bl 字符,bb 字符,论文标题 3 字符,论文标题3 字符,四级标题 Char 字符,36标题 4 字符,第三层条1.1 字符,1.1.1.1 标题 4 字符,第三层条1 字符,第三层条2 字符"/>
     <w:basedOn w:val="a0"/>
     <w:link w:val="4"/>
     <w:uiPriority w:val="9"/>
-    <w:rsid w:val="002159C8"/>
+    <w:rsid w:val="00140FC7"/>
     <w:rPr>
-      <w:rFonts w:asciiTheme="majorHAnsi" w:eastAsiaTheme="majorEastAsia" w:hAnsiTheme="majorHAnsi" w:cstheme="majorBidi"/>
+      <w:rFonts w:ascii="微软雅黑" w:eastAsia="微软雅黑" w:hAnsi="微软雅黑" w:cstheme="majorBidi"/>
       <w:b/>
       <w:bCs/>
-      <w:sz w:val="28"/>
-      <w:szCs w:val="28"/>
+      <w:sz w:val="22"/>
     </w:rPr>
   </w:style>
 </w:styles>
